--- a/Descriptive_Statistics_1/Understanding_Data_Summaries_Central_Tendency__Position__Variability__Association.docx
+++ b/Descriptive_Statistics_1/Understanding_Data_Summaries_Central_Tendency__Position__Variability__Association.docx
@@ -47,7 +47,15 @@
         <w:t>Meaning:</w:t>
       </w:r>
       <w:r>
-        <w:t xml:space="preserve"> The “center” or typical value of data.</w:t>
+        <w:t xml:space="preserve"> The “</w:t>
+      </w:r>
+      <w:proofErr w:type="spellStart"/>
+      <w:r>
+        <w:t>center</w:t>
+      </w:r>
+      <w:proofErr w:type="spellEnd"/>
+      <w:r>
+        <w:t>” or typical value of data.</w:t>
       </w:r>
     </w:p>
     <w:p>
@@ -365,6 +373,1903 @@
         <w:t xml:space="preserve"> Higher Mathematics marks often come with higher Programming marks → positive correlation.</w:t>
       </w:r>
     </w:p>
+    <w:p/>
+    <w:p>
+      <w:pPr>
+        <w:rPr>
+          <w:b/>
+          <w:bCs/>
+        </w:rPr>
+      </w:pPr>
+      <w:r>
+        <w:rPr>
+          <w:b/>
+          <w:bCs/>
+        </w:rPr>
+        <w:t>What is Mean Deviation?</w:t>
+      </w:r>
+    </w:p>
+    <w:p/>
+    <w:p>
+      <w:pPr>
+        <w:rPr>
+          <w:b/>
+          <w:bCs/>
+        </w:rPr>
+      </w:pPr>
+      <w:r>
+        <w:rPr>
+          <w:rFonts w:ascii="Segoe UI Emoji" w:hAnsi="Segoe UI Emoji" w:cs="Segoe UI Emoji"/>
+          <w:b/>
+          <w:bCs/>
+        </w:rPr>
+        <w:t>🔹</w:t>
+      </w:r>
+      <w:r>
+        <w:rPr>
+          <w:b/>
+          <w:bCs/>
+        </w:rPr>
+        <w:t xml:space="preserve"> What is Mean Deviation?</w:t>
+      </w:r>
+    </w:p>
+    <w:p>
+      <w:r>
+        <w:t xml:space="preserve">It measures </w:t>
+      </w:r>
+      <w:r>
+        <w:rPr>
+          <w:b/>
+          <w:bCs/>
+        </w:rPr>
+        <w:t>how far, on average, each data point is from the mean</w:t>
+      </w:r>
+      <w:r>
+        <w:t xml:space="preserve"> of the dataset. Formula:</w:t>
+      </w:r>
+    </w:p>
+    <w:p>
+      <m:oMathPara>
+        <m:oMath>
+          <m:r>
+            <m:rPr>
+              <m:nor/>
+            </m:rPr>
+            <m:t>Mean Deviation</m:t>
+          </m:r>
+          <m:r>
+            <w:rPr>
+              <w:rFonts w:ascii="Cambria Math" w:hAnsi="Cambria Math"/>
+            </w:rPr>
+            <m:t>=</m:t>
+          </m:r>
+          <m:f>
+            <m:fPr>
+              <m:ctrlPr>
+                <w:rPr>
+                  <w:rFonts w:ascii="Cambria Math" w:hAnsi="Cambria Math"/>
+                </w:rPr>
+              </m:ctrlPr>
+            </m:fPr>
+            <m:num>
+              <m:r>
+                <w:rPr>
+                  <w:rFonts w:ascii="Cambria Math" w:hAnsi="Cambria Math"/>
+                </w:rPr>
+                <m:t>∑</m:t>
+              </m:r>
+              <m:r>
+                <m:rPr>
+                  <m:sty m:val="p"/>
+                </m:rPr>
+                <w:rPr>
+                  <w:rFonts w:ascii="Cambria Math" w:hAnsi="Cambria Math"/>
+                </w:rPr>
+                <m:t>∣</m:t>
+              </m:r>
+              <m:sSub>
+                <m:sSubPr>
+                  <m:ctrlPr>
+                    <w:rPr>
+                      <w:rFonts w:ascii="Cambria Math" w:hAnsi="Cambria Math"/>
+                    </w:rPr>
+                  </m:ctrlPr>
+                </m:sSubPr>
+                <m:e>
+                  <m:r>
+                    <w:rPr>
+                      <w:rFonts w:ascii="Cambria Math" w:hAnsi="Cambria Math"/>
+                    </w:rPr>
+                    <m:t>x</m:t>
+                  </m:r>
+                </m:e>
+                <m:sub>
+                  <m:r>
+                    <w:rPr>
+                      <w:rFonts w:ascii="Cambria Math" w:hAnsi="Cambria Math"/>
+                    </w:rPr>
+                    <m:t>i</m:t>
+                  </m:r>
+                </m:sub>
+              </m:sSub>
+              <m:r>
+                <w:rPr>
+                  <w:rFonts w:ascii="Cambria Math" w:hAnsi="Cambria Math"/>
+                </w:rPr>
+                <m:t>-</m:t>
+              </m:r>
+              <m:acc>
+                <m:accPr>
+                  <m:chr m:val="ˉ"/>
+                  <m:ctrlPr>
+                    <w:rPr>
+                      <w:rFonts w:ascii="Cambria Math" w:hAnsi="Cambria Math"/>
+                    </w:rPr>
+                  </m:ctrlPr>
+                </m:accPr>
+                <m:e>
+                  <m:r>
+                    <w:rPr>
+                      <w:rFonts w:ascii="Cambria Math" w:hAnsi="Cambria Math"/>
+                    </w:rPr>
+                    <m:t>x</m:t>
+                  </m:r>
+                </m:e>
+              </m:acc>
+              <m:r>
+                <m:rPr>
+                  <m:sty m:val="p"/>
+                </m:rPr>
+                <w:rPr>
+                  <w:rFonts w:ascii="Cambria Math" w:hAnsi="Cambria Math"/>
+                </w:rPr>
+                <m:t>∣</m:t>
+              </m:r>
+            </m:num>
+            <m:den>
+              <m:r>
+                <w:rPr>
+                  <w:rFonts w:ascii="Cambria Math" w:hAnsi="Cambria Math"/>
+                </w:rPr>
+                <m:t>n</m:t>
+              </m:r>
+            </m:den>
+          </m:f>
+        </m:oMath>
+      </m:oMathPara>
+    </w:p>
+    <w:p/>
+    <w:p/>
+    <w:p/>
+    <w:p>
+      <w:r>
+        <w:lastRenderedPageBreak/>
+        <w:t>Where:</w:t>
+      </w:r>
+    </w:p>
+    <w:p>
+      <w:pPr>
+        <w:numPr>
+          <w:ilvl w:val="0"/>
+          <w:numId w:val="5"/>
+        </w:numPr>
+      </w:pPr>
+      <m:oMath>
+        <m:sSub>
+          <m:sSubPr>
+            <m:ctrlPr>
+              <w:rPr>
+                <w:rFonts w:ascii="Cambria Math" w:hAnsi="Cambria Math"/>
+              </w:rPr>
+            </m:ctrlPr>
+          </m:sSubPr>
+          <m:e>
+            <m:r>
+              <w:rPr>
+                <w:rFonts w:ascii="Cambria Math" w:hAnsi="Cambria Math"/>
+              </w:rPr>
+              <m:t>x</m:t>
+            </m:r>
+          </m:e>
+          <m:sub>
+            <m:r>
+              <w:rPr>
+                <w:rFonts w:ascii="Cambria Math" w:hAnsi="Cambria Math"/>
+              </w:rPr>
+              <m:t>i</m:t>
+            </m:r>
+          </m:sub>
+        </m:sSub>
+      </m:oMath>
+      <w:r>
+        <w:t>= each data value</w:t>
+      </w:r>
+    </w:p>
+    <w:p>
+      <w:pPr>
+        <w:numPr>
+          <w:ilvl w:val="0"/>
+          <w:numId w:val="5"/>
+        </w:numPr>
+      </w:pPr>
+      <m:oMath>
+        <m:acc>
+          <m:accPr>
+            <m:chr m:val="ˉ"/>
+            <m:ctrlPr>
+              <w:rPr>
+                <w:rFonts w:ascii="Cambria Math" w:hAnsi="Cambria Math"/>
+              </w:rPr>
+            </m:ctrlPr>
+          </m:accPr>
+          <m:e>
+            <m:r>
+              <w:rPr>
+                <w:rFonts w:ascii="Cambria Math" w:hAnsi="Cambria Math"/>
+              </w:rPr>
+              <m:t>x</m:t>
+            </m:r>
+          </m:e>
+        </m:acc>
+      </m:oMath>
+      <w:r>
+        <w:t>= mean of the dataset</w:t>
+      </w:r>
+    </w:p>
+    <w:p>
+      <w:pPr>
+        <w:numPr>
+          <w:ilvl w:val="0"/>
+          <w:numId w:val="5"/>
+        </w:numPr>
+      </w:pPr>
+      <m:oMath>
+        <m:r>
+          <w:rPr>
+            <w:rFonts w:ascii="Cambria Math" w:hAnsi="Cambria Math"/>
+          </w:rPr>
+          <m:t>n</m:t>
+        </m:r>
+      </m:oMath>
+      <w:r>
+        <w:t>= number of data points</w:t>
+      </w:r>
+    </w:p>
+    <w:p>
+      <w:pPr>
+        <w:numPr>
+          <w:ilvl w:val="0"/>
+          <w:numId w:val="5"/>
+        </w:numPr>
+      </w:pPr>
+      <m:oMath>
+        <m:r>
+          <m:rPr>
+            <m:sty m:val="p"/>
+          </m:rPr>
+          <w:rPr>
+            <w:rFonts w:ascii="Cambria Math" w:hAnsi="Cambria Math"/>
+          </w:rPr>
+          <m:t>∣</m:t>
+        </m:r>
+        <m:sSub>
+          <m:sSubPr>
+            <m:ctrlPr>
+              <w:rPr>
+                <w:rFonts w:ascii="Cambria Math" w:hAnsi="Cambria Math"/>
+              </w:rPr>
+            </m:ctrlPr>
+          </m:sSubPr>
+          <m:e>
+            <m:r>
+              <w:rPr>
+                <w:rFonts w:ascii="Cambria Math" w:hAnsi="Cambria Math"/>
+              </w:rPr>
+              <m:t>x</m:t>
+            </m:r>
+          </m:e>
+          <m:sub>
+            <m:r>
+              <w:rPr>
+                <w:rFonts w:ascii="Cambria Math" w:hAnsi="Cambria Math"/>
+              </w:rPr>
+              <m:t>i</m:t>
+            </m:r>
+          </m:sub>
+        </m:sSub>
+        <m:r>
+          <w:rPr>
+            <w:rFonts w:ascii="Cambria Math" w:hAnsi="Cambria Math"/>
+          </w:rPr>
+          <m:t>-</m:t>
+        </m:r>
+        <m:acc>
+          <m:accPr>
+            <m:chr m:val="ˉ"/>
+            <m:ctrlPr>
+              <w:rPr>
+                <w:rFonts w:ascii="Cambria Math" w:hAnsi="Cambria Math"/>
+              </w:rPr>
+            </m:ctrlPr>
+          </m:accPr>
+          <m:e>
+            <m:r>
+              <w:rPr>
+                <w:rFonts w:ascii="Cambria Math" w:hAnsi="Cambria Math"/>
+              </w:rPr>
+              <m:t>x</m:t>
+            </m:r>
+          </m:e>
+        </m:acc>
+        <m:r>
+          <m:rPr>
+            <m:sty m:val="p"/>
+          </m:rPr>
+          <w:rPr>
+            <w:rFonts w:ascii="Cambria Math" w:hAnsi="Cambria Math"/>
+          </w:rPr>
+          <m:t>∣</m:t>
+        </m:r>
+      </m:oMath>
+      <w:r>
+        <w:t>= absolute deviation from the mean</w:t>
+      </w:r>
+    </w:p>
+    <w:p>
+      <w:pPr>
+        <w:rPr>
+          <w:b/>
+          <w:bCs/>
+        </w:rPr>
+      </w:pPr>
+      <w:r>
+        <w:rPr>
+          <w:b/>
+          <w:bCs/>
+        </w:rPr>
+        <w:t>Example with Small Data</w:t>
+      </w:r>
+    </w:p>
+    <w:p>
+      <w:r>
+        <w:t>Suppose marks in English are: [50, 60, 70]</w:t>
+      </w:r>
+    </w:p>
+    <w:p>
+      <w:pPr>
+        <w:numPr>
+          <w:ilvl w:val="0"/>
+          <w:numId w:val="6"/>
+        </w:numPr>
+      </w:pPr>
+      <w:r>
+        <w:t xml:space="preserve">Mean = </w:t>
+      </w:r>
+      <m:oMath>
+        <m:r>
+          <w:rPr>
+            <w:rFonts w:ascii="Cambria Math" w:hAnsi="Cambria Math"/>
+          </w:rPr>
+          <m:t>(50+60+70)</m:t>
+        </m:r>
+        <m:r>
+          <m:rPr>
+            <m:sty m:val="p"/>
+          </m:rPr>
+          <w:rPr>
+            <w:rFonts w:ascii="Cambria Math" w:hAnsi="Cambria Math"/>
+          </w:rPr>
+          <m:t>/</m:t>
+        </m:r>
+        <m:r>
+          <w:rPr>
+            <w:rFonts w:ascii="Cambria Math" w:hAnsi="Cambria Math"/>
+          </w:rPr>
+          <m:t>3=60</m:t>
+        </m:r>
+      </m:oMath>
+    </w:p>
+    <w:p>
+      <w:pPr>
+        <w:numPr>
+          <w:ilvl w:val="0"/>
+          <w:numId w:val="6"/>
+        </w:numPr>
+      </w:pPr>
+      <w:r>
+        <w:t>Deviations from mean:</w:t>
+      </w:r>
+    </w:p>
+    <w:p>
+      <w:pPr>
+        <w:numPr>
+          <w:ilvl w:val="1"/>
+          <w:numId w:val="6"/>
+        </w:numPr>
+      </w:pPr>
+      <w:r>
+        <w:t>|50 − 60| = 10</w:t>
+      </w:r>
+    </w:p>
+    <w:p>
+      <w:pPr>
+        <w:numPr>
+          <w:ilvl w:val="1"/>
+          <w:numId w:val="6"/>
+        </w:numPr>
+      </w:pPr>
+      <w:r>
+        <w:t>|60 − 60| = 0</w:t>
+      </w:r>
+    </w:p>
+    <w:p>
+      <w:pPr>
+        <w:numPr>
+          <w:ilvl w:val="1"/>
+          <w:numId w:val="6"/>
+        </w:numPr>
+      </w:pPr>
+      <w:r>
+        <w:t>|70 − 60| = 10</w:t>
+      </w:r>
+    </w:p>
+    <w:p>
+      <w:pPr>
+        <w:numPr>
+          <w:ilvl w:val="0"/>
+          <w:numId w:val="6"/>
+        </w:numPr>
+      </w:pPr>
+      <w:r>
+        <w:t xml:space="preserve">Mean Deviation = </w:t>
+      </w:r>
+      <m:oMath>
+        <m:r>
+          <w:rPr>
+            <w:rFonts w:ascii="Cambria Math" w:hAnsi="Cambria Math"/>
+          </w:rPr>
+          <m:t>(10+0+10)</m:t>
+        </m:r>
+        <m:r>
+          <m:rPr>
+            <m:sty m:val="p"/>
+          </m:rPr>
+          <w:rPr>
+            <w:rFonts w:ascii="Cambria Math" w:hAnsi="Cambria Math"/>
+          </w:rPr>
+          <m:t>/</m:t>
+        </m:r>
+        <m:r>
+          <w:rPr>
+            <w:rFonts w:ascii="Cambria Math" w:hAnsi="Cambria Math"/>
+          </w:rPr>
+          <m:t>3=6.67</m:t>
+        </m:r>
+      </m:oMath>
+    </w:p>
+    <w:p>
+      <w:r>
+        <w:t xml:space="preserve">So the average deviation from the mean is </w:t>
+      </w:r>
+      <w:r>
+        <w:rPr>
+          <w:b/>
+          <w:bCs/>
+        </w:rPr>
+        <w:t>6.67 marks</w:t>
+      </w:r>
+      <w:r>
+        <w:t>.</w:t>
+      </w:r>
+    </w:p>
+    <w:p>
+      <w:pPr>
+        <w:rPr>
+          <w:b/>
+          <w:bCs/>
+        </w:rPr>
+      </w:pPr>
+      <w:r>
+        <w:rPr>
+          <w:b/>
+          <w:bCs/>
+        </w:rPr>
+        <w:t>Why We Calculate It</w:t>
+      </w:r>
+    </w:p>
+    <w:p>
+      <w:pPr>
+        <w:numPr>
+          <w:ilvl w:val="0"/>
+          <w:numId w:val="7"/>
+        </w:numPr>
+      </w:pPr>
+      <w:r>
+        <w:t xml:space="preserve">Shows </w:t>
+      </w:r>
+      <w:r>
+        <w:rPr>
+          <w:b/>
+          <w:bCs/>
+        </w:rPr>
+        <w:t>consistency</w:t>
+      </w:r>
+      <w:r>
+        <w:t>: smaller mean deviation → scores are close to the mean.</w:t>
+      </w:r>
+    </w:p>
+    <w:p>
+      <w:pPr>
+        <w:numPr>
+          <w:ilvl w:val="0"/>
+          <w:numId w:val="7"/>
+        </w:numPr>
+      </w:pPr>
+      <w:r>
+        <w:t>Larger mean deviation → scores are spread out.</w:t>
+      </w:r>
+    </w:p>
+    <w:p/>
+    <w:p>
+      <w:pPr>
+        <w:rPr>
+          <w:b/>
+          <w:bCs/>
+        </w:rPr>
+      </w:pPr>
+      <w:r>
+        <w:t xml:space="preserve">In short: </w:t>
+      </w:r>
+      <w:r>
+        <w:rPr>
+          <w:b/>
+          <w:bCs/>
+        </w:rPr>
+        <w:t>Mean deviation tells you how much, on average, the values differ from the mean.</w:t>
+      </w:r>
+    </w:p>
+    <w:p>
+      <w:pPr>
+        <w:rPr>
+          <w:b/>
+          <w:bCs/>
+        </w:rPr>
+      </w:pPr>
+    </w:p>
+    <w:p>
+      <w:pPr>
+        <w:rPr>
+          <w:b/>
+          <w:bCs/>
+        </w:rPr>
+      </w:pPr>
+    </w:p>
+    <w:p>
+      <w:pPr>
+        <w:rPr>
+          <w:b/>
+          <w:bCs/>
+        </w:rPr>
+      </w:pPr>
+    </w:p>
+    <w:p>
+      <w:pPr>
+        <w:rPr>
+          <w:b/>
+          <w:bCs/>
+        </w:rPr>
+      </w:pPr>
+    </w:p>
+    <w:p>
+      <w:pPr>
+        <w:rPr>
+          <w:b/>
+          <w:bCs/>
+        </w:rPr>
+      </w:pPr>
+    </w:p>
+    <w:p>
+      <w:pPr>
+        <w:rPr>
+          <w:b/>
+          <w:bCs/>
+        </w:rPr>
+      </w:pPr>
+    </w:p>
+    <w:p>
+      <w:pPr>
+        <w:rPr>
+          <w:b/>
+          <w:bCs/>
+        </w:rPr>
+      </w:pPr>
+    </w:p>
+    <w:p>
+      <w:pPr>
+        <w:rPr>
+          <w:b/>
+          <w:bCs/>
+        </w:rPr>
+      </w:pPr>
+    </w:p>
+    <w:p>
+      <w:pPr>
+        <w:rPr>
+          <w:b/>
+          <w:bCs/>
+        </w:rPr>
+      </w:pPr>
+    </w:p>
+    <w:p>
+      <w:pPr>
+        <w:rPr>
+          <w:b/>
+          <w:bCs/>
+        </w:rPr>
+      </w:pPr>
+    </w:p>
+    <w:p>
+      <w:pPr>
+        <w:rPr>
+          <w:b/>
+          <w:bCs/>
+        </w:rPr>
+      </w:pPr>
+    </w:p>
+    <w:p>
+      <w:pPr>
+        <w:rPr>
+          <w:b/>
+          <w:bCs/>
+        </w:rPr>
+      </w:pPr>
+    </w:p>
+    <w:p>
+      <w:pPr>
+        <w:rPr>
+          <w:b/>
+          <w:bCs/>
+        </w:rPr>
+      </w:pPr>
+      <w:r>
+        <w:rPr>
+          <w:rFonts w:ascii="Segoe UI Emoji" w:hAnsi="Segoe UI Emoji" w:cs="Segoe UI Emoji"/>
+          <w:b/>
+          <w:bCs/>
+        </w:rPr>
+        <w:lastRenderedPageBreak/>
+        <w:t>🎯</w:t>
+      </w:r>
+      <w:r>
+        <w:rPr>
+          <w:b/>
+          <w:bCs/>
+        </w:rPr>
+        <w:t xml:space="preserve"> Example: Two Classes with Same Average Marks</w:t>
+      </w:r>
+    </w:p>
+    <w:p>
+      <w:pPr>
+        <w:numPr>
+          <w:ilvl w:val="0"/>
+          <w:numId w:val="8"/>
+        </w:numPr>
+      </w:pPr>
+      <w:r>
+        <w:rPr>
+          <w:b/>
+          <w:bCs/>
+        </w:rPr>
+        <w:t>Class A scores:</w:t>
+      </w:r>
+      <w:r>
+        <w:t xml:space="preserve"> [50, 60, 70]</w:t>
+      </w:r>
+    </w:p>
+    <w:p>
+      <w:pPr>
+        <w:numPr>
+          <w:ilvl w:val="0"/>
+          <w:numId w:val="8"/>
+        </w:numPr>
+      </w:pPr>
+      <w:r>
+        <w:rPr>
+          <w:b/>
+          <w:bCs/>
+        </w:rPr>
+        <w:t>Class B scores:</w:t>
+      </w:r>
+      <w:r>
+        <w:t xml:space="preserve"> [40, 60, 80]</w:t>
+      </w:r>
+    </w:p>
+    <w:p>
+      <w:pPr>
+        <w:rPr>
+          <w:b/>
+          <w:bCs/>
+        </w:rPr>
+      </w:pPr>
+      <w:r>
+        <w:rPr>
+          <w:b/>
+          <w:bCs/>
+        </w:rPr>
+        <w:t>Step 1: Mean</w:t>
+      </w:r>
+    </w:p>
+    <w:p>
+      <w:r>
+        <w:t>Both classes have the same mean:</w:t>
+      </w:r>
+    </w:p>
+    <w:p>
+      <m:oMathPara>
+        <m:oMath>
+          <m:acc>
+            <m:accPr>
+              <m:chr m:val="ˉ"/>
+              <m:ctrlPr>
+                <w:rPr>
+                  <w:rFonts w:ascii="Cambria Math" w:hAnsi="Cambria Math"/>
+                </w:rPr>
+              </m:ctrlPr>
+            </m:accPr>
+            <m:e>
+              <m:r>
+                <w:rPr>
+                  <w:rFonts w:ascii="Cambria Math" w:hAnsi="Cambria Math"/>
+                </w:rPr>
+                <m:t>x</m:t>
+              </m:r>
+            </m:e>
+          </m:acc>
+          <m:r>
+            <w:rPr>
+              <w:rFonts w:ascii="Cambria Math" w:hAnsi="Cambria Math"/>
+            </w:rPr>
+            <m:t>=</m:t>
+          </m:r>
+          <m:f>
+            <m:fPr>
+              <m:ctrlPr>
+                <w:rPr>
+                  <w:rFonts w:ascii="Cambria Math" w:hAnsi="Cambria Math"/>
+                </w:rPr>
+              </m:ctrlPr>
+            </m:fPr>
+            <m:num>
+              <m:r>
+                <m:rPr>
+                  <m:nor/>
+                </m:rPr>
+                <m:t>sum of scores</m:t>
+              </m:r>
+            </m:num>
+            <m:den>
+              <m:r>
+                <w:rPr>
+                  <w:rFonts w:ascii="Cambria Math" w:hAnsi="Cambria Math"/>
+                </w:rPr>
+                <m:t>3</m:t>
+              </m:r>
+            </m:den>
+          </m:f>
+          <m:r>
+            <w:rPr>
+              <w:rFonts w:ascii="Cambria Math" w:hAnsi="Cambria Math"/>
+            </w:rPr>
+            <m:t>=60</m:t>
+          </m:r>
+        </m:oMath>
+      </m:oMathPara>
+    </w:p>
+    <w:p>
+      <w:r>
+        <w:t>So if you only look at the mean, both classes look identical.</w:t>
+      </w:r>
+    </w:p>
+    <w:p>
+      <w:pPr>
+        <w:rPr>
+          <w:b/>
+          <w:bCs/>
+        </w:rPr>
+      </w:pPr>
+      <w:r>
+        <w:rPr>
+          <w:b/>
+          <w:bCs/>
+        </w:rPr>
+        <w:t>Step 2: Mean Deviation</w:t>
+      </w:r>
+    </w:p>
+    <w:p>
+      <w:pPr>
+        <w:numPr>
+          <w:ilvl w:val="0"/>
+          <w:numId w:val="9"/>
+        </w:numPr>
+      </w:pPr>
+      <w:r>
+        <w:t>Class A deviations: |50−60|=10, |60−60|=0, |70−60|=10 → MD = (10+0+10)/3 = 6.67</w:t>
+      </w:r>
+    </w:p>
+    <w:p>
+      <w:pPr>
+        <w:numPr>
+          <w:ilvl w:val="0"/>
+          <w:numId w:val="9"/>
+        </w:numPr>
+      </w:pPr>
+      <w:r>
+        <w:t>Class B deviations: |40−60|=20, |60−60|=0, |80−60|=20 → MD = (20+0+20)/3 = 13.33</w:t>
+      </w:r>
+    </w:p>
+    <w:p>
+      <w:r>
+        <w:t>So Class B is more spread out, but let’s see variance.</w:t>
+      </w:r>
+    </w:p>
+    <w:p>
+      <w:pPr>
+        <w:rPr>
+          <w:b/>
+          <w:bCs/>
+        </w:rPr>
+      </w:pPr>
+      <w:r>
+        <w:rPr>
+          <w:b/>
+          <w:bCs/>
+        </w:rPr>
+        <w:t>Step 3: Variance</w:t>
+      </w:r>
+    </w:p>
+    <w:p>
+      <w:r>
+        <w:t>Variance squares the deviations:</w:t>
+      </w:r>
+    </w:p>
+    <w:p>
+      <w:pPr>
+        <w:numPr>
+          <w:ilvl w:val="0"/>
+          <w:numId w:val="10"/>
+        </w:numPr>
+      </w:pPr>
+      <w:r>
+        <w:t>Class A squared deviations: 100, 0, 100 → average = 66.7</w:t>
+      </w:r>
+    </w:p>
+    <w:p>
+      <w:pPr>
+        <w:numPr>
+          <w:ilvl w:val="0"/>
+          <w:numId w:val="10"/>
+        </w:numPr>
+      </w:pPr>
+      <w:r>
+        <w:t>Class B squared deviations: 400, 0, 400 → average = 266.7</w:t>
+      </w:r>
+    </w:p>
+    <w:p>
+      <w:pPr>
+        <w:rPr>
+          <w:b/>
+          <w:bCs/>
+        </w:rPr>
+      </w:pPr>
+      <w:r>
+        <w:rPr>
+          <w:rFonts w:ascii="Segoe UI Emoji" w:hAnsi="Segoe UI Emoji" w:cs="Segoe UI Emoji"/>
+          <w:b/>
+          <w:bCs/>
+        </w:rPr>
+        <w:t>🔹</w:t>
+      </w:r>
+      <w:r>
+        <w:rPr>
+          <w:b/>
+          <w:bCs/>
+        </w:rPr>
+        <w:t xml:space="preserve"> Interpretation</w:t>
+      </w:r>
+    </w:p>
+    <w:p>
+      <w:pPr>
+        <w:numPr>
+          <w:ilvl w:val="0"/>
+          <w:numId w:val="11"/>
+        </w:numPr>
+      </w:pPr>
+      <w:r>
+        <w:t>Both classes have the same mean (60).</w:t>
+      </w:r>
+    </w:p>
+    <w:p>
+      <w:pPr>
+        <w:numPr>
+          <w:ilvl w:val="0"/>
+          <w:numId w:val="11"/>
+        </w:numPr>
+      </w:pPr>
+      <w:r>
+        <w:t xml:space="preserve">But </w:t>
+      </w:r>
+      <w:r>
+        <w:rPr>
+          <w:b/>
+          <w:bCs/>
+        </w:rPr>
+        <w:t>Class B has much higher variance</w:t>
+      </w:r>
+      <w:r>
+        <w:t xml:space="preserve"> → meaning scores are more spread out, less consistent.</w:t>
+      </w:r>
+    </w:p>
+    <w:p>
+      <w:pPr>
+        <w:numPr>
+          <w:ilvl w:val="0"/>
+          <w:numId w:val="11"/>
+        </w:numPr>
+      </w:pPr>
+      <w:r>
+        <w:t>Variance highlights that Class B has extreme values (40 and 80), while Class A is tighter around the mean.</w:t>
+      </w:r>
+    </w:p>
+    <w:p>
+      <w:pPr>
+        <w:rPr>
+          <w:b/>
+          <w:bCs/>
+        </w:rPr>
+      </w:pPr>
+      <w:r>
+        <w:rPr>
+          <w:rFonts w:ascii="Segoe UI Emoji" w:hAnsi="Segoe UI Emoji" w:cs="Segoe UI Emoji"/>
+          <w:b/>
+          <w:bCs/>
+        </w:rPr>
+        <w:t>✅</w:t>
+      </w:r>
+      <w:r>
+        <w:rPr>
+          <w:b/>
+          <w:bCs/>
+        </w:rPr>
+        <w:t xml:space="preserve"> Real</w:t>
+      </w:r>
+      <w:r>
+        <w:rPr>
+          <w:b/>
+          <w:bCs/>
+        </w:rPr>
+        <w:noBreakHyphen/>
+        <w:t>World Use</w:t>
+      </w:r>
+    </w:p>
+    <w:p>
+      <w:pPr>
+        <w:numPr>
+          <w:ilvl w:val="0"/>
+          <w:numId w:val="12"/>
+        </w:numPr>
+      </w:pPr>
+      <w:r>
+        <w:rPr>
+          <w:b/>
+          <w:bCs/>
+        </w:rPr>
+        <w:t>Finance:</w:t>
+      </w:r>
+      <w:r>
+        <w:t xml:space="preserve"> Two stocks may have the same average return (say 10%), but one has high variance (wild ups and downs), while the other has low variance (steady growth). Investors prefer lower variance if they want stability.</w:t>
+      </w:r>
+    </w:p>
+    <w:p>
+      <w:pPr>
+        <w:numPr>
+          <w:ilvl w:val="0"/>
+          <w:numId w:val="12"/>
+        </w:numPr>
+      </w:pPr>
+      <w:r>
+        <w:rPr>
+          <w:b/>
+          <w:bCs/>
+        </w:rPr>
+        <w:t>Quality control:</w:t>
+      </w:r>
+      <w:r>
+        <w:t xml:space="preserve"> Two machines may produce items with the same average weight, but one has high variance (some too heavy, some too light). The other has low variance (consistent quality).</w:t>
+      </w:r>
+    </w:p>
+    <w:p>
+      <w:r>
+        <w:rPr>
+          <w:rFonts w:ascii="Segoe UI Emoji" w:hAnsi="Segoe UI Emoji" w:cs="Segoe UI Emoji"/>
+        </w:rPr>
+        <w:t>👉</w:t>
+      </w:r>
+      <w:r>
+        <w:t xml:space="preserve"> That’s why variance is needed: it tells us </w:t>
+      </w:r>
+      <w:r>
+        <w:rPr>
+          <w:b/>
+          <w:bCs/>
+        </w:rPr>
+        <w:t>how reliable or volatile the data is</w:t>
+      </w:r>
+      <w:r>
+        <w:t>, even when the averages are the same.</w:t>
+      </w:r>
+    </w:p>
+    <w:p/>
+    <w:p/>
+    <w:p/>
+    <w:p>
+      <w:pPr>
+        <w:rPr>
+          <w:b/>
+          <w:bCs/>
+        </w:rPr>
+      </w:pPr>
+      <w:r>
+        <w:rPr>
+          <w:b/>
+          <w:bCs/>
+        </w:rPr>
+        <w:lastRenderedPageBreak/>
+        <w:t>H</w:t>
+      </w:r>
+      <w:r>
+        <w:rPr>
+          <w:b/>
+          <w:bCs/>
+        </w:rPr>
+        <w:t xml:space="preserve">igh </w:t>
+      </w:r>
+      <w:r>
+        <w:rPr>
+          <w:b/>
+          <w:bCs/>
+        </w:rPr>
+        <w:t>variance</w:t>
+      </w:r>
+      <w:r>
+        <w:rPr>
+          <w:b/>
+          <w:bCs/>
+        </w:rPr>
+        <w:t xml:space="preserve"> is good or low?</w:t>
+      </w:r>
+    </w:p>
+    <w:p>
+      <w:r>
+        <w:t xml:space="preserve">whether </w:t>
+      </w:r>
+      <w:r>
+        <w:rPr>
+          <w:b/>
+          <w:bCs/>
+        </w:rPr>
+        <w:t>high variance is good or bad</w:t>
+      </w:r>
+      <w:r>
+        <w:t xml:space="preserve"> depends entirely on the </w:t>
+      </w:r>
+      <w:r>
+        <w:rPr>
+          <w:i/>
+          <w:iCs/>
+        </w:rPr>
+        <w:t>context</w:t>
+      </w:r>
+      <w:r>
+        <w:t xml:space="preserve"> of what you’re measuring. Let me give you some real</w:t>
+      </w:r>
+      <w:r>
+        <w:noBreakHyphen/>
+        <w:t>world perspectives:</w:t>
+      </w:r>
+    </w:p>
+    <w:p>
+      <w:pPr>
+        <w:rPr>
+          <w:b/>
+          <w:bCs/>
+        </w:rPr>
+      </w:pPr>
+      <w:r>
+        <w:rPr>
+          <w:rFonts w:ascii="Segoe UI Emoji" w:hAnsi="Segoe UI Emoji" w:cs="Segoe UI Emoji"/>
+          <w:b/>
+          <w:bCs/>
+        </w:rPr>
+        <w:t>📊</w:t>
+      </w:r>
+      <w:r>
+        <w:rPr>
+          <w:b/>
+          <w:bCs/>
+        </w:rPr>
+        <w:t xml:space="preserve"> 1. Finance / Investments</w:t>
+      </w:r>
+    </w:p>
+    <w:p>
+      <w:pPr>
+        <w:numPr>
+          <w:ilvl w:val="0"/>
+          <w:numId w:val="13"/>
+        </w:numPr>
+      </w:pPr>
+      <w:r>
+        <w:rPr>
+          <w:b/>
+          <w:bCs/>
+        </w:rPr>
+        <w:t>High variance</w:t>
+      </w:r>
+      <w:r>
+        <w:t xml:space="preserve"> → Stock prices swing up and down a lot → high risk, high potential reward.</w:t>
+      </w:r>
+    </w:p>
+    <w:p>
+      <w:pPr>
+        <w:numPr>
+          <w:ilvl w:val="0"/>
+          <w:numId w:val="13"/>
+        </w:numPr>
+      </w:pPr>
+      <w:r>
+        <w:rPr>
+          <w:b/>
+          <w:bCs/>
+        </w:rPr>
+        <w:t>Low variance</w:t>
+      </w:r>
+      <w:r>
+        <w:t xml:space="preserve"> → Prices are stable → safer, but usually lower returns. </w:t>
+      </w:r>
+      <w:r>
+        <w:rPr>
+          <w:rFonts w:ascii="Segoe UI Emoji" w:hAnsi="Segoe UI Emoji" w:cs="Segoe UI Emoji"/>
+        </w:rPr>
+        <w:t>👉</w:t>
+      </w:r>
+      <w:r>
+        <w:t xml:space="preserve"> If you’re a risk</w:t>
+      </w:r>
+      <w:r>
+        <w:noBreakHyphen/>
+        <w:t>taker, high variance can be good. If you want stability, low variance is better.</w:t>
+      </w:r>
+    </w:p>
+    <w:p>
+      <w:pPr>
+        <w:rPr>
+          <w:b/>
+          <w:bCs/>
+        </w:rPr>
+      </w:pPr>
+      <w:r>
+        <w:rPr>
+          <w:rFonts w:ascii="Segoe UI Emoji" w:hAnsi="Segoe UI Emoji" w:cs="Segoe UI Emoji"/>
+          <w:b/>
+          <w:bCs/>
+        </w:rPr>
+        <w:t>🏫</w:t>
+      </w:r>
+      <w:r>
+        <w:rPr>
+          <w:b/>
+          <w:bCs/>
+        </w:rPr>
+        <w:t xml:space="preserve"> 2. Education / Exam Scores</w:t>
+      </w:r>
+    </w:p>
+    <w:p>
+      <w:pPr>
+        <w:numPr>
+          <w:ilvl w:val="0"/>
+          <w:numId w:val="14"/>
+        </w:numPr>
+      </w:pPr>
+      <w:r>
+        <w:rPr>
+          <w:b/>
+          <w:bCs/>
+        </w:rPr>
+        <w:t>High variance</w:t>
+      </w:r>
+      <w:r>
+        <w:t xml:space="preserve"> → Students’ marks are very spread out → some very high, some very low. Teaching quality may be inconsistent.</w:t>
+      </w:r>
+    </w:p>
+    <w:p>
+      <w:pPr>
+        <w:numPr>
+          <w:ilvl w:val="0"/>
+          <w:numId w:val="14"/>
+        </w:numPr>
+      </w:pPr>
+      <w:r>
+        <w:rPr>
+          <w:b/>
+          <w:bCs/>
+        </w:rPr>
+        <w:t>Low variance</w:t>
+      </w:r>
+      <w:r>
+        <w:t xml:space="preserve"> → Most students score close to the mean → performance is consistent. </w:t>
+      </w:r>
+      <w:r>
+        <w:rPr>
+          <w:rFonts w:ascii="Segoe UI Emoji" w:hAnsi="Segoe UI Emoji" w:cs="Segoe UI Emoji"/>
+        </w:rPr>
+        <w:t>👉</w:t>
+      </w:r>
+      <w:r>
+        <w:t xml:space="preserve"> In education, low variance is usually preferred (shows fairness and consistency).</w:t>
+      </w:r>
+    </w:p>
+    <w:p>
+      <w:pPr>
+        <w:rPr>
+          <w:b/>
+          <w:bCs/>
+        </w:rPr>
+      </w:pPr>
+      <w:r>
+        <w:rPr>
+          <w:rFonts w:ascii="Segoe UI Emoji" w:hAnsi="Segoe UI Emoji" w:cs="Segoe UI Emoji"/>
+          <w:b/>
+          <w:bCs/>
+        </w:rPr>
+        <w:t>⚙️</w:t>
+      </w:r>
+      <w:r>
+        <w:rPr>
+          <w:b/>
+          <w:bCs/>
+        </w:rPr>
+        <w:t xml:space="preserve"> 3. Manufacturing / Quality Control</w:t>
+      </w:r>
+    </w:p>
+    <w:p>
+      <w:pPr>
+        <w:numPr>
+          <w:ilvl w:val="0"/>
+          <w:numId w:val="15"/>
+        </w:numPr>
+      </w:pPr>
+      <w:r>
+        <w:rPr>
+          <w:b/>
+          <w:bCs/>
+        </w:rPr>
+        <w:t>High variance</w:t>
+      </w:r>
+      <w:r>
+        <w:t xml:space="preserve"> → Products vary a lot in weight/size → poor quality control.</w:t>
+      </w:r>
+    </w:p>
+    <w:p>
+      <w:pPr>
+        <w:numPr>
+          <w:ilvl w:val="0"/>
+          <w:numId w:val="15"/>
+        </w:numPr>
+      </w:pPr>
+      <w:r>
+        <w:rPr>
+          <w:b/>
+          <w:bCs/>
+        </w:rPr>
+        <w:t>Low variance</w:t>
+      </w:r>
+      <w:r>
+        <w:t xml:space="preserve"> → Products are uniform → high reliability. </w:t>
+      </w:r>
+      <w:r>
+        <w:rPr>
+          <w:rFonts w:ascii="Segoe UI Emoji" w:hAnsi="Segoe UI Emoji" w:cs="Segoe UI Emoji"/>
+        </w:rPr>
+        <w:t>👉</w:t>
+      </w:r>
+      <w:r>
+        <w:t xml:space="preserve"> Here, low variance is good.</w:t>
+      </w:r>
+    </w:p>
+    <w:p>
+      <w:pPr>
+        <w:rPr>
+          <w:b/>
+          <w:bCs/>
+        </w:rPr>
+      </w:pPr>
+      <w:r>
+        <w:rPr>
+          <w:rFonts w:ascii="Segoe UI Emoji" w:hAnsi="Segoe UI Emoji" w:cs="Segoe UI Emoji"/>
+          <w:b/>
+          <w:bCs/>
+        </w:rPr>
+        <w:t>🧪</w:t>
+      </w:r>
+      <w:r>
+        <w:rPr>
+          <w:b/>
+          <w:bCs/>
+        </w:rPr>
+        <w:t xml:space="preserve"> 4. Science / Experiments</w:t>
+      </w:r>
+    </w:p>
+    <w:p>
+      <w:pPr>
+        <w:numPr>
+          <w:ilvl w:val="0"/>
+          <w:numId w:val="16"/>
+        </w:numPr>
+      </w:pPr>
+      <w:r>
+        <w:rPr>
+          <w:b/>
+          <w:bCs/>
+        </w:rPr>
+        <w:t>High variance</w:t>
+      </w:r>
+      <w:r>
+        <w:t xml:space="preserve"> → Results fluctuate → experiment may be unreliable.</w:t>
+      </w:r>
+    </w:p>
+    <w:p>
+      <w:pPr>
+        <w:numPr>
+          <w:ilvl w:val="0"/>
+          <w:numId w:val="16"/>
+        </w:numPr>
+      </w:pPr>
+      <w:r>
+        <w:rPr>
+          <w:b/>
+          <w:bCs/>
+        </w:rPr>
+        <w:t>Low variance</w:t>
+      </w:r>
+      <w:r>
+        <w:t xml:space="preserve"> → Results are consistent → experiment is repeatable. </w:t>
+      </w:r>
+      <w:r>
+        <w:rPr>
+          <w:rFonts w:ascii="Segoe UI Emoji" w:hAnsi="Segoe UI Emoji" w:cs="Segoe UI Emoji"/>
+        </w:rPr>
+        <w:t>👉</w:t>
+      </w:r>
+      <w:r>
+        <w:t xml:space="preserve"> Scientists prefer low variance.</w:t>
+      </w:r>
+    </w:p>
+    <w:p>
+      <w:pPr>
+        <w:rPr>
+          <w:b/>
+          <w:bCs/>
+        </w:rPr>
+      </w:pPr>
+      <w:r>
+        <w:rPr>
+          <w:rFonts w:ascii="Segoe UI Emoji" w:hAnsi="Segoe UI Emoji" w:cs="Segoe UI Emoji"/>
+          <w:b/>
+          <w:bCs/>
+        </w:rPr>
+        <w:t>✅</w:t>
+      </w:r>
+      <w:r>
+        <w:rPr>
+          <w:b/>
+          <w:bCs/>
+        </w:rPr>
+        <w:t xml:space="preserve"> Rule of Thumb</w:t>
+      </w:r>
+    </w:p>
+    <w:p>
+      <w:pPr>
+        <w:numPr>
+          <w:ilvl w:val="0"/>
+          <w:numId w:val="17"/>
+        </w:numPr>
+      </w:pPr>
+      <w:r>
+        <w:rPr>
+          <w:b/>
+          <w:bCs/>
+        </w:rPr>
+        <w:t>Low variance</w:t>
+      </w:r>
+      <w:r>
+        <w:t xml:space="preserve"> = stability, consistency, reliability.</w:t>
+      </w:r>
+    </w:p>
+    <w:p>
+      <w:pPr>
+        <w:numPr>
+          <w:ilvl w:val="0"/>
+          <w:numId w:val="17"/>
+        </w:numPr>
+      </w:pPr>
+      <w:r>
+        <w:rPr>
+          <w:b/>
+          <w:bCs/>
+        </w:rPr>
+        <w:t>High variance</w:t>
+      </w:r>
+      <w:r>
+        <w:t xml:space="preserve"> = unpredictability, risk, diversity.</w:t>
+      </w:r>
+    </w:p>
+    <w:p>
+      <w:r>
+        <w:t xml:space="preserve">Neither is “always good” or “always bad” — it depends on whether you value </w:t>
+      </w:r>
+      <w:r>
+        <w:rPr>
+          <w:b/>
+          <w:bCs/>
+        </w:rPr>
+        <w:t>stability</w:t>
+      </w:r>
+      <w:r>
+        <w:t xml:space="preserve"> or </w:t>
+      </w:r>
+      <w:r>
+        <w:rPr>
+          <w:b/>
+          <w:bCs/>
+        </w:rPr>
+        <w:t>flexibility/risk</w:t>
+      </w:r>
+      <w:r>
+        <w:t xml:space="preserve"> in that situation.</w:t>
+      </w:r>
+    </w:p>
+    <w:p/>
+    <w:p>
+      <w:pPr>
+        <w:rPr>
+          <w:b/>
+          <w:bCs/>
+        </w:rPr>
+      </w:pPr>
+      <w:r>
+        <w:rPr>
+          <w:b/>
+          <w:bCs/>
+        </w:rPr>
+        <w:t>What Standard Deviation Is</w:t>
+      </w:r>
+    </w:p>
+    <w:p>
+      <w:r>
+        <w:t xml:space="preserve">Standard deviation is simply the </w:t>
+      </w:r>
+      <w:r>
+        <w:rPr>
+          <w:b/>
+          <w:bCs/>
+        </w:rPr>
+        <w:t>square root of variance</w:t>
+      </w:r>
+      <w:r>
+        <w:t>:</w:t>
+      </w:r>
+    </w:p>
+    <w:p>
+      <m:oMathPara>
+        <m:oMath>
+          <m:r>
+            <w:rPr>
+              <w:rFonts w:ascii="Cambria Math" w:hAnsi="Cambria Math"/>
+            </w:rPr>
+            <m:t>SD=</m:t>
+          </m:r>
+          <m:rad>
+            <m:radPr>
+              <m:degHide m:val="1"/>
+              <m:ctrlPr>
+                <w:rPr>
+                  <w:rFonts w:ascii="Cambria Math" w:hAnsi="Cambria Math"/>
+                </w:rPr>
+              </m:ctrlPr>
+            </m:radPr>
+            <m:deg/>
+            <m:e>
+              <m:r>
+                <w:rPr>
+                  <w:rFonts w:ascii="Cambria Math" w:hAnsi="Cambria Math"/>
+                </w:rPr>
+                <m:t>Var(X)</m:t>
+              </m:r>
+            </m:e>
+          </m:rad>
+        </m:oMath>
+      </m:oMathPara>
+    </w:p>
+    <w:p>
+      <w:r>
+        <w:t xml:space="preserve">So if variance measures the average squared spread, standard deviation brings it back to the </w:t>
+      </w:r>
+      <w:r>
+        <w:rPr>
+          <w:b/>
+          <w:bCs/>
+        </w:rPr>
+        <w:t>same units as the data</w:t>
+      </w:r>
+      <w:r>
+        <w:t>.</w:t>
+      </w:r>
+    </w:p>
+    <w:p/>
+    <w:p>
+      <w:pPr>
+        <w:rPr>
+          <w:b/>
+          <w:bCs/>
+        </w:rPr>
+      </w:pPr>
+    </w:p>
+    <w:p>
+      <w:pPr>
+        <w:rPr>
+          <w:b/>
+          <w:bCs/>
+        </w:rPr>
+      </w:pPr>
+    </w:p>
+    <w:p>
+      <w:pPr>
+        <w:rPr>
+          <w:b/>
+          <w:bCs/>
+        </w:rPr>
+      </w:pPr>
+      <w:r>
+        <w:rPr>
+          <w:b/>
+          <w:bCs/>
+        </w:rPr>
+        <w:lastRenderedPageBreak/>
+        <w:t>Why We Use Standard Deviation</w:t>
+      </w:r>
+    </w:p>
+    <w:p>
+      <w:pPr>
+        <w:numPr>
+          <w:ilvl w:val="0"/>
+          <w:numId w:val="18"/>
+        </w:numPr>
+      </w:pPr>
+      <w:r>
+        <w:rPr>
+          <w:b/>
+          <w:bCs/>
+        </w:rPr>
+        <w:t>Interpretability</w:t>
+      </w:r>
+    </w:p>
+    <w:p>
+      <w:pPr>
+        <w:numPr>
+          <w:ilvl w:val="1"/>
+          <w:numId w:val="18"/>
+        </w:numPr>
+      </w:pPr>
+      <w:r>
+        <w:t>Variance is in “squared units” (e.g., squared marks, squared rupees, squared kg).</w:t>
+      </w:r>
+    </w:p>
+    <w:p>
+      <w:pPr>
+        <w:numPr>
+          <w:ilvl w:val="1"/>
+          <w:numId w:val="18"/>
+        </w:numPr>
+      </w:pPr>
+      <w:r>
+        <w:t>Standard deviation converts it back to the original unit, making it easier to understand.</w:t>
+      </w:r>
+    </w:p>
+    <w:p>
+      <w:pPr>
+        <w:numPr>
+          <w:ilvl w:val="1"/>
+          <w:numId w:val="18"/>
+        </w:numPr>
+      </w:pPr>
+      <w:r>
+        <w:t>Example: If exam scores are in marks, variance might be 100 marks², but SD = 10 marks.</w:t>
+      </w:r>
+    </w:p>
+    <w:p>
+      <w:pPr>
+        <w:numPr>
+          <w:ilvl w:val="0"/>
+          <w:numId w:val="18"/>
+        </w:numPr>
+      </w:pPr>
+      <w:r>
+        <w:rPr>
+          <w:b/>
+          <w:bCs/>
+        </w:rPr>
+        <w:t>Consistency</w:t>
+      </w:r>
+    </w:p>
+    <w:p>
+      <w:pPr>
+        <w:numPr>
+          <w:ilvl w:val="1"/>
+          <w:numId w:val="18"/>
+        </w:numPr>
+      </w:pPr>
+      <w:r>
+        <w:t xml:space="preserve">SD tells you the </w:t>
+      </w:r>
+      <w:r>
+        <w:rPr>
+          <w:b/>
+          <w:bCs/>
+        </w:rPr>
+        <w:t>average distance from the mean</w:t>
+      </w:r>
+      <w:r>
+        <w:t xml:space="preserve"> in the same scale as your data.</w:t>
+      </w:r>
+    </w:p>
+    <w:p>
+      <w:pPr>
+        <w:numPr>
+          <w:ilvl w:val="1"/>
+          <w:numId w:val="18"/>
+        </w:numPr>
+      </w:pPr>
+      <w:r>
+        <w:t>Easier to compare across datasets.</w:t>
+      </w:r>
+    </w:p>
+    <w:p>
+      <w:pPr>
+        <w:numPr>
+          <w:ilvl w:val="0"/>
+          <w:numId w:val="18"/>
+        </w:numPr>
+      </w:pPr>
+      <w:r>
+        <w:rPr>
+          <w:b/>
+          <w:bCs/>
+        </w:rPr>
+        <w:t>Real</w:t>
+      </w:r>
+      <w:r>
+        <w:rPr>
+          <w:b/>
+          <w:bCs/>
+        </w:rPr>
+        <w:noBreakHyphen/>
+        <w:t>world meaning</w:t>
+      </w:r>
+    </w:p>
+    <w:p>
+      <w:pPr>
+        <w:numPr>
+          <w:ilvl w:val="1"/>
+          <w:numId w:val="18"/>
+        </w:numPr>
+      </w:pPr>
+      <w:r>
+        <w:t>In finance: SD = volatility (how much returns fluctuate).</w:t>
+      </w:r>
+    </w:p>
+    <w:p>
+      <w:pPr>
+        <w:numPr>
+          <w:ilvl w:val="1"/>
+          <w:numId w:val="18"/>
+        </w:numPr>
+      </w:pPr>
+      <w:r>
+        <w:t>In quality control: SD = consistency of product measurements.</w:t>
+      </w:r>
+    </w:p>
+    <w:p>
+      <w:pPr>
+        <w:numPr>
+          <w:ilvl w:val="1"/>
+          <w:numId w:val="18"/>
+        </w:numPr>
+      </w:pPr>
+      <w:r>
+        <w:t>In science: SD = reliability of experimental results.</w:t>
+      </w:r>
+    </w:p>
+    <w:p>
+      <w:pPr>
+        <w:rPr>
+          <w:b/>
+          <w:bCs/>
+        </w:rPr>
+      </w:pPr>
+      <w:r>
+        <w:rPr>
+          <w:b/>
+          <w:bCs/>
+        </w:rPr>
+        <w:t>Real</w:t>
+      </w:r>
+      <w:r>
+        <w:rPr>
+          <w:b/>
+          <w:bCs/>
+        </w:rPr>
+        <w:noBreakHyphen/>
+        <w:t>Time Example</w:t>
+      </w:r>
+    </w:p>
+    <w:p>
+      <w:r>
+        <w:t>Imagine two stocks:</w:t>
+      </w:r>
+    </w:p>
+    <w:p>
+      <w:pPr>
+        <w:numPr>
+          <w:ilvl w:val="0"/>
+          <w:numId w:val="20"/>
+        </w:numPr>
+      </w:pPr>
+      <w:r>
+        <w:rPr>
+          <w:b/>
+          <w:bCs/>
+        </w:rPr>
+        <w:t>Stock A</w:t>
+      </w:r>
+      <w:r>
+        <w:t>: Average return = 10%, SD = 2% → very stable, returns usually between 8–12%.</w:t>
+      </w:r>
+    </w:p>
+    <w:p>
+      <w:pPr>
+        <w:numPr>
+          <w:ilvl w:val="0"/>
+          <w:numId w:val="20"/>
+        </w:numPr>
+      </w:pPr>
+      <w:r>
+        <w:rPr>
+          <w:b/>
+          <w:bCs/>
+        </w:rPr>
+        <w:t>Stock B</w:t>
+      </w:r>
+      <w:r>
+        <w:t>: Average return = 10%, SD = 15% → very volatile, returns could swing between −5% and +25%.</w:t>
+      </w:r>
+    </w:p>
+    <w:p>
+      <w:r>
+        <w:rPr>
+          <w:rFonts w:ascii="Segoe UI Emoji" w:hAnsi="Segoe UI Emoji" w:cs="Segoe UI Emoji"/>
+        </w:rPr>
+        <w:t>👉</w:t>
+      </w:r>
+      <w:r>
+        <w:t xml:space="preserve"> Both have the same mean return, but SD tells us Stock B is riskier.</w:t>
+      </w:r>
+    </w:p>
+    <w:p/>
+    <w:p>
+      <w:pPr>
+        <w:rPr>
+          <w:b/>
+          <w:bCs/>
+        </w:rPr>
+      </w:pPr>
+      <w:r>
+        <w:rPr>
+          <w:b/>
+          <w:bCs/>
+        </w:rPr>
+        <w:t>Rule of Thumb</w:t>
+      </w:r>
+    </w:p>
+    <w:p>
+      <w:pPr>
+        <w:numPr>
+          <w:ilvl w:val="0"/>
+          <w:numId w:val="19"/>
+        </w:numPr>
+      </w:pPr>
+      <w:r>
+        <w:rPr>
+          <w:b/>
+          <w:bCs/>
+        </w:rPr>
+        <w:t>Low SD</w:t>
+      </w:r>
+      <w:r>
+        <w:t xml:space="preserve"> → data points are close to the mean → stability, consistency.</w:t>
+      </w:r>
+    </w:p>
+    <w:p>
+      <w:pPr>
+        <w:numPr>
+          <w:ilvl w:val="0"/>
+          <w:numId w:val="19"/>
+        </w:numPr>
+      </w:pPr>
+      <w:r>
+        <w:rPr>
+          <w:b/>
+          <w:bCs/>
+        </w:rPr>
+        <w:t>High SD</w:t>
+      </w:r>
+      <w:r>
+        <w:t xml:space="preserve"> → data points are spread out → volatility, risk, diversity.</w:t>
+      </w:r>
+    </w:p>
+    <w:p/>
+    <w:p>
+      <w:r>
+        <w:t>In short:</w:t>
+      </w:r>
+    </w:p>
+    <w:p>
+      <w:pPr>
+        <w:numPr>
+          <w:ilvl w:val="0"/>
+          <w:numId w:val="21"/>
+        </w:numPr>
+      </w:pPr>
+      <w:r>
+        <w:rPr>
+          <w:b/>
+          <w:bCs/>
+        </w:rPr>
+        <w:t>Variance</w:t>
+      </w:r>
+      <w:r>
+        <w:t xml:space="preserve"> is mathematically useful but hard to interpret (squared units).</w:t>
+      </w:r>
+    </w:p>
+    <w:p>
+      <w:pPr>
+        <w:numPr>
+          <w:ilvl w:val="0"/>
+          <w:numId w:val="21"/>
+        </w:numPr>
+      </w:pPr>
+      <w:r>
+        <w:rPr>
+          <w:b/>
+          <w:bCs/>
+        </w:rPr>
+        <w:t>Standard deviation</w:t>
+      </w:r>
+      <w:r>
+        <w:t xml:space="preserve"> is the practical measure of spread, because it’s in the same units as your data and directly tells you how much values vary around the mean.</w:t>
+      </w:r>
+    </w:p>
+    <w:p/>
+    <w:p/>
+    <w:p/>
     <w:p/>
     <w:sectPr>
       <w:pgSz w:w="11906" w:h="16838"/>
@@ -379,6 +2284,1464 @@
 <file path=word/numbering.xml><?xml version="1.0" encoding="utf-8"?>
 <w:numbering xmlns:wpc="http://schemas.microsoft.com/office/word/2010/wordprocessingCanvas" xmlns:cx="http://schemas.microsoft.com/office/drawing/2014/chartex" xmlns:cx1="http://schemas.microsoft.com/office/drawing/2015/9/8/chartex" xmlns:cx2="http://schemas.microsoft.com/office/drawing/2015/10/21/chartex" xmlns:cx3="http://schemas.microsoft.com/office/drawing/2016/5/9/chartex" xmlns:cx4="http://schemas.microsoft.com/office/drawing/2016/5/10/chartex" xmlns:cx5="http://schemas.microsoft.com/office/drawing/2016/5/11/chartex" xmlns:cx6="http://schemas.microsoft.com/office/drawing/2016/5/12/chartex" xmlns:cx7="http://schemas.microsoft.com/office/drawing/2016/5/13/chartex" xmlns:cx8="http://schemas.microsoft.com/office/drawing/2016/5/14/chartex" xmlns:mc="http://schemas.openxmlformats.org/markup-compatibility/2006" xmlns:aink="http://schemas.microsoft.com/office/drawing/2016/ink" xmlns:am3d="http://schemas.microsoft.com/office/drawing/2017/model3d" xmlns:o="urn:schemas-microsoft-com:office:office" xmlns:oel="http://schemas.microsoft.com/office/2019/extlst" xmlns:r="http://schemas.openxmlformats.org/officeDocument/2006/relationships" xmlns:m="http://schemas.openxmlformats.org/officeDocument/2006/math" xmlns:v="urn:schemas-microsoft-com:vml" xmlns:wp14="http://schemas.microsoft.com/office/word/2010/wordprocessingDrawing" xmlns:wp="http://schemas.openxmlformats.org/drawingml/2006/wordprocessingDrawing" xmlns:w10="urn:schemas-microsoft-com:office:word" xmlns:w="http://schemas.openxmlformats.org/wordprocessingml/2006/main" xmlns:w14="http://schemas.microsoft.com/office/word/2010/wordml" xmlns:w15="http://schemas.microsoft.com/office/word/2012/wordml" xmlns:w16cex="http://schemas.microsoft.com/office/word/2018/wordml/cex" xmlns:w16cid="http://schemas.microsoft.com/office/word/2016/wordml/cid" xmlns:w16="http://schemas.microsoft.com/office/word/2018/wordml" xmlns:w16du="http://schemas.microsoft.com/office/word/2023/wordml/word16du" xmlns:w16sdtdh="http://schemas.microsoft.com/office/word/2020/wordml/sdtdatahash" xmlns:w16sdtfl="http://schemas.microsoft.com/office/word/2024/wordml/sdtformatlock" xmlns:w16se="http://schemas.microsoft.com/office/word/2015/wordml/symex" xmlns:wpg="http://schemas.microsoft.com/office/word/2010/wordprocessingGroup" xmlns:wpi="http://schemas.microsoft.com/office/word/2010/wordprocessingInk" xmlns:wne="http://schemas.microsoft.com/office/word/2006/wordml" xmlns:wps="http://schemas.microsoft.com/office/word/2010/wordprocessingShape" mc:Ignorable="w14 w15 w16se w16cid w16 w16cex w16sdtdh w16sdtfl w16du wp14">
   <w:abstractNum w:abstractNumId="0" w15:restartNumberingAfterBreak="0">
+    <w:nsid w:val="04A0272B"/>
+    <w:multiLevelType w:val="multilevel"/>
+    <w:tmpl w:val="AEF69564"/>
+    <w:lvl w:ilvl="0">
+      <w:start w:val="1"/>
+      <w:numFmt w:val="bullet"/>
+      <w:lvlText w:val=""/>
+      <w:lvlJc w:val="left"/>
+      <w:pPr>
+        <w:tabs>
+          <w:tab w:val="num" w:pos="720"/>
+        </w:tabs>
+        <w:ind w:left="720" w:hanging="360"/>
+      </w:pPr>
+      <w:rPr>
+        <w:rFonts w:ascii="Symbol" w:hAnsi="Symbol" w:hint="default"/>
+        <w:sz w:val="20"/>
+      </w:rPr>
+    </w:lvl>
+    <w:lvl w:ilvl="1" w:tentative="1">
+      <w:start w:val="1"/>
+      <w:numFmt w:val="bullet"/>
+      <w:lvlText w:val="o"/>
+      <w:lvlJc w:val="left"/>
+      <w:pPr>
+        <w:tabs>
+          <w:tab w:val="num" w:pos="1440"/>
+        </w:tabs>
+        <w:ind w:left="1440" w:hanging="360"/>
+      </w:pPr>
+      <w:rPr>
+        <w:rFonts w:ascii="Courier New" w:hAnsi="Courier New" w:hint="default"/>
+        <w:sz w:val="20"/>
+      </w:rPr>
+    </w:lvl>
+    <w:lvl w:ilvl="2" w:tentative="1">
+      <w:start w:val="1"/>
+      <w:numFmt w:val="bullet"/>
+      <w:lvlText w:val=""/>
+      <w:lvlJc w:val="left"/>
+      <w:pPr>
+        <w:tabs>
+          <w:tab w:val="num" w:pos="2160"/>
+        </w:tabs>
+        <w:ind w:left="2160" w:hanging="360"/>
+      </w:pPr>
+      <w:rPr>
+        <w:rFonts w:ascii="Wingdings" w:hAnsi="Wingdings" w:hint="default"/>
+        <w:sz w:val="20"/>
+      </w:rPr>
+    </w:lvl>
+    <w:lvl w:ilvl="3" w:tentative="1">
+      <w:start w:val="1"/>
+      <w:numFmt w:val="bullet"/>
+      <w:lvlText w:val=""/>
+      <w:lvlJc w:val="left"/>
+      <w:pPr>
+        <w:tabs>
+          <w:tab w:val="num" w:pos="2880"/>
+        </w:tabs>
+        <w:ind w:left="2880" w:hanging="360"/>
+      </w:pPr>
+      <w:rPr>
+        <w:rFonts w:ascii="Wingdings" w:hAnsi="Wingdings" w:hint="default"/>
+        <w:sz w:val="20"/>
+      </w:rPr>
+    </w:lvl>
+    <w:lvl w:ilvl="4" w:tentative="1">
+      <w:start w:val="1"/>
+      <w:numFmt w:val="bullet"/>
+      <w:lvlText w:val=""/>
+      <w:lvlJc w:val="left"/>
+      <w:pPr>
+        <w:tabs>
+          <w:tab w:val="num" w:pos="3600"/>
+        </w:tabs>
+        <w:ind w:left="3600" w:hanging="360"/>
+      </w:pPr>
+      <w:rPr>
+        <w:rFonts w:ascii="Wingdings" w:hAnsi="Wingdings" w:hint="default"/>
+        <w:sz w:val="20"/>
+      </w:rPr>
+    </w:lvl>
+    <w:lvl w:ilvl="5" w:tentative="1">
+      <w:start w:val="1"/>
+      <w:numFmt w:val="bullet"/>
+      <w:lvlText w:val=""/>
+      <w:lvlJc w:val="left"/>
+      <w:pPr>
+        <w:tabs>
+          <w:tab w:val="num" w:pos="4320"/>
+        </w:tabs>
+        <w:ind w:left="4320" w:hanging="360"/>
+      </w:pPr>
+      <w:rPr>
+        <w:rFonts w:ascii="Wingdings" w:hAnsi="Wingdings" w:hint="default"/>
+        <w:sz w:val="20"/>
+      </w:rPr>
+    </w:lvl>
+    <w:lvl w:ilvl="6" w:tentative="1">
+      <w:start w:val="1"/>
+      <w:numFmt w:val="bullet"/>
+      <w:lvlText w:val=""/>
+      <w:lvlJc w:val="left"/>
+      <w:pPr>
+        <w:tabs>
+          <w:tab w:val="num" w:pos="5040"/>
+        </w:tabs>
+        <w:ind w:left="5040" w:hanging="360"/>
+      </w:pPr>
+      <w:rPr>
+        <w:rFonts w:ascii="Wingdings" w:hAnsi="Wingdings" w:hint="default"/>
+        <w:sz w:val="20"/>
+      </w:rPr>
+    </w:lvl>
+    <w:lvl w:ilvl="7" w:tentative="1">
+      <w:start w:val="1"/>
+      <w:numFmt w:val="bullet"/>
+      <w:lvlText w:val=""/>
+      <w:lvlJc w:val="left"/>
+      <w:pPr>
+        <w:tabs>
+          <w:tab w:val="num" w:pos="5760"/>
+        </w:tabs>
+        <w:ind w:left="5760" w:hanging="360"/>
+      </w:pPr>
+      <w:rPr>
+        <w:rFonts w:ascii="Wingdings" w:hAnsi="Wingdings" w:hint="default"/>
+        <w:sz w:val="20"/>
+      </w:rPr>
+    </w:lvl>
+    <w:lvl w:ilvl="8" w:tentative="1">
+      <w:start w:val="1"/>
+      <w:numFmt w:val="bullet"/>
+      <w:lvlText w:val=""/>
+      <w:lvlJc w:val="left"/>
+      <w:pPr>
+        <w:tabs>
+          <w:tab w:val="num" w:pos="6480"/>
+        </w:tabs>
+        <w:ind w:left="6480" w:hanging="360"/>
+      </w:pPr>
+      <w:rPr>
+        <w:rFonts w:ascii="Wingdings" w:hAnsi="Wingdings" w:hint="default"/>
+        <w:sz w:val="20"/>
+      </w:rPr>
+    </w:lvl>
+  </w:abstractNum>
+  <w:abstractNum w:abstractNumId="1" w15:restartNumberingAfterBreak="0">
+    <w:nsid w:val="0A3556AE"/>
+    <w:multiLevelType w:val="multilevel"/>
+    <w:tmpl w:val="269CAF14"/>
+    <w:lvl w:ilvl="0">
+      <w:start w:val="1"/>
+      <w:numFmt w:val="bullet"/>
+      <w:lvlText w:val=""/>
+      <w:lvlJc w:val="left"/>
+      <w:pPr>
+        <w:tabs>
+          <w:tab w:val="num" w:pos="720"/>
+        </w:tabs>
+        <w:ind w:left="720" w:hanging="360"/>
+      </w:pPr>
+      <w:rPr>
+        <w:rFonts w:ascii="Symbol" w:hAnsi="Symbol" w:hint="default"/>
+        <w:sz w:val="20"/>
+      </w:rPr>
+    </w:lvl>
+    <w:lvl w:ilvl="1" w:tentative="1">
+      <w:start w:val="1"/>
+      <w:numFmt w:val="bullet"/>
+      <w:lvlText w:val="o"/>
+      <w:lvlJc w:val="left"/>
+      <w:pPr>
+        <w:tabs>
+          <w:tab w:val="num" w:pos="1440"/>
+        </w:tabs>
+        <w:ind w:left="1440" w:hanging="360"/>
+      </w:pPr>
+      <w:rPr>
+        <w:rFonts w:ascii="Courier New" w:hAnsi="Courier New" w:hint="default"/>
+        <w:sz w:val="20"/>
+      </w:rPr>
+    </w:lvl>
+    <w:lvl w:ilvl="2" w:tentative="1">
+      <w:start w:val="1"/>
+      <w:numFmt w:val="bullet"/>
+      <w:lvlText w:val=""/>
+      <w:lvlJc w:val="left"/>
+      <w:pPr>
+        <w:tabs>
+          <w:tab w:val="num" w:pos="2160"/>
+        </w:tabs>
+        <w:ind w:left="2160" w:hanging="360"/>
+      </w:pPr>
+      <w:rPr>
+        <w:rFonts w:ascii="Wingdings" w:hAnsi="Wingdings" w:hint="default"/>
+        <w:sz w:val="20"/>
+      </w:rPr>
+    </w:lvl>
+    <w:lvl w:ilvl="3" w:tentative="1">
+      <w:start w:val="1"/>
+      <w:numFmt w:val="bullet"/>
+      <w:lvlText w:val=""/>
+      <w:lvlJc w:val="left"/>
+      <w:pPr>
+        <w:tabs>
+          <w:tab w:val="num" w:pos="2880"/>
+        </w:tabs>
+        <w:ind w:left="2880" w:hanging="360"/>
+      </w:pPr>
+      <w:rPr>
+        <w:rFonts w:ascii="Wingdings" w:hAnsi="Wingdings" w:hint="default"/>
+        <w:sz w:val="20"/>
+      </w:rPr>
+    </w:lvl>
+    <w:lvl w:ilvl="4" w:tentative="1">
+      <w:start w:val="1"/>
+      <w:numFmt w:val="bullet"/>
+      <w:lvlText w:val=""/>
+      <w:lvlJc w:val="left"/>
+      <w:pPr>
+        <w:tabs>
+          <w:tab w:val="num" w:pos="3600"/>
+        </w:tabs>
+        <w:ind w:left="3600" w:hanging="360"/>
+      </w:pPr>
+      <w:rPr>
+        <w:rFonts w:ascii="Wingdings" w:hAnsi="Wingdings" w:hint="default"/>
+        <w:sz w:val="20"/>
+      </w:rPr>
+    </w:lvl>
+    <w:lvl w:ilvl="5" w:tentative="1">
+      <w:start w:val="1"/>
+      <w:numFmt w:val="bullet"/>
+      <w:lvlText w:val=""/>
+      <w:lvlJc w:val="left"/>
+      <w:pPr>
+        <w:tabs>
+          <w:tab w:val="num" w:pos="4320"/>
+        </w:tabs>
+        <w:ind w:left="4320" w:hanging="360"/>
+      </w:pPr>
+      <w:rPr>
+        <w:rFonts w:ascii="Wingdings" w:hAnsi="Wingdings" w:hint="default"/>
+        <w:sz w:val="20"/>
+      </w:rPr>
+    </w:lvl>
+    <w:lvl w:ilvl="6" w:tentative="1">
+      <w:start w:val="1"/>
+      <w:numFmt w:val="bullet"/>
+      <w:lvlText w:val=""/>
+      <w:lvlJc w:val="left"/>
+      <w:pPr>
+        <w:tabs>
+          <w:tab w:val="num" w:pos="5040"/>
+        </w:tabs>
+        <w:ind w:left="5040" w:hanging="360"/>
+      </w:pPr>
+      <w:rPr>
+        <w:rFonts w:ascii="Wingdings" w:hAnsi="Wingdings" w:hint="default"/>
+        <w:sz w:val="20"/>
+      </w:rPr>
+    </w:lvl>
+    <w:lvl w:ilvl="7" w:tentative="1">
+      <w:start w:val="1"/>
+      <w:numFmt w:val="bullet"/>
+      <w:lvlText w:val=""/>
+      <w:lvlJc w:val="left"/>
+      <w:pPr>
+        <w:tabs>
+          <w:tab w:val="num" w:pos="5760"/>
+        </w:tabs>
+        <w:ind w:left="5760" w:hanging="360"/>
+      </w:pPr>
+      <w:rPr>
+        <w:rFonts w:ascii="Wingdings" w:hAnsi="Wingdings" w:hint="default"/>
+        <w:sz w:val="20"/>
+      </w:rPr>
+    </w:lvl>
+    <w:lvl w:ilvl="8" w:tentative="1">
+      <w:start w:val="1"/>
+      <w:numFmt w:val="bullet"/>
+      <w:lvlText w:val=""/>
+      <w:lvlJc w:val="left"/>
+      <w:pPr>
+        <w:tabs>
+          <w:tab w:val="num" w:pos="6480"/>
+        </w:tabs>
+        <w:ind w:left="6480" w:hanging="360"/>
+      </w:pPr>
+      <w:rPr>
+        <w:rFonts w:ascii="Wingdings" w:hAnsi="Wingdings" w:hint="default"/>
+        <w:sz w:val="20"/>
+      </w:rPr>
+    </w:lvl>
+  </w:abstractNum>
+  <w:abstractNum w:abstractNumId="2" w15:restartNumberingAfterBreak="0">
+    <w:nsid w:val="0A5E5ED7"/>
+    <w:multiLevelType w:val="multilevel"/>
+    <w:tmpl w:val="6F28DB1E"/>
+    <w:lvl w:ilvl="0">
+      <w:start w:val="1"/>
+      <w:numFmt w:val="bullet"/>
+      <w:lvlText w:val=""/>
+      <w:lvlJc w:val="left"/>
+      <w:pPr>
+        <w:tabs>
+          <w:tab w:val="num" w:pos="720"/>
+        </w:tabs>
+        <w:ind w:left="720" w:hanging="360"/>
+      </w:pPr>
+      <w:rPr>
+        <w:rFonts w:ascii="Symbol" w:hAnsi="Symbol" w:hint="default"/>
+        <w:sz w:val="20"/>
+      </w:rPr>
+    </w:lvl>
+    <w:lvl w:ilvl="1" w:tentative="1">
+      <w:start w:val="1"/>
+      <w:numFmt w:val="bullet"/>
+      <w:lvlText w:val="o"/>
+      <w:lvlJc w:val="left"/>
+      <w:pPr>
+        <w:tabs>
+          <w:tab w:val="num" w:pos="1440"/>
+        </w:tabs>
+        <w:ind w:left="1440" w:hanging="360"/>
+      </w:pPr>
+      <w:rPr>
+        <w:rFonts w:ascii="Courier New" w:hAnsi="Courier New" w:hint="default"/>
+        <w:sz w:val="20"/>
+      </w:rPr>
+    </w:lvl>
+    <w:lvl w:ilvl="2" w:tentative="1">
+      <w:start w:val="1"/>
+      <w:numFmt w:val="bullet"/>
+      <w:lvlText w:val=""/>
+      <w:lvlJc w:val="left"/>
+      <w:pPr>
+        <w:tabs>
+          <w:tab w:val="num" w:pos="2160"/>
+        </w:tabs>
+        <w:ind w:left="2160" w:hanging="360"/>
+      </w:pPr>
+      <w:rPr>
+        <w:rFonts w:ascii="Wingdings" w:hAnsi="Wingdings" w:hint="default"/>
+        <w:sz w:val="20"/>
+      </w:rPr>
+    </w:lvl>
+    <w:lvl w:ilvl="3" w:tentative="1">
+      <w:start w:val="1"/>
+      <w:numFmt w:val="bullet"/>
+      <w:lvlText w:val=""/>
+      <w:lvlJc w:val="left"/>
+      <w:pPr>
+        <w:tabs>
+          <w:tab w:val="num" w:pos="2880"/>
+        </w:tabs>
+        <w:ind w:left="2880" w:hanging="360"/>
+      </w:pPr>
+      <w:rPr>
+        <w:rFonts w:ascii="Wingdings" w:hAnsi="Wingdings" w:hint="default"/>
+        <w:sz w:val="20"/>
+      </w:rPr>
+    </w:lvl>
+    <w:lvl w:ilvl="4" w:tentative="1">
+      <w:start w:val="1"/>
+      <w:numFmt w:val="bullet"/>
+      <w:lvlText w:val=""/>
+      <w:lvlJc w:val="left"/>
+      <w:pPr>
+        <w:tabs>
+          <w:tab w:val="num" w:pos="3600"/>
+        </w:tabs>
+        <w:ind w:left="3600" w:hanging="360"/>
+      </w:pPr>
+      <w:rPr>
+        <w:rFonts w:ascii="Wingdings" w:hAnsi="Wingdings" w:hint="default"/>
+        <w:sz w:val="20"/>
+      </w:rPr>
+    </w:lvl>
+    <w:lvl w:ilvl="5" w:tentative="1">
+      <w:start w:val="1"/>
+      <w:numFmt w:val="bullet"/>
+      <w:lvlText w:val=""/>
+      <w:lvlJc w:val="left"/>
+      <w:pPr>
+        <w:tabs>
+          <w:tab w:val="num" w:pos="4320"/>
+        </w:tabs>
+        <w:ind w:left="4320" w:hanging="360"/>
+      </w:pPr>
+      <w:rPr>
+        <w:rFonts w:ascii="Wingdings" w:hAnsi="Wingdings" w:hint="default"/>
+        <w:sz w:val="20"/>
+      </w:rPr>
+    </w:lvl>
+    <w:lvl w:ilvl="6" w:tentative="1">
+      <w:start w:val="1"/>
+      <w:numFmt w:val="bullet"/>
+      <w:lvlText w:val=""/>
+      <w:lvlJc w:val="left"/>
+      <w:pPr>
+        <w:tabs>
+          <w:tab w:val="num" w:pos="5040"/>
+        </w:tabs>
+        <w:ind w:left="5040" w:hanging="360"/>
+      </w:pPr>
+      <w:rPr>
+        <w:rFonts w:ascii="Wingdings" w:hAnsi="Wingdings" w:hint="default"/>
+        <w:sz w:val="20"/>
+      </w:rPr>
+    </w:lvl>
+    <w:lvl w:ilvl="7" w:tentative="1">
+      <w:start w:val="1"/>
+      <w:numFmt w:val="bullet"/>
+      <w:lvlText w:val=""/>
+      <w:lvlJc w:val="left"/>
+      <w:pPr>
+        <w:tabs>
+          <w:tab w:val="num" w:pos="5760"/>
+        </w:tabs>
+        <w:ind w:left="5760" w:hanging="360"/>
+      </w:pPr>
+      <w:rPr>
+        <w:rFonts w:ascii="Wingdings" w:hAnsi="Wingdings" w:hint="default"/>
+        <w:sz w:val="20"/>
+      </w:rPr>
+    </w:lvl>
+    <w:lvl w:ilvl="8" w:tentative="1">
+      <w:start w:val="1"/>
+      <w:numFmt w:val="bullet"/>
+      <w:lvlText w:val=""/>
+      <w:lvlJc w:val="left"/>
+      <w:pPr>
+        <w:tabs>
+          <w:tab w:val="num" w:pos="6480"/>
+        </w:tabs>
+        <w:ind w:left="6480" w:hanging="360"/>
+      </w:pPr>
+      <w:rPr>
+        <w:rFonts w:ascii="Wingdings" w:hAnsi="Wingdings" w:hint="default"/>
+        <w:sz w:val="20"/>
+      </w:rPr>
+    </w:lvl>
+  </w:abstractNum>
+  <w:abstractNum w:abstractNumId="3" w15:restartNumberingAfterBreak="0">
+    <w:nsid w:val="0B7E10EA"/>
+    <w:multiLevelType w:val="multilevel"/>
+    <w:tmpl w:val="1C08B42A"/>
+    <w:lvl w:ilvl="0">
+      <w:start w:val="1"/>
+      <w:numFmt w:val="bullet"/>
+      <w:lvlText w:val=""/>
+      <w:lvlJc w:val="left"/>
+      <w:pPr>
+        <w:tabs>
+          <w:tab w:val="num" w:pos="720"/>
+        </w:tabs>
+        <w:ind w:left="720" w:hanging="360"/>
+      </w:pPr>
+      <w:rPr>
+        <w:rFonts w:ascii="Symbol" w:hAnsi="Symbol" w:hint="default"/>
+        <w:sz w:val="20"/>
+      </w:rPr>
+    </w:lvl>
+    <w:lvl w:ilvl="1" w:tentative="1">
+      <w:start w:val="1"/>
+      <w:numFmt w:val="bullet"/>
+      <w:lvlText w:val="o"/>
+      <w:lvlJc w:val="left"/>
+      <w:pPr>
+        <w:tabs>
+          <w:tab w:val="num" w:pos="1440"/>
+        </w:tabs>
+        <w:ind w:left="1440" w:hanging="360"/>
+      </w:pPr>
+      <w:rPr>
+        <w:rFonts w:ascii="Courier New" w:hAnsi="Courier New" w:hint="default"/>
+        <w:sz w:val="20"/>
+      </w:rPr>
+    </w:lvl>
+    <w:lvl w:ilvl="2" w:tentative="1">
+      <w:start w:val="1"/>
+      <w:numFmt w:val="bullet"/>
+      <w:lvlText w:val=""/>
+      <w:lvlJc w:val="left"/>
+      <w:pPr>
+        <w:tabs>
+          <w:tab w:val="num" w:pos="2160"/>
+        </w:tabs>
+        <w:ind w:left="2160" w:hanging="360"/>
+      </w:pPr>
+      <w:rPr>
+        <w:rFonts w:ascii="Wingdings" w:hAnsi="Wingdings" w:hint="default"/>
+        <w:sz w:val="20"/>
+      </w:rPr>
+    </w:lvl>
+    <w:lvl w:ilvl="3" w:tentative="1">
+      <w:start w:val="1"/>
+      <w:numFmt w:val="bullet"/>
+      <w:lvlText w:val=""/>
+      <w:lvlJc w:val="left"/>
+      <w:pPr>
+        <w:tabs>
+          <w:tab w:val="num" w:pos="2880"/>
+        </w:tabs>
+        <w:ind w:left="2880" w:hanging="360"/>
+      </w:pPr>
+      <w:rPr>
+        <w:rFonts w:ascii="Wingdings" w:hAnsi="Wingdings" w:hint="default"/>
+        <w:sz w:val="20"/>
+      </w:rPr>
+    </w:lvl>
+    <w:lvl w:ilvl="4" w:tentative="1">
+      <w:start w:val="1"/>
+      <w:numFmt w:val="bullet"/>
+      <w:lvlText w:val=""/>
+      <w:lvlJc w:val="left"/>
+      <w:pPr>
+        <w:tabs>
+          <w:tab w:val="num" w:pos="3600"/>
+        </w:tabs>
+        <w:ind w:left="3600" w:hanging="360"/>
+      </w:pPr>
+      <w:rPr>
+        <w:rFonts w:ascii="Wingdings" w:hAnsi="Wingdings" w:hint="default"/>
+        <w:sz w:val="20"/>
+      </w:rPr>
+    </w:lvl>
+    <w:lvl w:ilvl="5" w:tentative="1">
+      <w:start w:val="1"/>
+      <w:numFmt w:val="bullet"/>
+      <w:lvlText w:val=""/>
+      <w:lvlJc w:val="left"/>
+      <w:pPr>
+        <w:tabs>
+          <w:tab w:val="num" w:pos="4320"/>
+        </w:tabs>
+        <w:ind w:left="4320" w:hanging="360"/>
+      </w:pPr>
+      <w:rPr>
+        <w:rFonts w:ascii="Wingdings" w:hAnsi="Wingdings" w:hint="default"/>
+        <w:sz w:val="20"/>
+      </w:rPr>
+    </w:lvl>
+    <w:lvl w:ilvl="6" w:tentative="1">
+      <w:start w:val="1"/>
+      <w:numFmt w:val="bullet"/>
+      <w:lvlText w:val=""/>
+      <w:lvlJc w:val="left"/>
+      <w:pPr>
+        <w:tabs>
+          <w:tab w:val="num" w:pos="5040"/>
+        </w:tabs>
+        <w:ind w:left="5040" w:hanging="360"/>
+      </w:pPr>
+      <w:rPr>
+        <w:rFonts w:ascii="Wingdings" w:hAnsi="Wingdings" w:hint="default"/>
+        <w:sz w:val="20"/>
+      </w:rPr>
+    </w:lvl>
+    <w:lvl w:ilvl="7" w:tentative="1">
+      <w:start w:val="1"/>
+      <w:numFmt w:val="bullet"/>
+      <w:lvlText w:val=""/>
+      <w:lvlJc w:val="left"/>
+      <w:pPr>
+        <w:tabs>
+          <w:tab w:val="num" w:pos="5760"/>
+        </w:tabs>
+        <w:ind w:left="5760" w:hanging="360"/>
+      </w:pPr>
+      <w:rPr>
+        <w:rFonts w:ascii="Wingdings" w:hAnsi="Wingdings" w:hint="default"/>
+        <w:sz w:val="20"/>
+      </w:rPr>
+    </w:lvl>
+    <w:lvl w:ilvl="8" w:tentative="1">
+      <w:start w:val="1"/>
+      <w:numFmt w:val="bullet"/>
+      <w:lvlText w:val=""/>
+      <w:lvlJc w:val="left"/>
+      <w:pPr>
+        <w:tabs>
+          <w:tab w:val="num" w:pos="6480"/>
+        </w:tabs>
+        <w:ind w:left="6480" w:hanging="360"/>
+      </w:pPr>
+      <w:rPr>
+        <w:rFonts w:ascii="Wingdings" w:hAnsi="Wingdings" w:hint="default"/>
+        <w:sz w:val="20"/>
+      </w:rPr>
+    </w:lvl>
+  </w:abstractNum>
+  <w:abstractNum w:abstractNumId="4" w15:restartNumberingAfterBreak="0">
+    <w:nsid w:val="1C354E93"/>
+    <w:multiLevelType w:val="multilevel"/>
+    <w:tmpl w:val="4F84D45C"/>
+    <w:lvl w:ilvl="0">
+      <w:start w:val="1"/>
+      <w:numFmt w:val="bullet"/>
+      <w:lvlText w:val=""/>
+      <w:lvlJc w:val="left"/>
+      <w:pPr>
+        <w:tabs>
+          <w:tab w:val="num" w:pos="720"/>
+        </w:tabs>
+        <w:ind w:left="720" w:hanging="360"/>
+      </w:pPr>
+      <w:rPr>
+        <w:rFonts w:ascii="Symbol" w:hAnsi="Symbol" w:hint="default"/>
+        <w:sz w:val="20"/>
+      </w:rPr>
+    </w:lvl>
+    <w:lvl w:ilvl="1" w:tentative="1">
+      <w:start w:val="1"/>
+      <w:numFmt w:val="bullet"/>
+      <w:lvlText w:val="o"/>
+      <w:lvlJc w:val="left"/>
+      <w:pPr>
+        <w:tabs>
+          <w:tab w:val="num" w:pos="1440"/>
+        </w:tabs>
+        <w:ind w:left="1440" w:hanging="360"/>
+      </w:pPr>
+      <w:rPr>
+        <w:rFonts w:ascii="Courier New" w:hAnsi="Courier New" w:hint="default"/>
+        <w:sz w:val="20"/>
+      </w:rPr>
+    </w:lvl>
+    <w:lvl w:ilvl="2" w:tentative="1">
+      <w:start w:val="1"/>
+      <w:numFmt w:val="bullet"/>
+      <w:lvlText w:val=""/>
+      <w:lvlJc w:val="left"/>
+      <w:pPr>
+        <w:tabs>
+          <w:tab w:val="num" w:pos="2160"/>
+        </w:tabs>
+        <w:ind w:left="2160" w:hanging="360"/>
+      </w:pPr>
+      <w:rPr>
+        <w:rFonts w:ascii="Wingdings" w:hAnsi="Wingdings" w:hint="default"/>
+        <w:sz w:val="20"/>
+      </w:rPr>
+    </w:lvl>
+    <w:lvl w:ilvl="3" w:tentative="1">
+      <w:start w:val="1"/>
+      <w:numFmt w:val="bullet"/>
+      <w:lvlText w:val=""/>
+      <w:lvlJc w:val="left"/>
+      <w:pPr>
+        <w:tabs>
+          <w:tab w:val="num" w:pos="2880"/>
+        </w:tabs>
+        <w:ind w:left="2880" w:hanging="360"/>
+      </w:pPr>
+      <w:rPr>
+        <w:rFonts w:ascii="Wingdings" w:hAnsi="Wingdings" w:hint="default"/>
+        <w:sz w:val="20"/>
+      </w:rPr>
+    </w:lvl>
+    <w:lvl w:ilvl="4" w:tentative="1">
+      <w:start w:val="1"/>
+      <w:numFmt w:val="bullet"/>
+      <w:lvlText w:val=""/>
+      <w:lvlJc w:val="left"/>
+      <w:pPr>
+        <w:tabs>
+          <w:tab w:val="num" w:pos="3600"/>
+        </w:tabs>
+        <w:ind w:left="3600" w:hanging="360"/>
+      </w:pPr>
+      <w:rPr>
+        <w:rFonts w:ascii="Wingdings" w:hAnsi="Wingdings" w:hint="default"/>
+        <w:sz w:val="20"/>
+      </w:rPr>
+    </w:lvl>
+    <w:lvl w:ilvl="5" w:tentative="1">
+      <w:start w:val="1"/>
+      <w:numFmt w:val="bullet"/>
+      <w:lvlText w:val=""/>
+      <w:lvlJc w:val="left"/>
+      <w:pPr>
+        <w:tabs>
+          <w:tab w:val="num" w:pos="4320"/>
+        </w:tabs>
+        <w:ind w:left="4320" w:hanging="360"/>
+      </w:pPr>
+      <w:rPr>
+        <w:rFonts w:ascii="Wingdings" w:hAnsi="Wingdings" w:hint="default"/>
+        <w:sz w:val="20"/>
+      </w:rPr>
+    </w:lvl>
+    <w:lvl w:ilvl="6" w:tentative="1">
+      <w:start w:val="1"/>
+      <w:numFmt w:val="bullet"/>
+      <w:lvlText w:val=""/>
+      <w:lvlJc w:val="left"/>
+      <w:pPr>
+        <w:tabs>
+          <w:tab w:val="num" w:pos="5040"/>
+        </w:tabs>
+        <w:ind w:left="5040" w:hanging="360"/>
+      </w:pPr>
+      <w:rPr>
+        <w:rFonts w:ascii="Wingdings" w:hAnsi="Wingdings" w:hint="default"/>
+        <w:sz w:val="20"/>
+      </w:rPr>
+    </w:lvl>
+    <w:lvl w:ilvl="7" w:tentative="1">
+      <w:start w:val="1"/>
+      <w:numFmt w:val="bullet"/>
+      <w:lvlText w:val=""/>
+      <w:lvlJc w:val="left"/>
+      <w:pPr>
+        <w:tabs>
+          <w:tab w:val="num" w:pos="5760"/>
+        </w:tabs>
+        <w:ind w:left="5760" w:hanging="360"/>
+      </w:pPr>
+      <w:rPr>
+        <w:rFonts w:ascii="Wingdings" w:hAnsi="Wingdings" w:hint="default"/>
+        <w:sz w:val="20"/>
+      </w:rPr>
+    </w:lvl>
+    <w:lvl w:ilvl="8" w:tentative="1">
+      <w:start w:val="1"/>
+      <w:numFmt w:val="bullet"/>
+      <w:lvlText w:val=""/>
+      <w:lvlJc w:val="left"/>
+      <w:pPr>
+        <w:tabs>
+          <w:tab w:val="num" w:pos="6480"/>
+        </w:tabs>
+        <w:ind w:left="6480" w:hanging="360"/>
+      </w:pPr>
+      <w:rPr>
+        <w:rFonts w:ascii="Wingdings" w:hAnsi="Wingdings" w:hint="default"/>
+        <w:sz w:val="20"/>
+      </w:rPr>
+    </w:lvl>
+  </w:abstractNum>
+  <w:abstractNum w:abstractNumId="5" w15:restartNumberingAfterBreak="0">
+    <w:nsid w:val="1E8B765D"/>
+    <w:multiLevelType w:val="multilevel"/>
+    <w:tmpl w:val="5464F686"/>
+    <w:lvl w:ilvl="0">
+      <w:start w:val="1"/>
+      <w:numFmt w:val="decimal"/>
+      <w:lvlText w:val="%1."/>
+      <w:lvlJc w:val="left"/>
+      <w:pPr>
+        <w:tabs>
+          <w:tab w:val="num" w:pos="720"/>
+        </w:tabs>
+        <w:ind w:left="720" w:hanging="360"/>
+      </w:pPr>
+    </w:lvl>
+    <w:lvl w:ilvl="1">
+      <w:start w:val="1"/>
+      <w:numFmt w:val="bullet"/>
+      <w:lvlText w:val="o"/>
+      <w:lvlJc w:val="left"/>
+      <w:pPr>
+        <w:tabs>
+          <w:tab w:val="num" w:pos="1440"/>
+        </w:tabs>
+        <w:ind w:left="1440" w:hanging="360"/>
+      </w:pPr>
+      <w:rPr>
+        <w:rFonts w:ascii="Courier New" w:hAnsi="Courier New" w:hint="default"/>
+        <w:sz w:val="20"/>
+      </w:rPr>
+    </w:lvl>
+    <w:lvl w:ilvl="2" w:tentative="1">
+      <w:start w:val="1"/>
+      <w:numFmt w:val="decimal"/>
+      <w:lvlText w:val="%3."/>
+      <w:lvlJc w:val="left"/>
+      <w:pPr>
+        <w:tabs>
+          <w:tab w:val="num" w:pos="2160"/>
+        </w:tabs>
+        <w:ind w:left="2160" w:hanging="360"/>
+      </w:pPr>
+    </w:lvl>
+    <w:lvl w:ilvl="3" w:tentative="1">
+      <w:start w:val="1"/>
+      <w:numFmt w:val="decimal"/>
+      <w:lvlText w:val="%4."/>
+      <w:lvlJc w:val="left"/>
+      <w:pPr>
+        <w:tabs>
+          <w:tab w:val="num" w:pos="2880"/>
+        </w:tabs>
+        <w:ind w:left="2880" w:hanging="360"/>
+      </w:pPr>
+    </w:lvl>
+    <w:lvl w:ilvl="4" w:tentative="1">
+      <w:start w:val="1"/>
+      <w:numFmt w:val="decimal"/>
+      <w:lvlText w:val="%5."/>
+      <w:lvlJc w:val="left"/>
+      <w:pPr>
+        <w:tabs>
+          <w:tab w:val="num" w:pos="3600"/>
+        </w:tabs>
+        <w:ind w:left="3600" w:hanging="360"/>
+      </w:pPr>
+    </w:lvl>
+    <w:lvl w:ilvl="5" w:tentative="1">
+      <w:start w:val="1"/>
+      <w:numFmt w:val="decimal"/>
+      <w:lvlText w:val="%6."/>
+      <w:lvlJc w:val="left"/>
+      <w:pPr>
+        <w:tabs>
+          <w:tab w:val="num" w:pos="4320"/>
+        </w:tabs>
+        <w:ind w:left="4320" w:hanging="360"/>
+      </w:pPr>
+    </w:lvl>
+    <w:lvl w:ilvl="6" w:tentative="1">
+      <w:start w:val="1"/>
+      <w:numFmt w:val="decimal"/>
+      <w:lvlText w:val="%7."/>
+      <w:lvlJc w:val="left"/>
+      <w:pPr>
+        <w:tabs>
+          <w:tab w:val="num" w:pos="5040"/>
+        </w:tabs>
+        <w:ind w:left="5040" w:hanging="360"/>
+      </w:pPr>
+    </w:lvl>
+    <w:lvl w:ilvl="7" w:tentative="1">
+      <w:start w:val="1"/>
+      <w:numFmt w:val="decimal"/>
+      <w:lvlText w:val="%8."/>
+      <w:lvlJc w:val="left"/>
+      <w:pPr>
+        <w:tabs>
+          <w:tab w:val="num" w:pos="5760"/>
+        </w:tabs>
+        <w:ind w:left="5760" w:hanging="360"/>
+      </w:pPr>
+    </w:lvl>
+    <w:lvl w:ilvl="8" w:tentative="1">
+      <w:start w:val="1"/>
+      <w:numFmt w:val="decimal"/>
+      <w:lvlText w:val="%9."/>
+      <w:lvlJc w:val="left"/>
+      <w:pPr>
+        <w:tabs>
+          <w:tab w:val="num" w:pos="6480"/>
+        </w:tabs>
+        <w:ind w:left="6480" w:hanging="360"/>
+      </w:pPr>
+    </w:lvl>
+  </w:abstractNum>
+  <w:abstractNum w:abstractNumId="6" w15:restartNumberingAfterBreak="0">
+    <w:nsid w:val="22F12DD3"/>
+    <w:multiLevelType w:val="multilevel"/>
+    <w:tmpl w:val="48D694A0"/>
+    <w:lvl w:ilvl="0">
+      <w:start w:val="1"/>
+      <w:numFmt w:val="bullet"/>
+      <w:lvlText w:val=""/>
+      <w:lvlJc w:val="left"/>
+      <w:pPr>
+        <w:tabs>
+          <w:tab w:val="num" w:pos="720"/>
+        </w:tabs>
+        <w:ind w:left="720" w:hanging="360"/>
+      </w:pPr>
+      <w:rPr>
+        <w:rFonts w:ascii="Symbol" w:hAnsi="Symbol" w:hint="default"/>
+        <w:sz w:val="20"/>
+      </w:rPr>
+    </w:lvl>
+    <w:lvl w:ilvl="1" w:tentative="1">
+      <w:start w:val="1"/>
+      <w:numFmt w:val="bullet"/>
+      <w:lvlText w:val="o"/>
+      <w:lvlJc w:val="left"/>
+      <w:pPr>
+        <w:tabs>
+          <w:tab w:val="num" w:pos="1440"/>
+        </w:tabs>
+        <w:ind w:left="1440" w:hanging="360"/>
+      </w:pPr>
+      <w:rPr>
+        <w:rFonts w:ascii="Courier New" w:hAnsi="Courier New" w:hint="default"/>
+        <w:sz w:val="20"/>
+      </w:rPr>
+    </w:lvl>
+    <w:lvl w:ilvl="2" w:tentative="1">
+      <w:start w:val="1"/>
+      <w:numFmt w:val="bullet"/>
+      <w:lvlText w:val=""/>
+      <w:lvlJc w:val="left"/>
+      <w:pPr>
+        <w:tabs>
+          <w:tab w:val="num" w:pos="2160"/>
+        </w:tabs>
+        <w:ind w:left="2160" w:hanging="360"/>
+      </w:pPr>
+      <w:rPr>
+        <w:rFonts w:ascii="Wingdings" w:hAnsi="Wingdings" w:hint="default"/>
+        <w:sz w:val="20"/>
+      </w:rPr>
+    </w:lvl>
+    <w:lvl w:ilvl="3" w:tentative="1">
+      <w:start w:val="1"/>
+      <w:numFmt w:val="bullet"/>
+      <w:lvlText w:val=""/>
+      <w:lvlJc w:val="left"/>
+      <w:pPr>
+        <w:tabs>
+          <w:tab w:val="num" w:pos="2880"/>
+        </w:tabs>
+        <w:ind w:left="2880" w:hanging="360"/>
+      </w:pPr>
+      <w:rPr>
+        <w:rFonts w:ascii="Wingdings" w:hAnsi="Wingdings" w:hint="default"/>
+        <w:sz w:val="20"/>
+      </w:rPr>
+    </w:lvl>
+    <w:lvl w:ilvl="4" w:tentative="1">
+      <w:start w:val="1"/>
+      <w:numFmt w:val="bullet"/>
+      <w:lvlText w:val=""/>
+      <w:lvlJc w:val="left"/>
+      <w:pPr>
+        <w:tabs>
+          <w:tab w:val="num" w:pos="3600"/>
+        </w:tabs>
+        <w:ind w:left="3600" w:hanging="360"/>
+      </w:pPr>
+      <w:rPr>
+        <w:rFonts w:ascii="Wingdings" w:hAnsi="Wingdings" w:hint="default"/>
+        <w:sz w:val="20"/>
+      </w:rPr>
+    </w:lvl>
+    <w:lvl w:ilvl="5" w:tentative="1">
+      <w:start w:val="1"/>
+      <w:numFmt w:val="bullet"/>
+      <w:lvlText w:val=""/>
+      <w:lvlJc w:val="left"/>
+      <w:pPr>
+        <w:tabs>
+          <w:tab w:val="num" w:pos="4320"/>
+        </w:tabs>
+        <w:ind w:left="4320" w:hanging="360"/>
+      </w:pPr>
+      <w:rPr>
+        <w:rFonts w:ascii="Wingdings" w:hAnsi="Wingdings" w:hint="default"/>
+        <w:sz w:val="20"/>
+      </w:rPr>
+    </w:lvl>
+    <w:lvl w:ilvl="6" w:tentative="1">
+      <w:start w:val="1"/>
+      <w:numFmt w:val="bullet"/>
+      <w:lvlText w:val=""/>
+      <w:lvlJc w:val="left"/>
+      <w:pPr>
+        <w:tabs>
+          <w:tab w:val="num" w:pos="5040"/>
+        </w:tabs>
+        <w:ind w:left="5040" w:hanging="360"/>
+      </w:pPr>
+      <w:rPr>
+        <w:rFonts w:ascii="Wingdings" w:hAnsi="Wingdings" w:hint="default"/>
+        <w:sz w:val="20"/>
+      </w:rPr>
+    </w:lvl>
+    <w:lvl w:ilvl="7" w:tentative="1">
+      <w:start w:val="1"/>
+      <w:numFmt w:val="bullet"/>
+      <w:lvlText w:val=""/>
+      <w:lvlJc w:val="left"/>
+      <w:pPr>
+        <w:tabs>
+          <w:tab w:val="num" w:pos="5760"/>
+        </w:tabs>
+        <w:ind w:left="5760" w:hanging="360"/>
+      </w:pPr>
+      <w:rPr>
+        <w:rFonts w:ascii="Wingdings" w:hAnsi="Wingdings" w:hint="default"/>
+        <w:sz w:val="20"/>
+      </w:rPr>
+    </w:lvl>
+    <w:lvl w:ilvl="8" w:tentative="1">
+      <w:start w:val="1"/>
+      <w:numFmt w:val="bullet"/>
+      <w:lvlText w:val=""/>
+      <w:lvlJc w:val="left"/>
+      <w:pPr>
+        <w:tabs>
+          <w:tab w:val="num" w:pos="6480"/>
+        </w:tabs>
+        <w:ind w:left="6480" w:hanging="360"/>
+      </w:pPr>
+      <w:rPr>
+        <w:rFonts w:ascii="Wingdings" w:hAnsi="Wingdings" w:hint="default"/>
+        <w:sz w:val="20"/>
+      </w:rPr>
+    </w:lvl>
+  </w:abstractNum>
+  <w:abstractNum w:abstractNumId="7" w15:restartNumberingAfterBreak="0">
+    <w:nsid w:val="29ED1537"/>
+    <w:multiLevelType w:val="multilevel"/>
+    <w:tmpl w:val="423ED906"/>
+    <w:lvl w:ilvl="0">
+      <w:start w:val="1"/>
+      <w:numFmt w:val="bullet"/>
+      <w:lvlText w:val=""/>
+      <w:lvlJc w:val="left"/>
+      <w:pPr>
+        <w:tabs>
+          <w:tab w:val="num" w:pos="720"/>
+        </w:tabs>
+        <w:ind w:left="720" w:hanging="360"/>
+      </w:pPr>
+      <w:rPr>
+        <w:rFonts w:ascii="Symbol" w:hAnsi="Symbol" w:hint="default"/>
+        <w:sz w:val="20"/>
+      </w:rPr>
+    </w:lvl>
+    <w:lvl w:ilvl="1" w:tentative="1">
+      <w:start w:val="1"/>
+      <w:numFmt w:val="bullet"/>
+      <w:lvlText w:val="o"/>
+      <w:lvlJc w:val="left"/>
+      <w:pPr>
+        <w:tabs>
+          <w:tab w:val="num" w:pos="1440"/>
+        </w:tabs>
+        <w:ind w:left="1440" w:hanging="360"/>
+      </w:pPr>
+      <w:rPr>
+        <w:rFonts w:ascii="Courier New" w:hAnsi="Courier New" w:hint="default"/>
+        <w:sz w:val="20"/>
+      </w:rPr>
+    </w:lvl>
+    <w:lvl w:ilvl="2" w:tentative="1">
+      <w:start w:val="1"/>
+      <w:numFmt w:val="bullet"/>
+      <w:lvlText w:val=""/>
+      <w:lvlJc w:val="left"/>
+      <w:pPr>
+        <w:tabs>
+          <w:tab w:val="num" w:pos="2160"/>
+        </w:tabs>
+        <w:ind w:left="2160" w:hanging="360"/>
+      </w:pPr>
+      <w:rPr>
+        <w:rFonts w:ascii="Wingdings" w:hAnsi="Wingdings" w:hint="default"/>
+        <w:sz w:val="20"/>
+      </w:rPr>
+    </w:lvl>
+    <w:lvl w:ilvl="3" w:tentative="1">
+      <w:start w:val="1"/>
+      <w:numFmt w:val="bullet"/>
+      <w:lvlText w:val=""/>
+      <w:lvlJc w:val="left"/>
+      <w:pPr>
+        <w:tabs>
+          <w:tab w:val="num" w:pos="2880"/>
+        </w:tabs>
+        <w:ind w:left="2880" w:hanging="360"/>
+      </w:pPr>
+      <w:rPr>
+        <w:rFonts w:ascii="Wingdings" w:hAnsi="Wingdings" w:hint="default"/>
+        <w:sz w:val="20"/>
+      </w:rPr>
+    </w:lvl>
+    <w:lvl w:ilvl="4" w:tentative="1">
+      <w:start w:val="1"/>
+      <w:numFmt w:val="bullet"/>
+      <w:lvlText w:val=""/>
+      <w:lvlJc w:val="left"/>
+      <w:pPr>
+        <w:tabs>
+          <w:tab w:val="num" w:pos="3600"/>
+        </w:tabs>
+        <w:ind w:left="3600" w:hanging="360"/>
+      </w:pPr>
+      <w:rPr>
+        <w:rFonts w:ascii="Wingdings" w:hAnsi="Wingdings" w:hint="default"/>
+        <w:sz w:val="20"/>
+      </w:rPr>
+    </w:lvl>
+    <w:lvl w:ilvl="5" w:tentative="1">
+      <w:start w:val="1"/>
+      <w:numFmt w:val="bullet"/>
+      <w:lvlText w:val=""/>
+      <w:lvlJc w:val="left"/>
+      <w:pPr>
+        <w:tabs>
+          <w:tab w:val="num" w:pos="4320"/>
+        </w:tabs>
+        <w:ind w:left="4320" w:hanging="360"/>
+      </w:pPr>
+      <w:rPr>
+        <w:rFonts w:ascii="Wingdings" w:hAnsi="Wingdings" w:hint="default"/>
+        <w:sz w:val="20"/>
+      </w:rPr>
+    </w:lvl>
+    <w:lvl w:ilvl="6" w:tentative="1">
+      <w:start w:val="1"/>
+      <w:numFmt w:val="bullet"/>
+      <w:lvlText w:val=""/>
+      <w:lvlJc w:val="left"/>
+      <w:pPr>
+        <w:tabs>
+          <w:tab w:val="num" w:pos="5040"/>
+        </w:tabs>
+        <w:ind w:left="5040" w:hanging="360"/>
+      </w:pPr>
+      <w:rPr>
+        <w:rFonts w:ascii="Wingdings" w:hAnsi="Wingdings" w:hint="default"/>
+        <w:sz w:val="20"/>
+      </w:rPr>
+    </w:lvl>
+    <w:lvl w:ilvl="7" w:tentative="1">
+      <w:start w:val="1"/>
+      <w:numFmt w:val="bullet"/>
+      <w:lvlText w:val=""/>
+      <w:lvlJc w:val="left"/>
+      <w:pPr>
+        <w:tabs>
+          <w:tab w:val="num" w:pos="5760"/>
+        </w:tabs>
+        <w:ind w:left="5760" w:hanging="360"/>
+      </w:pPr>
+      <w:rPr>
+        <w:rFonts w:ascii="Wingdings" w:hAnsi="Wingdings" w:hint="default"/>
+        <w:sz w:val="20"/>
+      </w:rPr>
+    </w:lvl>
+    <w:lvl w:ilvl="8" w:tentative="1">
+      <w:start w:val="1"/>
+      <w:numFmt w:val="bullet"/>
+      <w:lvlText w:val=""/>
+      <w:lvlJc w:val="left"/>
+      <w:pPr>
+        <w:tabs>
+          <w:tab w:val="num" w:pos="6480"/>
+        </w:tabs>
+        <w:ind w:left="6480" w:hanging="360"/>
+      </w:pPr>
+      <w:rPr>
+        <w:rFonts w:ascii="Wingdings" w:hAnsi="Wingdings" w:hint="default"/>
+        <w:sz w:val="20"/>
+      </w:rPr>
+    </w:lvl>
+  </w:abstractNum>
+  <w:abstractNum w:abstractNumId="8" w15:restartNumberingAfterBreak="0">
+    <w:nsid w:val="2D293C1C"/>
+    <w:multiLevelType w:val="multilevel"/>
+    <w:tmpl w:val="7C66BE1E"/>
+    <w:lvl w:ilvl="0">
+      <w:start w:val="1"/>
+      <w:numFmt w:val="bullet"/>
+      <w:lvlText w:val=""/>
+      <w:lvlJc w:val="left"/>
+      <w:pPr>
+        <w:tabs>
+          <w:tab w:val="num" w:pos="720"/>
+        </w:tabs>
+        <w:ind w:left="720" w:hanging="360"/>
+      </w:pPr>
+      <w:rPr>
+        <w:rFonts w:ascii="Symbol" w:hAnsi="Symbol" w:hint="default"/>
+        <w:sz w:val="20"/>
+      </w:rPr>
+    </w:lvl>
+    <w:lvl w:ilvl="1" w:tentative="1">
+      <w:start w:val="1"/>
+      <w:numFmt w:val="bullet"/>
+      <w:lvlText w:val="o"/>
+      <w:lvlJc w:val="left"/>
+      <w:pPr>
+        <w:tabs>
+          <w:tab w:val="num" w:pos="1440"/>
+        </w:tabs>
+        <w:ind w:left="1440" w:hanging="360"/>
+      </w:pPr>
+      <w:rPr>
+        <w:rFonts w:ascii="Courier New" w:hAnsi="Courier New" w:hint="default"/>
+        <w:sz w:val="20"/>
+      </w:rPr>
+    </w:lvl>
+    <w:lvl w:ilvl="2" w:tentative="1">
+      <w:start w:val="1"/>
+      <w:numFmt w:val="bullet"/>
+      <w:lvlText w:val=""/>
+      <w:lvlJc w:val="left"/>
+      <w:pPr>
+        <w:tabs>
+          <w:tab w:val="num" w:pos="2160"/>
+        </w:tabs>
+        <w:ind w:left="2160" w:hanging="360"/>
+      </w:pPr>
+      <w:rPr>
+        <w:rFonts w:ascii="Wingdings" w:hAnsi="Wingdings" w:hint="default"/>
+        <w:sz w:val="20"/>
+      </w:rPr>
+    </w:lvl>
+    <w:lvl w:ilvl="3" w:tentative="1">
+      <w:start w:val="1"/>
+      <w:numFmt w:val="bullet"/>
+      <w:lvlText w:val=""/>
+      <w:lvlJc w:val="left"/>
+      <w:pPr>
+        <w:tabs>
+          <w:tab w:val="num" w:pos="2880"/>
+        </w:tabs>
+        <w:ind w:left="2880" w:hanging="360"/>
+      </w:pPr>
+      <w:rPr>
+        <w:rFonts w:ascii="Wingdings" w:hAnsi="Wingdings" w:hint="default"/>
+        <w:sz w:val="20"/>
+      </w:rPr>
+    </w:lvl>
+    <w:lvl w:ilvl="4" w:tentative="1">
+      <w:start w:val="1"/>
+      <w:numFmt w:val="bullet"/>
+      <w:lvlText w:val=""/>
+      <w:lvlJc w:val="left"/>
+      <w:pPr>
+        <w:tabs>
+          <w:tab w:val="num" w:pos="3600"/>
+        </w:tabs>
+        <w:ind w:left="3600" w:hanging="360"/>
+      </w:pPr>
+      <w:rPr>
+        <w:rFonts w:ascii="Wingdings" w:hAnsi="Wingdings" w:hint="default"/>
+        <w:sz w:val="20"/>
+      </w:rPr>
+    </w:lvl>
+    <w:lvl w:ilvl="5" w:tentative="1">
+      <w:start w:val="1"/>
+      <w:numFmt w:val="bullet"/>
+      <w:lvlText w:val=""/>
+      <w:lvlJc w:val="left"/>
+      <w:pPr>
+        <w:tabs>
+          <w:tab w:val="num" w:pos="4320"/>
+        </w:tabs>
+        <w:ind w:left="4320" w:hanging="360"/>
+      </w:pPr>
+      <w:rPr>
+        <w:rFonts w:ascii="Wingdings" w:hAnsi="Wingdings" w:hint="default"/>
+        <w:sz w:val="20"/>
+      </w:rPr>
+    </w:lvl>
+    <w:lvl w:ilvl="6" w:tentative="1">
+      <w:start w:val="1"/>
+      <w:numFmt w:val="bullet"/>
+      <w:lvlText w:val=""/>
+      <w:lvlJc w:val="left"/>
+      <w:pPr>
+        <w:tabs>
+          <w:tab w:val="num" w:pos="5040"/>
+        </w:tabs>
+        <w:ind w:left="5040" w:hanging="360"/>
+      </w:pPr>
+      <w:rPr>
+        <w:rFonts w:ascii="Wingdings" w:hAnsi="Wingdings" w:hint="default"/>
+        <w:sz w:val="20"/>
+      </w:rPr>
+    </w:lvl>
+    <w:lvl w:ilvl="7" w:tentative="1">
+      <w:start w:val="1"/>
+      <w:numFmt w:val="bullet"/>
+      <w:lvlText w:val=""/>
+      <w:lvlJc w:val="left"/>
+      <w:pPr>
+        <w:tabs>
+          <w:tab w:val="num" w:pos="5760"/>
+        </w:tabs>
+        <w:ind w:left="5760" w:hanging="360"/>
+      </w:pPr>
+      <w:rPr>
+        <w:rFonts w:ascii="Wingdings" w:hAnsi="Wingdings" w:hint="default"/>
+        <w:sz w:val="20"/>
+      </w:rPr>
+    </w:lvl>
+    <w:lvl w:ilvl="8" w:tentative="1">
+      <w:start w:val="1"/>
+      <w:numFmt w:val="bullet"/>
+      <w:lvlText w:val=""/>
+      <w:lvlJc w:val="left"/>
+      <w:pPr>
+        <w:tabs>
+          <w:tab w:val="num" w:pos="6480"/>
+        </w:tabs>
+        <w:ind w:left="6480" w:hanging="360"/>
+      </w:pPr>
+      <w:rPr>
+        <w:rFonts w:ascii="Wingdings" w:hAnsi="Wingdings" w:hint="default"/>
+        <w:sz w:val="20"/>
+      </w:rPr>
+    </w:lvl>
+  </w:abstractNum>
+  <w:abstractNum w:abstractNumId="9" w15:restartNumberingAfterBreak="0">
+    <w:nsid w:val="381257E7"/>
+    <w:multiLevelType w:val="multilevel"/>
+    <w:tmpl w:val="EC6CA7C6"/>
+    <w:lvl w:ilvl="0">
+      <w:start w:val="1"/>
+      <w:numFmt w:val="bullet"/>
+      <w:lvlText w:val=""/>
+      <w:lvlJc w:val="left"/>
+      <w:pPr>
+        <w:tabs>
+          <w:tab w:val="num" w:pos="720"/>
+        </w:tabs>
+        <w:ind w:left="720" w:hanging="360"/>
+      </w:pPr>
+      <w:rPr>
+        <w:rFonts w:ascii="Symbol" w:hAnsi="Symbol" w:hint="default"/>
+        <w:sz w:val="20"/>
+      </w:rPr>
+    </w:lvl>
+    <w:lvl w:ilvl="1" w:tentative="1">
+      <w:start w:val="1"/>
+      <w:numFmt w:val="bullet"/>
+      <w:lvlText w:val="o"/>
+      <w:lvlJc w:val="left"/>
+      <w:pPr>
+        <w:tabs>
+          <w:tab w:val="num" w:pos="1440"/>
+        </w:tabs>
+        <w:ind w:left="1440" w:hanging="360"/>
+      </w:pPr>
+      <w:rPr>
+        <w:rFonts w:ascii="Courier New" w:hAnsi="Courier New" w:hint="default"/>
+        <w:sz w:val="20"/>
+      </w:rPr>
+    </w:lvl>
+    <w:lvl w:ilvl="2" w:tentative="1">
+      <w:start w:val="1"/>
+      <w:numFmt w:val="bullet"/>
+      <w:lvlText w:val=""/>
+      <w:lvlJc w:val="left"/>
+      <w:pPr>
+        <w:tabs>
+          <w:tab w:val="num" w:pos="2160"/>
+        </w:tabs>
+        <w:ind w:left="2160" w:hanging="360"/>
+      </w:pPr>
+      <w:rPr>
+        <w:rFonts w:ascii="Wingdings" w:hAnsi="Wingdings" w:hint="default"/>
+        <w:sz w:val="20"/>
+      </w:rPr>
+    </w:lvl>
+    <w:lvl w:ilvl="3" w:tentative="1">
+      <w:start w:val="1"/>
+      <w:numFmt w:val="bullet"/>
+      <w:lvlText w:val=""/>
+      <w:lvlJc w:val="left"/>
+      <w:pPr>
+        <w:tabs>
+          <w:tab w:val="num" w:pos="2880"/>
+        </w:tabs>
+        <w:ind w:left="2880" w:hanging="360"/>
+      </w:pPr>
+      <w:rPr>
+        <w:rFonts w:ascii="Wingdings" w:hAnsi="Wingdings" w:hint="default"/>
+        <w:sz w:val="20"/>
+      </w:rPr>
+    </w:lvl>
+    <w:lvl w:ilvl="4" w:tentative="1">
+      <w:start w:val="1"/>
+      <w:numFmt w:val="bullet"/>
+      <w:lvlText w:val=""/>
+      <w:lvlJc w:val="left"/>
+      <w:pPr>
+        <w:tabs>
+          <w:tab w:val="num" w:pos="3600"/>
+        </w:tabs>
+        <w:ind w:left="3600" w:hanging="360"/>
+      </w:pPr>
+      <w:rPr>
+        <w:rFonts w:ascii="Wingdings" w:hAnsi="Wingdings" w:hint="default"/>
+        <w:sz w:val="20"/>
+      </w:rPr>
+    </w:lvl>
+    <w:lvl w:ilvl="5" w:tentative="1">
+      <w:start w:val="1"/>
+      <w:numFmt w:val="bullet"/>
+      <w:lvlText w:val=""/>
+      <w:lvlJc w:val="left"/>
+      <w:pPr>
+        <w:tabs>
+          <w:tab w:val="num" w:pos="4320"/>
+        </w:tabs>
+        <w:ind w:left="4320" w:hanging="360"/>
+      </w:pPr>
+      <w:rPr>
+        <w:rFonts w:ascii="Wingdings" w:hAnsi="Wingdings" w:hint="default"/>
+        <w:sz w:val="20"/>
+      </w:rPr>
+    </w:lvl>
+    <w:lvl w:ilvl="6" w:tentative="1">
+      <w:start w:val="1"/>
+      <w:numFmt w:val="bullet"/>
+      <w:lvlText w:val=""/>
+      <w:lvlJc w:val="left"/>
+      <w:pPr>
+        <w:tabs>
+          <w:tab w:val="num" w:pos="5040"/>
+        </w:tabs>
+        <w:ind w:left="5040" w:hanging="360"/>
+      </w:pPr>
+      <w:rPr>
+        <w:rFonts w:ascii="Wingdings" w:hAnsi="Wingdings" w:hint="default"/>
+        <w:sz w:val="20"/>
+      </w:rPr>
+    </w:lvl>
+    <w:lvl w:ilvl="7" w:tentative="1">
+      <w:start w:val="1"/>
+      <w:numFmt w:val="bullet"/>
+      <w:lvlText w:val=""/>
+      <w:lvlJc w:val="left"/>
+      <w:pPr>
+        <w:tabs>
+          <w:tab w:val="num" w:pos="5760"/>
+        </w:tabs>
+        <w:ind w:left="5760" w:hanging="360"/>
+      </w:pPr>
+      <w:rPr>
+        <w:rFonts w:ascii="Wingdings" w:hAnsi="Wingdings" w:hint="default"/>
+        <w:sz w:val="20"/>
+      </w:rPr>
+    </w:lvl>
+    <w:lvl w:ilvl="8" w:tentative="1">
+      <w:start w:val="1"/>
+      <w:numFmt w:val="bullet"/>
+      <w:lvlText w:val=""/>
+      <w:lvlJc w:val="left"/>
+      <w:pPr>
+        <w:tabs>
+          <w:tab w:val="num" w:pos="6480"/>
+        </w:tabs>
+        <w:ind w:left="6480" w:hanging="360"/>
+      </w:pPr>
+      <w:rPr>
+        <w:rFonts w:ascii="Wingdings" w:hAnsi="Wingdings" w:hint="default"/>
+        <w:sz w:val="20"/>
+      </w:rPr>
+    </w:lvl>
+  </w:abstractNum>
+  <w:abstractNum w:abstractNumId="10" w15:restartNumberingAfterBreak="0">
     <w:nsid w:val="39022F56"/>
     <w:multiLevelType w:val="multilevel"/>
     <w:tmpl w:val="88966E18"/>
@@ -527,7 +3890,305 @@
       </w:rPr>
     </w:lvl>
   </w:abstractNum>
-  <w:abstractNum w:abstractNumId="1" w15:restartNumberingAfterBreak="0">
+  <w:abstractNum w:abstractNumId="11" w15:restartNumberingAfterBreak="0">
+    <w:nsid w:val="48692D97"/>
+    <w:multiLevelType w:val="multilevel"/>
+    <w:tmpl w:val="6DBAD052"/>
+    <w:lvl w:ilvl="0">
+      <w:start w:val="1"/>
+      <w:numFmt w:val="bullet"/>
+      <w:lvlText w:val=""/>
+      <w:lvlJc w:val="left"/>
+      <w:pPr>
+        <w:tabs>
+          <w:tab w:val="num" w:pos="720"/>
+        </w:tabs>
+        <w:ind w:left="720" w:hanging="360"/>
+      </w:pPr>
+      <w:rPr>
+        <w:rFonts w:ascii="Symbol" w:hAnsi="Symbol" w:hint="default"/>
+        <w:sz w:val="20"/>
+      </w:rPr>
+    </w:lvl>
+    <w:lvl w:ilvl="1" w:tentative="1">
+      <w:start w:val="1"/>
+      <w:numFmt w:val="bullet"/>
+      <w:lvlText w:val="o"/>
+      <w:lvlJc w:val="left"/>
+      <w:pPr>
+        <w:tabs>
+          <w:tab w:val="num" w:pos="1440"/>
+        </w:tabs>
+        <w:ind w:left="1440" w:hanging="360"/>
+      </w:pPr>
+      <w:rPr>
+        <w:rFonts w:ascii="Courier New" w:hAnsi="Courier New" w:hint="default"/>
+        <w:sz w:val="20"/>
+      </w:rPr>
+    </w:lvl>
+    <w:lvl w:ilvl="2" w:tentative="1">
+      <w:start w:val="1"/>
+      <w:numFmt w:val="bullet"/>
+      <w:lvlText w:val=""/>
+      <w:lvlJc w:val="left"/>
+      <w:pPr>
+        <w:tabs>
+          <w:tab w:val="num" w:pos="2160"/>
+        </w:tabs>
+        <w:ind w:left="2160" w:hanging="360"/>
+      </w:pPr>
+      <w:rPr>
+        <w:rFonts w:ascii="Wingdings" w:hAnsi="Wingdings" w:hint="default"/>
+        <w:sz w:val="20"/>
+      </w:rPr>
+    </w:lvl>
+    <w:lvl w:ilvl="3" w:tentative="1">
+      <w:start w:val="1"/>
+      <w:numFmt w:val="bullet"/>
+      <w:lvlText w:val=""/>
+      <w:lvlJc w:val="left"/>
+      <w:pPr>
+        <w:tabs>
+          <w:tab w:val="num" w:pos="2880"/>
+        </w:tabs>
+        <w:ind w:left="2880" w:hanging="360"/>
+      </w:pPr>
+      <w:rPr>
+        <w:rFonts w:ascii="Wingdings" w:hAnsi="Wingdings" w:hint="default"/>
+        <w:sz w:val="20"/>
+      </w:rPr>
+    </w:lvl>
+    <w:lvl w:ilvl="4" w:tentative="1">
+      <w:start w:val="1"/>
+      <w:numFmt w:val="bullet"/>
+      <w:lvlText w:val=""/>
+      <w:lvlJc w:val="left"/>
+      <w:pPr>
+        <w:tabs>
+          <w:tab w:val="num" w:pos="3600"/>
+        </w:tabs>
+        <w:ind w:left="3600" w:hanging="360"/>
+      </w:pPr>
+      <w:rPr>
+        <w:rFonts w:ascii="Wingdings" w:hAnsi="Wingdings" w:hint="default"/>
+        <w:sz w:val="20"/>
+      </w:rPr>
+    </w:lvl>
+    <w:lvl w:ilvl="5" w:tentative="1">
+      <w:start w:val="1"/>
+      <w:numFmt w:val="bullet"/>
+      <w:lvlText w:val=""/>
+      <w:lvlJc w:val="left"/>
+      <w:pPr>
+        <w:tabs>
+          <w:tab w:val="num" w:pos="4320"/>
+        </w:tabs>
+        <w:ind w:left="4320" w:hanging="360"/>
+      </w:pPr>
+      <w:rPr>
+        <w:rFonts w:ascii="Wingdings" w:hAnsi="Wingdings" w:hint="default"/>
+        <w:sz w:val="20"/>
+      </w:rPr>
+    </w:lvl>
+    <w:lvl w:ilvl="6" w:tentative="1">
+      <w:start w:val="1"/>
+      <w:numFmt w:val="bullet"/>
+      <w:lvlText w:val=""/>
+      <w:lvlJc w:val="left"/>
+      <w:pPr>
+        <w:tabs>
+          <w:tab w:val="num" w:pos="5040"/>
+        </w:tabs>
+        <w:ind w:left="5040" w:hanging="360"/>
+      </w:pPr>
+      <w:rPr>
+        <w:rFonts w:ascii="Wingdings" w:hAnsi="Wingdings" w:hint="default"/>
+        <w:sz w:val="20"/>
+      </w:rPr>
+    </w:lvl>
+    <w:lvl w:ilvl="7" w:tentative="1">
+      <w:start w:val="1"/>
+      <w:numFmt w:val="bullet"/>
+      <w:lvlText w:val=""/>
+      <w:lvlJc w:val="left"/>
+      <w:pPr>
+        <w:tabs>
+          <w:tab w:val="num" w:pos="5760"/>
+        </w:tabs>
+        <w:ind w:left="5760" w:hanging="360"/>
+      </w:pPr>
+      <w:rPr>
+        <w:rFonts w:ascii="Wingdings" w:hAnsi="Wingdings" w:hint="default"/>
+        <w:sz w:val="20"/>
+      </w:rPr>
+    </w:lvl>
+    <w:lvl w:ilvl="8" w:tentative="1">
+      <w:start w:val="1"/>
+      <w:numFmt w:val="bullet"/>
+      <w:lvlText w:val=""/>
+      <w:lvlJc w:val="left"/>
+      <w:pPr>
+        <w:tabs>
+          <w:tab w:val="num" w:pos="6480"/>
+        </w:tabs>
+        <w:ind w:left="6480" w:hanging="360"/>
+      </w:pPr>
+      <w:rPr>
+        <w:rFonts w:ascii="Wingdings" w:hAnsi="Wingdings" w:hint="default"/>
+        <w:sz w:val="20"/>
+      </w:rPr>
+    </w:lvl>
+  </w:abstractNum>
+  <w:abstractNum w:abstractNumId="12" w15:restartNumberingAfterBreak="0">
+    <w:nsid w:val="4C7B47B6"/>
+    <w:multiLevelType w:val="multilevel"/>
+    <w:tmpl w:val="8E7EEC2E"/>
+    <w:lvl w:ilvl="0">
+      <w:start w:val="1"/>
+      <w:numFmt w:val="bullet"/>
+      <w:lvlText w:val=""/>
+      <w:lvlJc w:val="left"/>
+      <w:pPr>
+        <w:tabs>
+          <w:tab w:val="num" w:pos="720"/>
+        </w:tabs>
+        <w:ind w:left="720" w:hanging="360"/>
+      </w:pPr>
+      <w:rPr>
+        <w:rFonts w:ascii="Symbol" w:hAnsi="Symbol" w:hint="default"/>
+        <w:sz w:val="20"/>
+      </w:rPr>
+    </w:lvl>
+    <w:lvl w:ilvl="1" w:tentative="1">
+      <w:start w:val="1"/>
+      <w:numFmt w:val="bullet"/>
+      <w:lvlText w:val="o"/>
+      <w:lvlJc w:val="left"/>
+      <w:pPr>
+        <w:tabs>
+          <w:tab w:val="num" w:pos="1440"/>
+        </w:tabs>
+        <w:ind w:left="1440" w:hanging="360"/>
+      </w:pPr>
+      <w:rPr>
+        <w:rFonts w:ascii="Courier New" w:hAnsi="Courier New" w:hint="default"/>
+        <w:sz w:val="20"/>
+      </w:rPr>
+    </w:lvl>
+    <w:lvl w:ilvl="2" w:tentative="1">
+      <w:start w:val="1"/>
+      <w:numFmt w:val="bullet"/>
+      <w:lvlText w:val=""/>
+      <w:lvlJc w:val="left"/>
+      <w:pPr>
+        <w:tabs>
+          <w:tab w:val="num" w:pos="2160"/>
+        </w:tabs>
+        <w:ind w:left="2160" w:hanging="360"/>
+      </w:pPr>
+      <w:rPr>
+        <w:rFonts w:ascii="Wingdings" w:hAnsi="Wingdings" w:hint="default"/>
+        <w:sz w:val="20"/>
+      </w:rPr>
+    </w:lvl>
+    <w:lvl w:ilvl="3" w:tentative="1">
+      <w:start w:val="1"/>
+      <w:numFmt w:val="bullet"/>
+      <w:lvlText w:val=""/>
+      <w:lvlJc w:val="left"/>
+      <w:pPr>
+        <w:tabs>
+          <w:tab w:val="num" w:pos="2880"/>
+        </w:tabs>
+        <w:ind w:left="2880" w:hanging="360"/>
+      </w:pPr>
+      <w:rPr>
+        <w:rFonts w:ascii="Wingdings" w:hAnsi="Wingdings" w:hint="default"/>
+        <w:sz w:val="20"/>
+      </w:rPr>
+    </w:lvl>
+    <w:lvl w:ilvl="4" w:tentative="1">
+      <w:start w:val="1"/>
+      <w:numFmt w:val="bullet"/>
+      <w:lvlText w:val=""/>
+      <w:lvlJc w:val="left"/>
+      <w:pPr>
+        <w:tabs>
+          <w:tab w:val="num" w:pos="3600"/>
+        </w:tabs>
+        <w:ind w:left="3600" w:hanging="360"/>
+      </w:pPr>
+      <w:rPr>
+        <w:rFonts w:ascii="Wingdings" w:hAnsi="Wingdings" w:hint="default"/>
+        <w:sz w:val="20"/>
+      </w:rPr>
+    </w:lvl>
+    <w:lvl w:ilvl="5" w:tentative="1">
+      <w:start w:val="1"/>
+      <w:numFmt w:val="bullet"/>
+      <w:lvlText w:val=""/>
+      <w:lvlJc w:val="left"/>
+      <w:pPr>
+        <w:tabs>
+          <w:tab w:val="num" w:pos="4320"/>
+        </w:tabs>
+        <w:ind w:left="4320" w:hanging="360"/>
+      </w:pPr>
+      <w:rPr>
+        <w:rFonts w:ascii="Wingdings" w:hAnsi="Wingdings" w:hint="default"/>
+        <w:sz w:val="20"/>
+      </w:rPr>
+    </w:lvl>
+    <w:lvl w:ilvl="6" w:tentative="1">
+      <w:start w:val="1"/>
+      <w:numFmt w:val="bullet"/>
+      <w:lvlText w:val=""/>
+      <w:lvlJc w:val="left"/>
+      <w:pPr>
+        <w:tabs>
+          <w:tab w:val="num" w:pos="5040"/>
+        </w:tabs>
+        <w:ind w:left="5040" w:hanging="360"/>
+      </w:pPr>
+      <w:rPr>
+        <w:rFonts w:ascii="Wingdings" w:hAnsi="Wingdings" w:hint="default"/>
+        <w:sz w:val="20"/>
+      </w:rPr>
+    </w:lvl>
+    <w:lvl w:ilvl="7" w:tentative="1">
+      <w:start w:val="1"/>
+      <w:numFmt w:val="bullet"/>
+      <w:lvlText w:val=""/>
+      <w:lvlJc w:val="left"/>
+      <w:pPr>
+        <w:tabs>
+          <w:tab w:val="num" w:pos="5760"/>
+        </w:tabs>
+        <w:ind w:left="5760" w:hanging="360"/>
+      </w:pPr>
+      <w:rPr>
+        <w:rFonts w:ascii="Wingdings" w:hAnsi="Wingdings" w:hint="default"/>
+        <w:sz w:val="20"/>
+      </w:rPr>
+    </w:lvl>
+    <w:lvl w:ilvl="8" w:tentative="1">
+      <w:start w:val="1"/>
+      <w:numFmt w:val="bullet"/>
+      <w:lvlText w:val=""/>
+      <w:lvlJc w:val="left"/>
+      <w:pPr>
+        <w:tabs>
+          <w:tab w:val="num" w:pos="6480"/>
+        </w:tabs>
+        <w:ind w:left="6480" w:hanging="360"/>
+      </w:pPr>
+      <w:rPr>
+        <w:rFonts w:ascii="Wingdings" w:hAnsi="Wingdings" w:hint="default"/>
+        <w:sz w:val="20"/>
+      </w:rPr>
+    </w:lvl>
+  </w:abstractNum>
+  <w:abstractNum w:abstractNumId="13" w15:restartNumberingAfterBreak="0">
     <w:nsid w:val="5EF17D72"/>
     <w:multiLevelType w:val="multilevel"/>
     <w:tmpl w:val="96BAEC90"/>
@@ -676,7 +4337,720 @@
       </w:rPr>
     </w:lvl>
   </w:abstractNum>
-  <w:abstractNum w:abstractNumId="2" w15:restartNumberingAfterBreak="0">
+  <w:abstractNum w:abstractNumId="14" w15:restartNumberingAfterBreak="0">
+    <w:nsid w:val="60346C0E"/>
+    <w:multiLevelType w:val="multilevel"/>
+    <w:tmpl w:val="2B861A66"/>
+    <w:lvl w:ilvl="0">
+      <w:start w:val="1"/>
+      <w:numFmt w:val="bullet"/>
+      <w:lvlText w:val=""/>
+      <w:lvlJc w:val="left"/>
+      <w:pPr>
+        <w:tabs>
+          <w:tab w:val="num" w:pos="720"/>
+        </w:tabs>
+        <w:ind w:left="720" w:hanging="360"/>
+      </w:pPr>
+      <w:rPr>
+        <w:rFonts w:ascii="Symbol" w:hAnsi="Symbol" w:hint="default"/>
+        <w:sz w:val="20"/>
+      </w:rPr>
+    </w:lvl>
+    <w:lvl w:ilvl="1" w:tentative="1">
+      <w:start w:val="1"/>
+      <w:numFmt w:val="bullet"/>
+      <w:lvlText w:val="o"/>
+      <w:lvlJc w:val="left"/>
+      <w:pPr>
+        <w:tabs>
+          <w:tab w:val="num" w:pos="1440"/>
+        </w:tabs>
+        <w:ind w:left="1440" w:hanging="360"/>
+      </w:pPr>
+      <w:rPr>
+        <w:rFonts w:ascii="Courier New" w:hAnsi="Courier New" w:hint="default"/>
+        <w:sz w:val="20"/>
+      </w:rPr>
+    </w:lvl>
+    <w:lvl w:ilvl="2" w:tentative="1">
+      <w:start w:val="1"/>
+      <w:numFmt w:val="bullet"/>
+      <w:lvlText w:val=""/>
+      <w:lvlJc w:val="left"/>
+      <w:pPr>
+        <w:tabs>
+          <w:tab w:val="num" w:pos="2160"/>
+        </w:tabs>
+        <w:ind w:left="2160" w:hanging="360"/>
+      </w:pPr>
+      <w:rPr>
+        <w:rFonts w:ascii="Wingdings" w:hAnsi="Wingdings" w:hint="default"/>
+        <w:sz w:val="20"/>
+      </w:rPr>
+    </w:lvl>
+    <w:lvl w:ilvl="3" w:tentative="1">
+      <w:start w:val="1"/>
+      <w:numFmt w:val="bullet"/>
+      <w:lvlText w:val=""/>
+      <w:lvlJc w:val="left"/>
+      <w:pPr>
+        <w:tabs>
+          <w:tab w:val="num" w:pos="2880"/>
+        </w:tabs>
+        <w:ind w:left="2880" w:hanging="360"/>
+      </w:pPr>
+      <w:rPr>
+        <w:rFonts w:ascii="Wingdings" w:hAnsi="Wingdings" w:hint="default"/>
+        <w:sz w:val="20"/>
+      </w:rPr>
+    </w:lvl>
+    <w:lvl w:ilvl="4" w:tentative="1">
+      <w:start w:val="1"/>
+      <w:numFmt w:val="bullet"/>
+      <w:lvlText w:val=""/>
+      <w:lvlJc w:val="left"/>
+      <w:pPr>
+        <w:tabs>
+          <w:tab w:val="num" w:pos="3600"/>
+        </w:tabs>
+        <w:ind w:left="3600" w:hanging="360"/>
+      </w:pPr>
+      <w:rPr>
+        <w:rFonts w:ascii="Wingdings" w:hAnsi="Wingdings" w:hint="default"/>
+        <w:sz w:val="20"/>
+      </w:rPr>
+    </w:lvl>
+    <w:lvl w:ilvl="5" w:tentative="1">
+      <w:start w:val="1"/>
+      <w:numFmt w:val="bullet"/>
+      <w:lvlText w:val=""/>
+      <w:lvlJc w:val="left"/>
+      <w:pPr>
+        <w:tabs>
+          <w:tab w:val="num" w:pos="4320"/>
+        </w:tabs>
+        <w:ind w:left="4320" w:hanging="360"/>
+      </w:pPr>
+      <w:rPr>
+        <w:rFonts w:ascii="Wingdings" w:hAnsi="Wingdings" w:hint="default"/>
+        <w:sz w:val="20"/>
+      </w:rPr>
+    </w:lvl>
+    <w:lvl w:ilvl="6" w:tentative="1">
+      <w:start w:val="1"/>
+      <w:numFmt w:val="bullet"/>
+      <w:lvlText w:val=""/>
+      <w:lvlJc w:val="left"/>
+      <w:pPr>
+        <w:tabs>
+          <w:tab w:val="num" w:pos="5040"/>
+        </w:tabs>
+        <w:ind w:left="5040" w:hanging="360"/>
+      </w:pPr>
+      <w:rPr>
+        <w:rFonts w:ascii="Wingdings" w:hAnsi="Wingdings" w:hint="default"/>
+        <w:sz w:val="20"/>
+      </w:rPr>
+    </w:lvl>
+    <w:lvl w:ilvl="7" w:tentative="1">
+      <w:start w:val="1"/>
+      <w:numFmt w:val="bullet"/>
+      <w:lvlText w:val=""/>
+      <w:lvlJc w:val="left"/>
+      <w:pPr>
+        <w:tabs>
+          <w:tab w:val="num" w:pos="5760"/>
+        </w:tabs>
+        <w:ind w:left="5760" w:hanging="360"/>
+      </w:pPr>
+      <w:rPr>
+        <w:rFonts w:ascii="Wingdings" w:hAnsi="Wingdings" w:hint="default"/>
+        <w:sz w:val="20"/>
+      </w:rPr>
+    </w:lvl>
+    <w:lvl w:ilvl="8" w:tentative="1">
+      <w:start w:val="1"/>
+      <w:numFmt w:val="bullet"/>
+      <w:lvlText w:val=""/>
+      <w:lvlJc w:val="left"/>
+      <w:pPr>
+        <w:tabs>
+          <w:tab w:val="num" w:pos="6480"/>
+        </w:tabs>
+        <w:ind w:left="6480" w:hanging="360"/>
+      </w:pPr>
+      <w:rPr>
+        <w:rFonts w:ascii="Wingdings" w:hAnsi="Wingdings" w:hint="default"/>
+        <w:sz w:val="20"/>
+      </w:rPr>
+    </w:lvl>
+  </w:abstractNum>
+  <w:abstractNum w:abstractNumId="15" w15:restartNumberingAfterBreak="0">
+    <w:nsid w:val="6CDB5688"/>
+    <w:multiLevelType w:val="multilevel"/>
+    <w:tmpl w:val="D57ED04C"/>
+    <w:lvl w:ilvl="0">
+      <w:start w:val="1"/>
+      <w:numFmt w:val="bullet"/>
+      <w:lvlText w:val=""/>
+      <w:lvlJc w:val="left"/>
+      <w:pPr>
+        <w:tabs>
+          <w:tab w:val="num" w:pos="720"/>
+        </w:tabs>
+        <w:ind w:left="720" w:hanging="360"/>
+      </w:pPr>
+      <w:rPr>
+        <w:rFonts w:ascii="Symbol" w:hAnsi="Symbol" w:hint="default"/>
+        <w:sz w:val="20"/>
+      </w:rPr>
+    </w:lvl>
+    <w:lvl w:ilvl="1" w:tentative="1">
+      <w:start w:val="1"/>
+      <w:numFmt w:val="bullet"/>
+      <w:lvlText w:val="o"/>
+      <w:lvlJc w:val="left"/>
+      <w:pPr>
+        <w:tabs>
+          <w:tab w:val="num" w:pos="1440"/>
+        </w:tabs>
+        <w:ind w:left="1440" w:hanging="360"/>
+      </w:pPr>
+      <w:rPr>
+        <w:rFonts w:ascii="Courier New" w:hAnsi="Courier New" w:hint="default"/>
+        <w:sz w:val="20"/>
+      </w:rPr>
+    </w:lvl>
+    <w:lvl w:ilvl="2" w:tentative="1">
+      <w:start w:val="1"/>
+      <w:numFmt w:val="bullet"/>
+      <w:lvlText w:val=""/>
+      <w:lvlJc w:val="left"/>
+      <w:pPr>
+        <w:tabs>
+          <w:tab w:val="num" w:pos="2160"/>
+        </w:tabs>
+        <w:ind w:left="2160" w:hanging="360"/>
+      </w:pPr>
+      <w:rPr>
+        <w:rFonts w:ascii="Wingdings" w:hAnsi="Wingdings" w:hint="default"/>
+        <w:sz w:val="20"/>
+      </w:rPr>
+    </w:lvl>
+    <w:lvl w:ilvl="3" w:tentative="1">
+      <w:start w:val="1"/>
+      <w:numFmt w:val="bullet"/>
+      <w:lvlText w:val=""/>
+      <w:lvlJc w:val="left"/>
+      <w:pPr>
+        <w:tabs>
+          <w:tab w:val="num" w:pos="2880"/>
+        </w:tabs>
+        <w:ind w:left="2880" w:hanging="360"/>
+      </w:pPr>
+      <w:rPr>
+        <w:rFonts w:ascii="Wingdings" w:hAnsi="Wingdings" w:hint="default"/>
+        <w:sz w:val="20"/>
+      </w:rPr>
+    </w:lvl>
+    <w:lvl w:ilvl="4" w:tentative="1">
+      <w:start w:val="1"/>
+      <w:numFmt w:val="bullet"/>
+      <w:lvlText w:val=""/>
+      <w:lvlJc w:val="left"/>
+      <w:pPr>
+        <w:tabs>
+          <w:tab w:val="num" w:pos="3600"/>
+        </w:tabs>
+        <w:ind w:left="3600" w:hanging="360"/>
+      </w:pPr>
+      <w:rPr>
+        <w:rFonts w:ascii="Wingdings" w:hAnsi="Wingdings" w:hint="default"/>
+        <w:sz w:val="20"/>
+      </w:rPr>
+    </w:lvl>
+    <w:lvl w:ilvl="5" w:tentative="1">
+      <w:start w:val="1"/>
+      <w:numFmt w:val="bullet"/>
+      <w:lvlText w:val=""/>
+      <w:lvlJc w:val="left"/>
+      <w:pPr>
+        <w:tabs>
+          <w:tab w:val="num" w:pos="4320"/>
+        </w:tabs>
+        <w:ind w:left="4320" w:hanging="360"/>
+      </w:pPr>
+      <w:rPr>
+        <w:rFonts w:ascii="Wingdings" w:hAnsi="Wingdings" w:hint="default"/>
+        <w:sz w:val="20"/>
+      </w:rPr>
+    </w:lvl>
+    <w:lvl w:ilvl="6" w:tentative="1">
+      <w:start w:val="1"/>
+      <w:numFmt w:val="bullet"/>
+      <w:lvlText w:val=""/>
+      <w:lvlJc w:val="left"/>
+      <w:pPr>
+        <w:tabs>
+          <w:tab w:val="num" w:pos="5040"/>
+        </w:tabs>
+        <w:ind w:left="5040" w:hanging="360"/>
+      </w:pPr>
+      <w:rPr>
+        <w:rFonts w:ascii="Wingdings" w:hAnsi="Wingdings" w:hint="default"/>
+        <w:sz w:val="20"/>
+      </w:rPr>
+    </w:lvl>
+    <w:lvl w:ilvl="7" w:tentative="1">
+      <w:start w:val="1"/>
+      <w:numFmt w:val="bullet"/>
+      <w:lvlText w:val=""/>
+      <w:lvlJc w:val="left"/>
+      <w:pPr>
+        <w:tabs>
+          <w:tab w:val="num" w:pos="5760"/>
+        </w:tabs>
+        <w:ind w:left="5760" w:hanging="360"/>
+      </w:pPr>
+      <w:rPr>
+        <w:rFonts w:ascii="Wingdings" w:hAnsi="Wingdings" w:hint="default"/>
+        <w:sz w:val="20"/>
+      </w:rPr>
+    </w:lvl>
+    <w:lvl w:ilvl="8" w:tentative="1">
+      <w:start w:val="1"/>
+      <w:numFmt w:val="bullet"/>
+      <w:lvlText w:val=""/>
+      <w:lvlJc w:val="left"/>
+      <w:pPr>
+        <w:tabs>
+          <w:tab w:val="num" w:pos="6480"/>
+        </w:tabs>
+        <w:ind w:left="6480" w:hanging="360"/>
+      </w:pPr>
+      <w:rPr>
+        <w:rFonts w:ascii="Wingdings" w:hAnsi="Wingdings" w:hint="default"/>
+        <w:sz w:val="20"/>
+      </w:rPr>
+    </w:lvl>
+  </w:abstractNum>
+  <w:abstractNum w:abstractNumId="16" w15:restartNumberingAfterBreak="0">
+    <w:nsid w:val="6D646B5B"/>
+    <w:multiLevelType w:val="multilevel"/>
+    <w:tmpl w:val="84A64C7E"/>
+    <w:lvl w:ilvl="0">
+      <w:start w:val="1"/>
+      <w:numFmt w:val="decimal"/>
+      <w:lvlText w:val="%1."/>
+      <w:lvlJc w:val="left"/>
+      <w:pPr>
+        <w:tabs>
+          <w:tab w:val="num" w:pos="720"/>
+        </w:tabs>
+        <w:ind w:left="720" w:hanging="360"/>
+      </w:pPr>
+    </w:lvl>
+    <w:lvl w:ilvl="1">
+      <w:start w:val="1"/>
+      <w:numFmt w:val="bullet"/>
+      <w:lvlText w:val="o"/>
+      <w:lvlJc w:val="left"/>
+      <w:pPr>
+        <w:tabs>
+          <w:tab w:val="num" w:pos="1440"/>
+        </w:tabs>
+        <w:ind w:left="1440" w:hanging="360"/>
+      </w:pPr>
+      <w:rPr>
+        <w:rFonts w:ascii="Courier New" w:hAnsi="Courier New" w:hint="default"/>
+        <w:sz w:val="20"/>
+      </w:rPr>
+    </w:lvl>
+    <w:lvl w:ilvl="2" w:tentative="1">
+      <w:start w:val="1"/>
+      <w:numFmt w:val="decimal"/>
+      <w:lvlText w:val="%3."/>
+      <w:lvlJc w:val="left"/>
+      <w:pPr>
+        <w:tabs>
+          <w:tab w:val="num" w:pos="2160"/>
+        </w:tabs>
+        <w:ind w:left="2160" w:hanging="360"/>
+      </w:pPr>
+    </w:lvl>
+    <w:lvl w:ilvl="3" w:tentative="1">
+      <w:start w:val="1"/>
+      <w:numFmt w:val="decimal"/>
+      <w:lvlText w:val="%4."/>
+      <w:lvlJc w:val="left"/>
+      <w:pPr>
+        <w:tabs>
+          <w:tab w:val="num" w:pos="2880"/>
+        </w:tabs>
+        <w:ind w:left="2880" w:hanging="360"/>
+      </w:pPr>
+    </w:lvl>
+    <w:lvl w:ilvl="4" w:tentative="1">
+      <w:start w:val="1"/>
+      <w:numFmt w:val="decimal"/>
+      <w:lvlText w:val="%5."/>
+      <w:lvlJc w:val="left"/>
+      <w:pPr>
+        <w:tabs>
+          <w:tab w:val="num" w:pos="3600"/>
+        </w:tabs>
+        <w:ind w:left="3600" w:hanging="360"/>
+      </w:pPr>
+    </w:lvl>
+    <w:lvl w:ilvl="5" w:tentative="1">
+      <w:start w:val="1"/>
+      <w:numFmt w:val="decimal"/>
+      <w:lvlText w:val="%6."/>
+      <w:lvlJc w:val="left"/>
+      <w:pPr>
+        <w:tabs>
+          <w:tab w:val="num" w:pos="4320"/>
+        </w:tabs>
+        <w:ind w:left="4320" w:hanging="360"/>
+      </w:pPr>
+    </w:lvl>
+    <w:lvl w:ilvl="6" w:tentative="1">
+      <w:start w:val="1"/>
+      <w:numFmt w:val="decimal"/>
+      <w:lvlText w:val="%7."/>
+      <w:lvlJc w:val="left"/>
+      <w:pPr>
+        <w:tabs>
+          <w:tab w:val="num" w:pos="5040"/>
+        </w:tabs>
+        <w:ind w:left="5040" w:hanging="360"/>
+      </w:pPr>
+    </w:lvl>
+    <w:lvl w:ilvl="7" w:tentative="1">
+      <w:start w:val="1"/>
+      <w:numFmt w:val="decimal"/>
+      <w:lvlText w:val="%8."/>
+      <w:lvlJc w:val="left"/>
+      <w:pPr>
+        <w:tabs>
+          <w:tab w:val="num" w:pos="5760"/>
+        </w:tabs>
+        <w:ind w:left="5760" w:hanging="360"/>
+      </w:pPr>
+    </w:lvl>
+    <w:lvl w:ilvl="8" w:tentative="1">
+      <w:start w:val="1"/>
+      <w:numFmt w:val="decimal"/>
+      <w:lvlText w:val="%9."/>
+      <w:lvlJc w:val="left"/>
+      <w:pPr>
+        <w:tabs>
+          <w:tab w:val="num" w:pos="6480"/>
+        </w:tabs>
+        <w:ind w:left="6480" w:hanging="360"/>
+      </w:pPr>
+    </w:lvl>
+  </w:abstractNum>
+  <w:abstractNum w:abstractNumId="17" w15:restartNumberingAfterBreak="0">
+    <w:nsid w:val="7136062A"/>
+    <w:multiLevelType w:val="multilevel"/>
+    <w:tmpl w:val="3D9C1E08"/>
+    <w:lvl w:ilvl="0">
+      <w:start w:val="1"/>
+      <w:numFmt w:val="bullet"/>
+      <w:lvlText w:val=""/>
+      <w:lvlJc w:val="left"/>
+      <w:pPr>
+        <w:tabs>
+          <w:tab w:val="num" w:pos="720"/>
+        </w:tabs>
+        <w:ind w:left="720" w:hanging="360"/>
+      </w:pPr>
+      <w:rPr>
+        <w:rFonts w:ascii="Symbol" w:hAnsi="Symbol" w:hint="default"/>
+        <w:sz w:val="20"/>
+      </w:rPr>
+    </w:lvl>
+    <w:lvl w:ilvl="1" w:tentative="1">
+      <w:start w:val="1"/>
+      <w:numFmt w:val="bullet"/>
+      <w:lvlText w:val="o"/>
+      <w:lvlJc w:val="left"/>
+      <w:pPr>
+        <w:tabs>
+          <w:tab w:val="num" w:pos="1440"/>
+        </w:tabs>
+        <w:ind w:left="1440" w:hanging="360"/>
+      </w:pPr>
+      <w:rPr>
+        <w:rFonts w:ascii="Courier New" w:hAnsi="Courier New" w:hint="default"/>
+        <w:sz w:val="20"/>
+      </w:rPr>
+    </w:lvl>
+    <w:lvl w:ilvl="2" w:tentative="1">
+      <w:start w:val="1"/>
+      <w:numFmt w:val="bullet"/>
+      <w:lvlText w:val=""/>
+      <w:lvlJc w:val="left"/>
+      <w:pPr>
+        <w:tabs>
+          <w:tab w:val="num" w:pos="2160"/>
+        </w:tabs>
+        <w:ind w:left="2160" w:hanging="360"/>
+      </w:pPr>
+      <w:rPr>
+        <w:rFonts w:ascii="Wingdings" w:hAnsi="Wingdings" w:hint="default"/>
+        <w:sz w:val="20"/>
+      </w:rPr>
+    </w:lvl>
+    <w:lvl w:ilvl="3" w:tentative="1">
+      <w:start w:val="1"/>
+      <w:numFmt w:val="bullet"/>
+      <w:lvlText w:val=""/>
+      <w:lvlJc w:val="left"/>
+      <w:pPr>
+        <w:tabs>
+          <w:tab w:val="num" w:pos="2880"/>
+        </w:tabs>
+        <w:ind w:left="2880" w:hanging="360"/>
+      </w:pPr>
+      <w:rPr>
+        <w:rFonts w:ascii="Wingdings" w:hAnsi="Wingdings" w:hint="default"/>
+        <w:sz w:val="20"/>
+      </w:rPr>
+    </w:lvl>
+    <w:lvl w:ilvl="4" w:tentative="1">
+      <w:start w:val="1"/>
+      <w:numFmt w:val="bullet"/>
+      <w:lvlText w:val=""/>
+      <w:lvlJc w:val="left"/>
+      <w:pPr>
+        <w:tabs>
+          <w:tab w:val="num" w:pos="3600"/>
+        </w:tabs>
+        <w:ind w:left="3600" w:hanging="360"/>
+      </w:pPr>
+      <w:rPr>
+        <w:rFonts w:ascii="Wingdings" w:hAnsi="Wingdings" w:hint="default"/>
+        <w:sz w:val="20"/>
+      </w:rPr>
+    </w:lvl>
+    <w:lvl w:ilvl="5" w:tentative="1">
+      <w:start w:val="1"/>
+      <w:numFmt w:val="bullet"/>
+      <w:lvlText w:val=""/>
+      <w:lvlJc w:val="left"/>
+      <w:pPr>
+        <w:tabs>
+          <w:tab w:val="num" w:pos="4320"/>
+        </w:tabs>
+        <w:ind w:left="4320" w:hanging="360"/>
+      </w:pPr>
+      <w:rPr>
+        <w:rFonts w:ascii="Wingdings" w:hAnsi="Wingdings" w:hint="default"/>
+        <w:sz w:val="20"/>
+      </w:rPr>
+    </w:lvl>
+    <w:lvl w:ilvl="6" w:tentative="1">
+      <w:start w:val="1"/>
+      <w:numFmt w:val="bullet"/>
+      <w:lvlText w:val=""/>
+      <w:lvlJc w:val="left"/>
+      <w:pPr>
+        <w:tabs>
+          <w:tab w:val="num" w:pos="5040"/>
+        </w:tabs>
+        <w:ind w:left="5040" w:hanging="360"/>
+      </w:pPr>
+      <w:rPr>
+        <w:rFonts w:ascii="Wingdings" w:hAnsi="Wingdings" w:hint="default"/>
+        <w:sz w:val="20"/>
+      </w:rPr>
+    </w:lvl>
+    <w:lvl w:ilvl="7" w:tentative="1">
+      <w:start w:val="1"/>
+      <w:numFmt w:val="bullet"/>
+      <w:lvlText w:val=""/>
+      <w:lvlJc w:val="left"/>
+      <w:pPr>
+        <w:tabs>
+          <w:tab w:val="num" w:pos="5760"/>
+        </w:tabs>
+        <w:ind w:left="5760" w:hanging="360"/>
+      </w:pPr>
+      <w:rPr>
+        <w:rFonts w:ascii="Wingdings" w:hAnsi="Wingdings" w:hint="default"/>
+        <w:sz w:val="20"/>
+      </w:rPr>
+    </w:lvl>
+    <w:lvl w:ilvl="8" w:tentative="1">
+      <w:start w:val="1"/>
+      <w:numFmt w:val="bullet"/>
+      <w:lvlText w:val=""/>
+      <w:lvlJc w:val="left"/>
+      <w:pPr>
+        <w:tabs>
+          <w:tab w:val="num" w:pos="6480"/>
+        </w:tabs>
+        <w:ind w:left="6480" w:hanging="360"/>
+      </w:pPr>
+      <w:rPr>
+        <w:rFonts w:ascii="Wingdings" w:hAnsi="Wingdings" w:hint="default"/>
+        <w:sz w:val="20"/>
+      </w:rPr>
+    </w:lvl>
+  </w:abstractNum>
+  <w:abstractNum w:abstractNumId="18" w15:restartNumberingAfterBreak="0">
+    <w:nsid w:val="71B75856"/>
+    <w:multiLevelType w:val="multilevel"/>
+    <w:tmpl w:val="27649DBC"/>
+    <w:lvl w:ilvl="0">
+      <w:start w:val="1"/>
+      <w:numFmt w:val="bullet"/>
+      <w:lvlText w:val=""/>
+      <w:lvlJc w:val="left"/>
+      <w:pPr>
+        <w:tabs>
+          <w:tab w:val="num" w:pos="720"/>
+        </w:tabs>
+        <w:ind w:left="720" w:hanging="360"/>
+      </w:pPr>
+      <w:rPr>
+        <w:rFonts w:ascii="Symbol" w:hAnsi="Symbol" w:hint="default"/>
+        <w:sz w:val="20"/>
+      </w:rPr>
+    </w:lvl>
+    <w:lvl w:ilvl="1" w:tentative="1">
+      <w:start w:val="1"/>
+      <w:numFmt w:val="bullet"/>
+      <w:lvlText w:val="o"/>
+      <w:lvlJc w:val="left"/>
+      <w:pPr>
+        <w:tabs>
+          <w:tab w:val="num" w:pos="1440"/>
+        </w:tabs>
+        <w:ind w:left="1440" w:hanging="360"/>
+      </w:pPr>
+      <w:rPr>
+        <w:rFonts w:ascii="Courier New" w:hAnsi="Courier New" w:hint="default"/>
+        <w:sz w:val="20"/>
+      </w:rPr>
+    </w:lvl>
+    <w:lvl w:ilvl="2" w:tentative="1">
+      <w:start w:val="1"/>
+      <w:numFmt w:val="bullet"/>
+      <w:lvlText w:val=""/>
+      <w:lvlJc w:val="left"/>
+      <w:pPr>
+        <w:tabs>
+          <w:tab w:val="num" w:pos="2160"/>
+        </w:tabs>
+        <w:ind w:left="2160" w:hanging="360"/>
+      </w:pPr>
+      <w:rPr>
+        <w:rFonts w:ascii="Wingdings" w:hAnsi="Wingdings" w:hint="default"/>
+        <w:sz w:val="20"/>
+      </w:rPr>
+    </w:lvl>
+    <w:lvl w:ilvl="3" w:tentative="1">
+      <w:start w:val="1"/>
+      <w:numFmt w:val="bullet"/>
+      <w:lvlText w:val=""/>
+      <w:lvlJc w:val="left"/>
+      <w:pPr>
+        <w:tabs>
+          <w:tab w:val="num" w:pos="2880"/>
+        </w:tabs>
+        <w:ind w:left="2880" w:hanging="360"/>
+      </w:pPr>
+      <w:rPr>
+        <w:rFonts w:ascii="Wingdings" w:hAnsi="Wingdings" w:hint="default"/>
+        <w:sz w:val="20"/>
+      </w:rPr>
+    </w:lvl>
+    <w:lvl w:ilvl="4" w:tentative="1">
+      <w:start w:val="1"/>
+      <w:numFmt w:val="bullet"/>
+      <w:lvlText w:val=""/>
+      <w:lvlJc w:val="left"/>
+      <w:pPr>
+        <w:tabs>
+          <w:tab w:val="num" w:pos="3600"/>
+        </w:tabs>
+        <w:ind w:left="3600" w:hanging="360"/>
+      </w:pPr>
+      <w:rPr>
+        <w:rFonts w:ascii="Wingdings" w:hAnsi="Wingdings" w:hint="default"/>
+        <w:sz w:val="20"/>
+      </w:rPr>
+    </w:lvl>
+    <w:lvl w:ilvl="5" w:tentative="1">
+      <w:start w:val="1"/>
+      <w:numFmt w:val="bullet"/>
+      <w:lvlText w:val=""/>
+      <w:lvlJc w:val="left"/>
+      <w:pPr>
+        <w:tabs>
+          <w:tab w:val="num" w:pos="4320"/>
+        </w:tabs>
+        <w:ind w:left="4320" w:hanging="360"/>
+      </w:pPr>
+      <w:rPr>
+        <w:rFonts w:ascii="Wingdings" w:hAnsi="Wingdings" w:hint="default"/>
+        <w:sz w:val="20"/>
+      </w:rPr>
+    </w:lvl>
+    <w:lvl w:ilvl="6" w:tentative="1">
+      <w:start w:val="1"/>
+      <w:numFmt w:val="bullet"/>
+      <w:lvlText w:val=""/>
+      <w:lvlJc w:val="left"/>
+      <w:pPr>
+        <w:tabs>
+          <w:tab w:val="num" w:pos="5040"/>
+        </w:tabs>
+        <w:ind w:left="5040" w:hanging="360"/>
+      </w:pPr>
+      <w:rPr>
+        <w:rFonts w:ascii="Wingdings" w:hAnsi="Wingdings" w:hint="default"/>
+        <w:sz w:val="20"/>
+      </w:rPr>
+    </w:lvl>
+    <w:lvl w:ilvl="7" w:tentative="1">
+      <w:start w:val="1"/>
+      <w:numFmt w:val="bullet"/>
+      <w:lvlText w:val=""/>
+      <w:lvlJc w:val="left"/>
+      <w:pPr>
+        <w:tabs>
+          <w:tab w:val="num" w:pos="5760"/>
+        </w:tabs>
+        <w:ind w:left="5760" w:hanging="360"/>
+      </w:pPr>
+      <w:rPr>
+        <w:rFonts w:ascii="Wingdings" w:hAnsi="Wingdings" w:hint="default"/>
+        <w:sz w:val="20"/>
+      </w:rPr>
+    </w:lvl>
+    <w:lvl w:ilvl="8" w:tentative="1">
+      <w:start w:val="1"/>
+      <w:numFmt w:val="bullet"/>
+      <w:lvlText w:val=""/>
+      <w:lvlJc w:val="left"/>
+      <w:pPr>
+        <w:tabs>
+          <w:tab w:val="num" w:pos="6480"/>
+        </w:tabs>
+        <w:ind w:left="6480" w:hanging="360"/>
+      </w:pPr>
+      <w:rPr>
+        <w:rFonts w:ascii="Wingdings" w:hAnsi="Wingdings" w:hint="default"/>
+        <w:sz w:val="20"/>
+      </w:rPr>
+    </w:lvl>
+  </w:abstractNum>
+  <w:abstractNum w:abstractNumId="19" w15:restartNumberingAfterBreak="0">
     <w:nsid w:val="73106CEC"/>
     <w:multiLevelType w:val="multilevel"/>
     <w:tmpl w:val="B11C30E6"/>
@@ -825,7 +5199,7 @@
       </w:rPr>
     </w:lvl>
   </w:abstractNum>
-  <w:abstractNum w:abstractNumId="3" w15:restartNumberingAfterBreak="0">
+  <w:abstractNum w:abstractNumId="20" w15:restartNumberingAfterBreak="0">
     <w:nsid w:val="7B891D1D"/>
     <w:multiLevelType w:val="multilevel"/>
     <w:tmpl w:val="523A0B56"/>
@@ -975,16 +5349,67 @@
     </w:lvl>
   </w:abstractNum>
   <w:num w:numId="1" w16cid:durableId="25179969">
+    <w:abstractNumId w:val="13"/>
+  </w:num>
+  <w:num w:numId="2" w16cid:durableId="824513683">
+    <w:abstractNumId w:val="20"/>
+  </w:num>
+  <w:num w:numId="3" w16cid:durableId="823467484">
+    <w:abstractNumId w:val="19"/>
+  </w:num>
+  <w:num w:numId="4" w16cid:durableId="2114089960">
+    <w:abstractNumId w:val="10"/>
+  </w:num>
+  <w:num w:numId="5" w16cid:durableId="682974757">
+    <w:abstractNumId w:val="4"/>
+  </w:num>
+  <w:num w:numId="6" w16cid:durableId="357434477">
+    <w:abstractNumId w:val="5"/>
+  </w:num>
+  <w:num w:numId="7" w16cid:durableId="1182547596">
+    <w:abstractNumId w:val="0"/>
+  </w:num>
+  <w:num w:numId="8" w16cid:durableId="317418297">
+    <w:abstractNumId w:val="6"/>
+  </w:num>
+  <w:num w:numId="9" w16cid:durableId="333336905">
     <w:abstractNumId w:val="1"/>
   </w:num>
-  <w:num w:numId="2" w16cid:durableId="824513683">
+  <w:num w:numId="10" w16cid:durableId="731855023">
+    <w:abstractNumId w:val="7"/>
+  </w:num>
+  <w:num w:numId="11" w16cid:durableId="266277826">
+    <w:abstractNumId w:val="14"/>
+  </w:num>
+  <w:num w:numId="12" w16cid:durableId="90123442">
+    <w:abstractNumId w:val="9"/>
+  </w:num>
+  <w:num w:numId="13" w16cid:durableId="1140921586">
+    <w:abstractNumId w:val="17"/>
+  </w:num>
+  <w:num w:numId="14" w16cid:durableId="852568246">
+    <w:abstractNumId w:val="12"/>
+  </w:num>
+  <w:num w:numId="15" w16cid:durableId="668754546">
     <w:abstractNumId w:val="3"/>
   </w:num>
-  <w:num w:numId="3" w16cid:durableId="823467484">
+  <w:num w:numId="16" w16cid:durableId="923995661">
+    <w:abstractNumId w:val="15"/>
+  </w:num>
+  <w:num w:numId="17" w16cid:durableId="350954232">
+    <w:abstractNumId w:val="8"/>
+  </w:num>
+  <w:num w:numId="18" w16cid:durableId="49426166">
+    <w:abstractNumId w:val="16"/>
+  </w:num>
+  <w:num w:numId="19" w16cid:durableId="1608463886">
+    <w:abstractNumId w:val="18"/>
+  </w:num>
+  <w:num w:numId="20" w16cid:durableId="1036543510">
+    <w:abstractNumId w:val="11"/>
+  </w:num>
+  <w:num w:numId="21" w16cid:durableId="1667395357">
     <w:abstractNumId w:val="2"/>
-  </w:num>
-  <w:num w:numId="4" w16cid:durableId="2114089960">
-    <w:abstractNumId w:val="0"/>
   </w:num>
 </w:numbering>
 </file>

--- a/Descriptive_Statistics_1/Understanding_Data_Summaries_Central_Tendency__Position__Variability__Association.docx
+++ b/Descriptive_Statistics_1/Understanding_Data_Summaries_Central_Tendency__Position__Variability__Association.docx
@@ -47,15 +47,7 @@
         <w:t>Meaning:</w:t>
       </w:r>
       <w:r>
-        <w:t xml:space="preserve"> The “</w:t>
-      </w:r>
-      <w:proofErr w:type="spellStart"/>
-      <w:r>
-        <w:t>center</w:t>
-      </w:r>
-      <w:proofErr w:type="spellEnd"/>
-      <w:r>
-        <w:t>” or typical value of data.</w:t>
+        <w:t xml:space="preserve"> The “center” or typical value of data.</w:t>
       </w:r>
     </w:p>
     <w:p>
@@ -2267,9 +2259,889 @@
         <w:t xml:space="preserve"> is the practical measure of spread, because it’s in the same units as your data and directly tells you how much values vary around the mean.</w:t>
       </w:r>
     </w:p>
+    <w:p>
+      <w:r>
+        <w:t xml:space="preserve"> </w:t>
+      </w:r>
+    </w:p>
     <w:p/>
     <w:p/>
+    <w:p>
+      <w:pPr>
+        <w:rPr>
+          <w:b/>
+          <w:bCs/>
+        </w:rPr>
+      </w:pPr>
+      <w:r>
+        <w:rPr>
+          <w:b/>
+          <w:bCs/>
+        </w:rPr>
+        <w:lastRenderedPageBreak/>
+        <w:t>1. Covariance</w:t>
+      </w:r>
+    </w:p>
+    <w:p>
+      <w:r>
+        <w:rPr>
+          <w:rFonts w:ascii="Segoe UI Emoji" w:hAnsi="Segoe UI Emoji" w:cs="Segoe UI Emoji"/>
+        </w:rPr>
+        <w:t>👉</w:t>
+      </w:r>
+      <w:r>
+        <w:t xml:space="preserve"> </w:t>
+      </w:r>
+      <w:r>
+        <w:rPr>
+          <w:i/>
+          <w:iCs/>
+        </w:rPr>
+        <w:t>“Do two variables move together?”</w:t>
+      </w:r>
+    </w:p>
+    <w:p>
+      <w:pPr>
+        <w:numPr>
+          <w:ilvl w:val="0"/>
+          <w:numId w:val="22"/>
+        </w:numPr>
+      </w:pPr>
+      <w:r>
+        <w:t>Formula:</w:t>
+      </w:r>
+    </w:p>
+    <w:p>
+      <m:oMathPara>
+        <m:oMath>
+          <m:r>
+            <w:rPr>
+              <w:rFonts w:ascii="Cambria Math" w:hAnsi="Cambria Math"/>
+            </w:rPr>
+            <m:t>Cov(X,Y)=</m:t>
+          </m:r>
+          <m:f>
+            <m:fPr>
+              <m:ctrlPr>
+                <w:rPr>
+                  <w:rFonts w:ascii="Cambria Math" w:hAnsi="Cambria Math"/>
+                </w:rPr>
+              </m:ctrlPr>
+            </m:fPr>
+            <m:num>
+              <m:r>
+                <w:rPr>
+                  <w:rFonts w:ascii="Cambria Math" w:hAnsi="Cambria Math"/>
+                </w:rPr>
+                <m:t>∑(</m:t>
+              </m:r>
+              <m:sSub>
+                <m:sSubPr>
+                  <m:ctrlPr>
+                    <w:rPr>
+                      <w:rFonts w:ascii="Cambria Math" w:hAnsi="Cambria Math"/>
+                    </w:rPr>
+                  </m:ctrlPr>
+                </m:sSubPr>
+                <m:e>
+                  <m:r>
+                    <w:rPr>
+                      <w:rFonts w:ascii="Cambria Math" w:hAnsi="Cambria Math"/>
+                    </w:rPr>
+                    <m:t>x</m:t>
+                  </m:r>
+                </m:e>
+                <m:sub>
+                  <m:r>
+                    <w:rPr>
+                      <w:rFonts w:ascii="Cambria Math" w:hAnsi="Cambria Math"/>
+                    </w:rPr>
+                    <m:t>i</m:t>
+                  </m:r>
+                </m:sub>
+              </m:sSub>
+              <m:r>
+                <w:rPr>
+                  <w:rFonts w:ascii="Cambria Math" w:hAnsi="Cambria Math"/>
+                </w:rPr>
+                <m:t>-</m:t>
+              </m:r>
+              <m:acc>
+                <m:accPr>
+                  <m:chr m:val="ˉ"/>
+                  <m:ctrlPr>
+                    <w:rPr>
+                      <w:rFonts w:ascii="Cambria Math" w:hAnsi="Cambria Math"/>
+                    </w:rPr>
+                  </m:ctrlPr>
+                </m:accPr>
+                <m:e>
+                  <m:r>
+                    <w:rPr>
+                      <w:rFonts w:ascii="Cambria Math" w:hAnsi="Cambria Math"/>
+                    </w:rPr>
+                    <m:t>x</m:t>
+                  </m:r>
+                </m:e>
+              </m:acc>
+              <m:r>
+                <w:rPr>
+                  <w:rFonts w:ascii="Cambria Math" w:hAnsi="Cambria Math"/>
+                </w:rPr>
+                <m:t>)(</m:t>
+              </m:r>
+              <m:sSub>
+                <m:sSubPr>
+                  <m:ctrlPr>
+                    <w:rPr>
+                      <w:rFonts w:ascii="Cambria Math" w:hAnsi="Cambria Math"/>
+                    </w:rPr>
+                  </m:ctrlPr>
+                </m:sSubPr>
+                <m:e>
+                  <m:r>
+                    <w:rPr>
+                      <w:rFonts w:ascii="Cambria Math" w:hAnsi="Cambria Math"/>
+                    </w:rPr>
+                    <m:t>y</m:t>
+                  </m:r>
+                </m:e>
+                <m:sub>
+                  <m:r>
+                    <w:rPr>
+                      <w:rFonts w:ascii="Cambria Math" w:hAnsi="Cambria Math"/>
+                    </w:rPr>
+                    <m:t>i</m:t>
+                  </m:r>
+                </m:sub>
+              </m:sSub>
+              <m:r>
+                <w:rPr>
+                  <w:rFonts w:ascii="Cambria Math" w:hAnsi="Cambria Math"/>
+                </w:rPr>
+                <m:t>-</m:t>
+              </m:r>
+              <m:acc>
+                <m:accPr>
+                  <m:chr m:val="ˉ"/>
+                  <m:ctrlPr>
+                    <w:rPr>
+                      <w:rFonts w:ascii="Cambria Math" w:hAnsi="Cambria Math"/>
+                    </w:rPr>
+                  </m:ctrlPr>
+                </m:accPr>
+                <m:e>
+                  <m:r>
+                    <w:rPr>
+                      <w:rFonts w:ascii="Cambria Math" w:hAnsi="Cambria Math"/>
+                    </w:rPr>
+                    <m:t>y</m:t>
+                  </m:r>
+                </m:e>
+              </m:acc>
+              <m:r>
+                <w:rPr>
+                  <w:rFonts w:ascii="Cambria Math" w:hAnsi="Cambria Math"/>
+                </w:rPr>
+                <m:t>)</m:t>
+              </m:r>
+            </m:num>
+            <m:den>
+              <m:r>
+                <w:rPr>
+                  <w:rFonts w:ascii="Cambria Math" w:hAnsi="Cambria Math"/>
+                </w:rPr>
+                <m:t>n-1</m:t>
+              </m:r>
+            </m:den>
+          </m:f>
+        </m:oMath>
+      </m:oMathPara>
+    </w:p>
+    <w:p>
+      <w:pPr>
+        <w:numPr>
+          <w:ilvl w:val="0"/>
+          <w:numId w:val="23"/>
+        </w:numPr>
+      </w:pPr>
+      <w:r>
+        <w:rPr>
+          <w:b/>
+          <w:bCs/>
+        </w:rPr>
+        <w:t>Positive covariance</w:t>
+      </w:r>
+      <w:r>
+        <w:t xml:space="preserve"> → when one increases, the other tends to increase.</w:t>
+      </w:r>
+    </w:p>
+    <w:p>
+      <w:pPr>
+        <w:numPr>
+          <w:ilvl w:val="0"/>
+          <w:numId w:val="23"/>
+        </w:numPr>
+      </w:pPr>
+      <w:r>
+        <w:rPr>
+          <w:b/>
+          <w:bCs/>
+        </w:rPr>
+        <w:t>Negative covariance</w:t>
+      </w:r>
+      <w:r>
+        <w:t xml:space="preserve"> → when one increases, the other tends to decrease.</w:t>
+      </w:r>
+    </w:p>
+    <w:p>
+      <w:pPr>
+        <w:numPr>
+          <w:ilvl w:val="0"/>
+          <w:numId w:val="23"/>
+        </w:numPr>
+      </w:pPr>
+      <w:r>
+        <w:rPr>
+          <w:b/>
+          <w:bCs/>
+        </w:rPr>
+        <w:t>Problem</w:t>
+      </w:r>
+      <w:r>
+        <w:t>: It depends on the scale/units, so it’s not standardized.</w:t>
+      </w:r>
+    </w:p>
+    <w:p>
+      <w:r>
+        <w:rPr>
+          <w:rFonts w:ascii="Segoe UI Emoji" w:hAnsi="Segoe UI Emoji" w:cs="Segoe UI Emoji"/>
+        </w:rPr>
+        <w:t>📌</w:t>
+      </w:r>
+      <w:r>
+        <w:t xml:space="preserve"> Example: If </w:t>
+      </w:r>
+      <w:r>
+        <w:rPr>
+          <w:i/>
+          <w:iCs/>
+        </w:rPr>
+        <w:t>marketing spend</w:t>
+      </w:r>
+      <w:r>
+        <w:t xml:space="preserve"> and </w:t>
+      </w:r>
+      <w:r>
+        <w:rPr>
+          <w:i/>
+          <w:iCs/>
+        </w:rPr>
+        <w:t>sales revenue</w:t>
+      </w:r>
+      <w:r>
+        <w:t xml:space="preserve"> both rise together, covariance is positive</w:t>
+      </w:r>
+    </w:p>
+    <w:p>
+      <w:pPr>
+        <w:rPr>
+          <w:b/>
+          <w:bCs/>
+        </w:rPr>
+      </w:pPr>
+      <w:r>
+        <w:rPr>
+          <w:b/>
+          <w:bCs/>
+        </w:rPr>
+        <w:t>2. Correlation</w:t>
+      </w:r>
+    </w:p>
+    <w:p>
+      <w:r>
+        <w:rPr>
+          <w:rFonts w:ascii="Segoe UI Emoji" w:hAnsi="Segoe UI Emoji" w:cs="Segoe UI Emoji"/>
+        </w:rPr>
+        <w:t>👉</w:t>
+      </w:r>
+      <w:r>
+        <w:t xml:space="preserve"> </w:t>
+      </w:r>
+      <w:r>
+        <w:rPr>
+          <w:i/>
+          <w:iCs/>
+        </w:rPr>
+        <w:t>“How strong is the relationship, regardless of units?”</w:t>
+      </w:r>
+    </w:p>
+    <w:p>
+      <w:pPr>
+        <w:numPr>
+          <w:ilvl w:val="0"/>
+          <w:numId w:val="24"/>
+        </w:numPr>
+      </w:pPr>
+      <w:r>
+        <w:t>Formula:</w:t>
+      </w:r>
+    </w:p>
+    <w:p>
+      <m:oMathPara>
+        <m:oMath>
+          <m:r>
+            <w:rPr>
+              <w:rFonts w:ascii="Cambria Math" w:hAnsi="Cambria Math"/>
+            </w:rPr>
+            <m:t>r=</m:t>
+          </m:r>
+          <m:f>
+            <m:fPr>
+              <m:ctrlPr>
+                <w:rPr>
+                  <w:rFonts w:ascii="Cambria Math" w:hAnsi="Cambria Math"/>
+                </w:rPr>
+              </m:ctrlPr>
+            </m:fPr>
+            <m:num>
+              <m:r>
+                <w:rPr>
+                  <w:rFonts w:ascii="Cambria Math" w:hAnsi="Cambria Math"/>
+                </w:rPr>
+                <m:t>Cov(X,Y)</m:t>
+              </m:r>
+            </m:num>
+            <m:den>
+              <m:sSub>
+                <m:sSubPr>
+                  <m:ctrlPr>
+                    <w:rPr>
+                      <w:rFonts w:ascii="Cambria Math" w:hAnsi="Cambria Math"/>
+                    </w:rPr>
+                  </m:ctrlPr>
+                </m:sSubPr>
+                <m:e>
+                  <m:r>
+                    <w:rPr>
+                      <w:rFonts w:ascii="Cambria Math" w:hAnsi="Cambria Math"/>
+                    </w:rPr>
+                    <m:t>σ</m:t>
+                  </m:r>
+                </m:e>
+                <m:sub>
+                  <m:r>
+                    <w:rPr>
+                      <w:rFonts w:ascii="Cambria Math" w:hAnsi="Cambria Math"/>
+                    </w:rPr>
+                    <m:t>X</m:t>
+                  </m:r>
+                </m:sub>
+              </m:sSub>
+              <m:r>
+                <w:rPr>
+                  <w:rFonts w:ascii="Cambria Math" w:hAnsi="Cambria Math"/>
+                </w:rPr>
+                <m:t>⋅</m:t>
+              </m:r>
+              <m:sSub>
+                <m:sSubPr>
+                  <m:ctrlPr>
+                    <w:rPr>
+                      <w:rFonts w:ascii="Cambria Math" w:hAnsi="Cambria Math"/>
+                    </w:rPr>
+                  </m:ctrlPr>
+                </m:sSubPr>
+                <m:e>
+                  <m:r>
+                    <w:rPr>
+                      <w:rFonts w:ascii="Cambria Math" w:hAnsi="Cambria Math"/>
+                    </w:rPr>
+                    <m:t>σ</m:t>
+                  </m:r>
+                </m:e>
+                <m:sub>
+                  <m:r>
+                    <w:rPr>
+                      <w:rFonts w:ascii="Cambria Math" w:hAnsi="Cambria Math"/>
+                    </w:rPr>
+                    <m:t>Y</m:t>
+                  </m:r>
+                </m:sub>
+              </m:sSub>
+            </m:den>
+          </m:f>
+        </m:oMath>
+      </m:oMathPara>
+    </w:p>
+    <w:p>
+      <w:pPr>
+        <w:numPr>
+          <w:ilvl w:val="0"/>
+          <w:numId w:val="25"/>
+        </w:numPr>
+      </w:pPr>
+      <w:r>
+        <w:t xml:space="preserve">Standardized between </w:t>
+      </w:r>
+      <w:r>
+        <w:rPr>
+          <w:b/>
+          <w:bCs/>
+        </w:rPr>
+        <w:t>−1 and +1</w:t>
+      </w:r>
+      <w:r>
+        <w:t>.</w:t>
+      </w:r>
+    </w:p>
+    <w:p>
+      <w:pPr>
+        <w:numPr>
+          <w:ilvl w:val="1"/>
+          <w:numId w:val="25"/>
+        </w:numPr>
+      </w:pPr>
+      <w:r>
+        <w:t>+1 → perfect positive relationship</w:t>
+      </w:r>
+    </w:p>
+    <w:p>
+      <w:pPr>
+        <w:numPr>
+          <w:ilvl w:val="1"/>
+          <w:numId w:val="25"/>
+        </w:numPr>
+      </w:pPr>
+      <w:r>
+        <w:t>−1 → perfect negative relationship</w:t>
+      </w:r>
+    </w:p>
+    <w:p>
+      <w:pPr>
+        <w:numPr>
+          <w:ilvl w:val="1"/>
+          <w:numId w:val="25"/>
+        </w:numPr>
+      </w:pPr>
+      <w:r>
+        <w:t>0 → no linear relationship</w:t>
+      </w:r>
+    </w:p>
+    <w:p>
+      <w:r>
+        <w:rPr>
+          <w:rFonts w:ascii="Segoe UI Emoji" w:hAnsi="Segoe UI Emoji" w:cs="Segoe UI Emoji"/>
+        </w:rPr>
+        <w:t>📌</w:t>
+      </w:r>
+      <w:r>
+        <w:t xml:space="preserve"> Example: Correlation between </w:t>
+      </w:r>
+      <w:r>
+        <w:rPr>
+          <w:i/>
+          <w:iCs/>
+        </w:rPr>
+        <w:t>hours studied</w:t>
+      </w:r>
+      <w:r>
+        <w:t xml:space="preserve"> and </w:t>
+      </w:r>
+      <w:r>
+        <w:rPr>
+          <w:i/>
+          <w:iCs/>
+        </w:rPr>
+        <w:t>exam marks</w:t>
+      </w:r>
+      <w:r>
+        <w:t xml:space="preserve"> might be </w:t>
+      </w:r>
+      <w:r>
+        <w:rPr>
+          <w:b/>
+          <w:bCs/>
+        </w:rPr>
+        <w:t>0.8</w:t>
+      </w:r>
+      <w:r>
+        <w:t xml:space="preserve"> → strong positive link.</w:t>
+      </w:r>
+    </w:p>
+    <w:p>
+      <w:pPr>
+        <w:rPr>
+          <w:b/>
+          <w:bCs/>
+        </w:rPr>
+      </w:pPr>
+      <w:r>
+        <w:rPr>
+          <w:b/>
+          <w:bCs/>
+        </w:rPr>
+        <w:t>3. Regression</w:t>
+      </w:r>
+    </w:p>
+    <w:p>
+      <w:r>
+        <w:rPr>
+          <w:rFonts w:ascii="Segoe UI Emoji" w:hAnsi="Segoe UI Emoji" w:cs="Segoe UI Emoji"/>
+        </w:rPr>
+        <w:t>👉</w:t>
+      </w:r>
+      <w:r>
+        <w:t xml:space="preserve"> </w:t>
+      </w:r>
+      <w:r>
+        <w:rPr>
+          <w:i/>
+          <w:iCs/>
+        </w:rPr>
+        <w:t>“Can we predict one variable from another?”</w:t>
+      </w:r>
+    </w:p>
+    <w:p>
+      <w:pPr>
+        <w:numPr>
+          <w:ilvl w:val="0"/>
+          <w:numId w:val="26"/>
+        </w:numPr>
+      </w:pPr>
+      <w:r>
+        <w:t xml:space="preserve">Regression builds an </w:t>
+      </w:r>
+      <w:r>
+        <w:rPr>
+          <w:b/>
+          <w:bCs/>
+        </w:rPr>
+        <w:t>equation</w:t>
+      </w:r>
+      <w:r>
+        <w:t xml:space="preserve"> to model the relationship.</w:t>
+      </w:r>
+    </w:p>
+    <w:p>
+      <w:pPr>
+        <w:numPr>
+          <w:ilvl w:val="0"/>
+          <w:numId w:val="26"/>
+        </w:numPr>
+      </w:pPr>
+      <w:r>
+        <w:t>Simple Linear Regression:</w:t>
+      </w:r>
+    </w:p>
+    <w:p>
+      <m:oMathPara>
+        <m:oMath>
+          <m:r>
+            <w:rPr>
+              <w:rFonts w:ascii="Cambria Math" w:hAnsi="Cambria Math"/>
+            </w:rPr>
+            <m:t>Y=</m:t>
+          </m:r>
+          <m:sSub>
+            <m:sSubPr>
+              <m:ctrlPr>
+                <w:rPr>
+                  <w:rFonts w:ascii="Cambria Math" w:hAnsi="Cambria Math"/>
+                </w:rPr>
+              </m:ctrlPr>
+            </m:sSubPr>
+            <m:e>
+              <m:r>
+                <w:rPr>
+                  <w:rFonts w:ascii="Cambria Math" w:hAnsi="Cambria Math"/>
+                </w:rPr>
+                <m:t>β</m:t>
+              </m:r>
+            </m:e>
+            <m:sub>
+              <m:r>
+                <w:rPr>
+                  <w:rFonts w:ascii="Cambria Math" w:hAnsi="Cambria Math"/>
+                </w:rPr>
+                <m:t>0</m:t>
+              </m:r>
+            </m:sub>
+          </m:sSub>
+          <m:r>
+            <w:rPr>
+              <w:rFonts w:ascii="Cambria Math" w:hAnsi="Cambria Math"/>
+            </w:rPr>
+            <m:t>+</m:t>
+          </m:r>
+          <m:sSub>
+            <m:sSubPr>
+              <m:ctrlPr>
+                <w:rPr>
+                  <w:rFonts w:ascii="Cambria Math" w:hAnsi="Cambria Math"/>
+                </w:rPr>
+              </m:ctrlPr>
+            </m:sSubPr>
+            <m:e>
+              <m:r>
+                <w:rPr>
+                  <w:rFonts w:ascii="Cambria Math" w:hAnsi="Cambria Math"/>
+                </w:rPr>
+                <m:t>β</m:t>
+              </m:r>
+            </m:e>
+            <m:sub>
+              <m:r>
+                <w:rPr>
+                  <w:rFonts w:ascii="Cambria Math" w:hAnsi="Cambria Math"/>
+                </w:rPr>
+                <m:t>1</m:t>
+              </m:r>
+            </m:sub>
+          </m:sSub>
+          <m:r>
+            <w:rPr>
+              <w:rFonts w:ascii="Cambria Math" w:hAnsi="Cambria Math"/>
+            </w:rPr>
+            <m:t>X+ϵ</m:t>
+          </m:r>
+        </m:oMath>
+      </m:oMathPara>
+    </w:p>
+    <w:p>
+      <w:pPr>
+        <w:numPr>
+          <w:ilvl w:val="0"/>
+          <w:numId w:val="27"/>
+        </w:numPr>
+      </w:pPr>
+      <m:oMath>
+        <m:r>
+          <w:rPr>
+            <w:rFonts w:ascii="Cambria Math" w:hAnsi="Cambria Math"/>
+          </w:rPr>
+          <m:t>Y</m:t>
+        </m:r>
+      </m:oMath>
+      <w:r>
+        <w:t>→ dependent variable (outcome)</w:t>
+      </w:r>
+    </w:p>
+    <w:p>
+      <w:pPr>
+        <w:numPr>
+          <w:ilvl w:val="0"/>
+          <w:numId w:val="27"/>
+        </w:numPr>
+      </w:pPr>
+      <m:oMath>
+        <m:r>
+          <w:rPr>
+            <w:rFonts w:ascii="Cambria Math" w:hAnsi="Cambria Math"/>
+          </w:rPr>
+          <m:t>X</m:t>
+        </m:r>
+      </m:oMath>
+      <w:r>
+        <w:t>→ independent variable (predictor)</w:t>
+      </w:r>
+    </w:p>
+    <w:p>
+      <w:pPr>
+        <w:numPr>
+          <w:ilvl w:val="0"/>
+          <w:numId w:val="27"/>
+        </w:numPr>
+      </w:pPr>
+      <m:oMath>
+        <m:sSub>
+          <m:sSubPr>
+            <m:ctrlPr>
+              <w:rPr>
+                <w:rFonts w:ascii="Cambria Math" w:hAnsi="Cambria Math"/>
+              </w:rPr>
+            </m:ctrlPr>
+          </m:sSubPr>
+          <m:e>
+            <m:r>
+              <w:rPr>
+                <w:rFonts w:ascii="Cambria Math" w:hAnsi="Cambria Math"/>
+              </w:rPr>
+              <m:t>β</m:t>
+            </m:r>
+          </m:e>
+          <m:sub>
+            <m:r>
+              <w:rPr>
+                <w:rFonts w:ascii="Cambria Math" w:hAnsi="Cambria Math"/>
+              </w:rPr>
+              <m:t>0</m:t>
+            </m:r>
+          </m:sub>
+        </m:sSub>
+      </m:oMath>
+      <w:r>
+        <w:t>→ intercept</w:t>
+      </w:r>
+    </w:p>
+    <w:p>
+      <w:pPr>
+        <w:numPr>
+          <w:ilvl w:val="0"/>
+          <w:numId w:val="27"/>
+        </w:numPr>
+      </w:pPr>
+      <m:oMath>
+        <m:sSub>
+          <m:sSubPr>
+            <m:ctrlPr>
+              <w:rPr>
+                <w:rFonts w:ascii="Cambria Math" w:hAnsi="Cambria Math"/>
+              </w:rPr>
+            </m:ctrlPr>
+          </m:sSubPr>
+          <m:e>
+            <m:r>
+              <w:rPr>
+                <w:rFonts w:ascii="Cambria Math" w:hAnsi="Cambria Math"/>
+              </w:rPr>
+              <m:t>β</m:t>
+            </m:r>
+          </m:e>
+          <m:sub>
+            <m:r>
+              <w:rPr>
+                <w:rFonts w:ascii="Cambria Math" w:hAnsi="Cambria Math"/>
+              </w:rPr>
+              <m:t>1</m:t>
+            </m:r>
+          </m:sub>
+        </m:sSub>
+      </m:oMath>
+      <w:r>
+        <w:t>→ slope (how much Y changes when X increases by 1)</w:t>
+      </w:r>
+    </w:p>
+    <w:p>
+      <w:pPr>
+        <w:numPr>
+          <w:ilvl w:val="0"/>
+          <w:numId w:val="27"/>
+        </w:numPr>
+      </w:pPr>
+      <m:oMath>
+        <m:r>
+          <w:rPr>
+            <w:rFonts w:ascii="Cambria Math" w:hAnsi="Cambria Math"/>
+          </w:rPr>
+          <m:t>ϵ</m:t>
+        </m:r>
+      </m:oMath>
+      <w:r>
+        <w:t>→ error term</w:t>
+      </w:r>
+    </w:p>
+    <w:p>
+      <w:r>
+        <w:rPr>
+          <w:rFonts w:ascii="Segoe UI Emoji" w:hAnsi="Segoe UI Emoji" w:cs="Segoe UI Emoji"/>
+        </w:rPr>
+        <w:t>📌</w:t>
+      </w:r>
+      <w:r>
+        <w:t xml:space="preserve"> Example: Predicting </w:t>
+      </w:r>
+      <w:r>
+        <w:rPr>
+          <w:i/>
+          <w:iCs/>
+        </w:rPr>
+        <w:t>sales revenue</w:t>
+      </w:r>
+      <w:r>
+        <w:t xml:space="preserve"> from </w:t>
+      </w:r>
+      <w:r>
+        <w:rPr>
+          <w:i/>
+          <w:iCs/>
+        </w:rPr>
+        <w:t>marketing spend</w:t>
+      </w:r>
+      <w:r>
+        <w:t>. If regression gives:</w:t>
+      </w:r>
+    </w:p>
     <w:p/>
+    <w:p>
+      <w:r>
+        <w:rPr>
+          <w:rFonts w:ascii="Segoe UI Emoji" w:hAnsi="Segoe UI Emoji" w:cs="Segoe UI Emoji"/>
+        </w:rPr>
+        <w:lastRenderedPageBreak/>
+        <w:t>👉</w:t>
+      </w:r>
+      <w:r>
+        <w:t xml:space="preserve"> </w:t>
+      </w:r>
+      <w:r>
+        <w:t>In short:</w:t>
+      </w:r>
+    </w:p>
+    <w:p>
+      <w:pPr>
+        <w:numPr>
+          <w:ilvl w:val="0"/>
+          <w:numId w:val="28"/>
+        </w:numPr>
+      </w:pPr>
+      <w:r>
+        <w:rPr>
+          <w:b/>
+          <w:bCs/>
+        </w:rPr>
+        <w:t>Covariance</w:t>
+      </w:r>
+      <w:r>
+        <w:t xml:space="preserve"> → raw movement together.</w:t>
+      </w:r>
+    </w:p>
+    <w:p>
+      <w:pPr>
+        <w:numPr>
+          <w:ilvl w:val="0"/>
+          <w:numId w:val="28"/>
+        </w:numPr>
+      </w:pPr>
+      <w:r>
+        <w:rPr>
+          <w:b/>
+          <w:bCs/>
+        </w:rPr>
+        <w:t>Correlation</w:t>
+      </w:r>
+      <w:r>
+        <w:t xml:space="preserve"> → strength &amp; direction of relationship.</w:t>
+      </w:r>
+    </w:p>
+    <w:p>
+      <w:pPr>
+        <w:numPr>
+          <w:ilvl w:val="0"/>
+          <w:numId w:val="28"/>
+        </w:numPr>
+      </w:pPr>
+      <w:r>
+        <w:rPr>
+          <w:b/>
+          <w:bCs/>
+        </w:rPr>
+        <w:t>Regression</w:t>
+      </w:r>
+      <w:r>
+        <w:t xml:space="preserve"> → prediction equation.</w:t>
+      </w:r>
+    </w:p>
     <w:p/>
     <w:sectPr>
       <w:pgSz w:w="11906" w:h="16838"/>
@@ -3146,6 +4018,155 @@
     </w:lvl>
   </w:abstractNum>
   <w:abstractNum w:abstractNumId="6" w15:restartNumberingAfterBreak="0">
+    <w:nsid w:val="20146712"/>
+    <w:multiLevelType w:val="multilevel"/>
+    <w:tmpl w:val="D9A6611E"/>
+    <w:lvl w:ilvl="0">
+      <w:start w:val="1"/>
+      <w:numFmt w:val="bullet"/>
+      <w:lvlText w:val=""/>
+      <w:lvlJc w:val="left"/>
+      <w:pPr>
+        <w:tabs>
+          <w:tab w:val="num" w:pos="720"/>
+        </w:tabs>
+        <w:ind w:left="720" w:hanging="360"/>
+      </w:pPr>
+      <w:rPr>
+        <w:rFonts w:ascii="Symbol" w:hAnsi="Symbol" w:hint="default"/>
+        <w:sz w:val="20"/>
+      </w:rPr>
+    </w:lvl>
+    <w:lvl w:ilvl="1" w:tentative="1">
+      <w:start w:val="1"/>
+      <w:numFmt w:val="bullet"/>
+      <w:lvlText w:val="o"/>
+      <w:lvlJc w:val="left"/>
+      <w:pPr>
+        <w:tabs>
+          <w:tab w:val="num" w:pos="1440"/>
+        </w:tabs>
+        <w:ind w:left="1440" w:hanging="360"/>
+      </w:pPr>
+      <w:rPr>
+        <w:rFonts w:ascii="Courier New" w:hAnsi="Courier New" w:hint="default"/>
+        <w:sz w:val="20"/>
+      </w:rPr>
+    </w:lvl>
+    <w:lvl w:ilvl="2" w:tentative="1">
+      <w:start w:val="1"/>
+      <w:numFmt w:val="bullet"/>
+      <w:lvlText w:val=""/>
+      <w:lvlJc w:val="left"/>
+      <w:pPr>
+        <w:tabs>
+          <w:tab w:val="num" w:pos="2160"/>
+        </w:tabs>
+        <w:ind w:left="2160" w:hanging="360"/>
+      </w:pPr>
+      <w:rPr>
+        <w:rFonts w:ascii="Wingdings" w:hAnsi="Wingdings" w:hint="default"/>
+        <w:sz w:val="20"/>
+      </w:rPr>
+    </w:lvl>
+    <w:lvl w:ilvl="3" w:tentative="1">
+      <w:start w:val="1"/>
+      <w:numFmt w:val="bullet"/>
+      <w:lvlText w:val=""/>
+      <w:lvlJc w:val="left"/>
+      <w:pPr>
+        <w:tabs>
+          <w:tab w:val="num" w:pos="2880"/>
+        </w:tabs>
+        <w:ind w:left="2880" w:hanging="360"/>
+      </w:pPr>
+      <w:rPr>
+        <w:rFonts w:ascii="Wingdings" w:hAnsi="Wingdings" w:hint="default"/>
+        <w:sz w:val="20"/>
+      </w:rPr>
+    </w:lvl>
+    <w:lvl w:ilvl="4" w:tentative="1">
+      <w:start w:val="1"/>
+      <w:numFmt w:val="bullet"/>
+      <w:lvlText w:val=""/>
+      <w:lvlJc w:val="left"/>
+      <w:pPr>
+        <w:tabs>
+          <w:tab w:val="num" w:pos="3600"/>
+        </w:tabs>
+        <w:ind w:left="3600" w:hanging="360"/>
+      </w:pPr>
+      <w:rPr>
+        <w:rFonts w:ascii="Wingdings" w:hAnsi="Wingdings" w:hint="default"/>
+        <w:sz w:val="20"/>
+      </w:rPr>
+    </w:lvl>
+    <w:lvl w:ilvl="5" w:tentative="1">
+      <w:start w:val="1"/>
+      <w:numFmt w:val="bullet"/>
+      <w:lvlText w:val=""/>
+      <w:lvlJc w:val="left"/>
+      <w:pPr>
+        <w:tabs>
+          <w:tab w:val="num" w:pos="4320"/>
+        </w:tabs>
+        <w:ind w:left="4320" w:hanging="360"/>
+      </w:pPr>
+      <w:rPr>
+        <w:rFonts w:ascii="Wingdings" w:hAnsi="Wingdings" w:hint="default"/>
+        <w:sz w:val="20"/>
+      </w:rPr>
+    </w:lvl>
+    <w:lvl w:ilvl="6" w:tentative="1">
+      <w:start w:val="1"/>
+      <w:numFmt w:val="bullet"/>
+      <w:lvlText w:val=""/>
+      <w:lvlJc w:val="left"/>
+      <w:pPr>
+        <w:tabs>
+          <w:tab w:val="num" w:pos="5040"/>
+        </w:tabs>
+        <w:ind w:left="5040" w:hanging="360"/>
+      </w:pPr>
+      <w:rPr>
+        <w:rFonts w:ascii="Wingdings" w:hAnsi="Wingdings" w:hint="default"/>
+        <w:sz w:val="20"/>
+      </w:rPr>
+    </w:lvl>
+    <w:lvl w:ilvl="7" w:tentative="1">
+      <w:start w:val="1"/>
+      <w:numFmt w:val="bullet"/>
+      <w:lvlText w:val=""/>
+      <w:lvlJc w:val="left"/>
+      <w:pPr>
+        <w:tabs>
+          <w:tab w:val="num" w:pos="5760"/>
+        </w:tabs>
+        <w:ind w:left="5760" w:hanging="360"/>
+      </w:pPr>
+      <w:rPr>
+        <w:rFonts w:ascii="Wingdings" w:hAnsi="Wingdings" w:hint="default"/>
+        <w:sz w:val="20"/>
+      </w:rPr>
+    </w:lvl>
+    <w:lvl w:ilvl="8" w:tentative="1">
+      <w:start w:val="1"/>
+      <w:numFmt w:val="bullet"/>
+      <w:lvlText w:val=""/>
+      <w:lvlJc w:val="left"/>
+      <w:pPr>
+        <w:tabs>
+          <w:tab w:val="num" w:pos="6480"/>
+        </w:tabs>
+        <w:ind w:left="6480" w:hanging="360"/>
+      </w:pPr>
+      <w:rPr>
+        <w:rFonts w:ascii="Wingdings" w:hAnsi="Wingdings" w:hint="default"/>
+        <w:sz w:val="20"/>
+      </w:rPr>
+    </w:lvl>
+  </w:abstractNum>
+  <w:abstractNum w:abstractNumId="7" w15:restartNumberingAfterBreak="0">
     <w:nsid w:val="22F12DD3"/>
     <w:multiLevelType w:val="multilevel"/>
     <w:tmpl w:val="48D694A0"/>
@@ -3294,7 +4315,7 @@
       </w:rPr>
     </w:lvl>
   </w:abstractNum>
-  <w:abstractNum w:abstractNumId="7" w15:restartNumberingAfterBreak="0">
+  <w:abstractNum w:abstractNumId="8" w15:restartNumberingAfterBreak="0">
     <w:nsid w:val="29ED1537"/>
     <w:multiLevelType w:val="multilevel"/>
     <w:tmpl w:val="423ED906"/>
@@ -3443,7 +4464,156 @@
       </w:rPr>
     </w:lvl>
   </w:abstractNum>
-  <w:abstractNum w:abstractNumId="8" w15:restartNumberingAfterBreak="0">
+  <w:abstractNum w:abstractNumId="9" w15:restartNumberingAfterBreak="0">
+    <w:nsid w:val="2C8767FC"/>
+    <w:multiLevelType w:val="multilevel"/>
+    <w:tmpl w:val="D4182CF8"/>
+    <w:lvl w:ilvl="0">
+      <w:start w:val="1"/>
+      <w:numFmt w:val="bullet"/>
+      <w:lvlText w:val=""/>
+      <w:lvlJc w:val="left"/>
+      <w:pPr>
+        <w:tabs>
+          <w:tab w:val="num" w:pos="720"/>
+        </w:tabs>
+        <w:ind w:left="720" w:hanging="360"/>
+      </w:pPr>
+      <w:rPr>
+        <w:rFonts w:ascii="Symbol" w:hAnsi="Symbol" w:hint="default"/>
+        <w:sz w:val="20"/>
+      </w:rPr>
+    </w:lvl>
+    <w:lvl w:ilvl="1" w:tentative="1">
+      <w:start w:val="1"/>
+      <w:numFmt w:val="bullet"/>
+      <w:lvlText w:val="o"/>
+      <w:lvlJc w:val="left"/>
+      <w:pPr>
+        <w:tabs>
+          <w:tab w:val="num" w:pos="1440"/>
+        </w:tabs>
+        <w:ind w:left="1440" w:hanging="360"/>
+      </w:pPr>
+      <w:rPr>
+        <w:rFonts w:ascii="Courier New" w:hAnsi="Courier New" w:hint="default"/>
+        <w:sz w:val="20"/>
+      </w:rPr>
+    </w:lvl>
+    <w:lvl w:ilvl="2" w:tentative="1">
+      <w:start w:val="1"/>
+      <w:numFmt w:val="bullet"/>
+      <w:lvlText w:val=""/>
+      <w:lvlJc w:val="left"/>
+      <w:pPr>
+        <w:tabs>
+          <w:tab w:val="num" w:pos="2160"/>
+        </w:tabs>
+        <w:ind w:left="2160" w:hanging="360"/>
+      </w:pPr>
+      <w:rPr>
+        <w:rFonts w:ascii="Wingdings" w:hAnsi="Wingdings" w:hint="default"/>
+        <w:sz w:val="20"/>
+      </w:rPr>
+    </w:lvl>
+    <w:lvl w:ilvl="3" w:tentative="1">
+      <w:start w:val="1"/>
+      <w:numFmt w:val="bullet"/>
+      <w:lvlText w:val=""/>
+      <w:lvlJc w:val="left"/>
+      <w:pPr>
+        <w:tabs>
+          <w:tab w:val="num" w:pos="2880"/>
+        </w:tabs>
+        <w:ind w:left="2880" w:hanging="360"/>
+      </w:pPr>
+      <w:rPr>
+        <w:rFonts w:ascii="Wingdings" w:hAnsi="Wingdings" w:hint="default"/>
+        <w:sz w:val="20"/>
+      </w:rPr>
+    </w:lvl>
+    <w:lvl w:ilvl="4" w:tentative="1">
+      <w:start w:val="1"/>
+      <w:numFmt w:val="bullet"/>
+      <w:lvlText w:val=""/>
+      <w:lvlJc w:val="left"/>
+      <w:pPr>
+        <w:tabs>
+          <w:tab w:val="num" w:pos="3600"/>
+        </w:tabs>
+        <w:ind w:left="3600" w:hanging="360"/>
+      </w:pPr>
+      <w:rPr>
+        <w:rFonts w:ascii="Wingdings" w:hAnsi="Wingdings" w:hint="default"/>
+        <w:sz w:val="20"/>
+      </w:rPr>
+    </w:lvl>
+    <w:lvl w:ilvl="5" w:tentative="1">
+      <w:start w:val="1"/>
+      <w:numFmt w:val="bullet"/>
+      <w:lvlText w:val=""/>
+      <w:lvlJc w:val="left"/>
+      <w:pPr>
+        <w:tabs>
+          <w:tab w:val="num" w:pos="4320"/>
+        </w:tabs>
+        <w:ind w:left="4320" w:hanging="360"/>
+      </w:pPr>
+      <w:rPr>
+        <w:rFonts w:ascii="Wingdings" w:hAnsi="Wingdings" w:hint="default"/>
+        <w:sz w:val="20"/>
+      </w:rPr>
+    </w:lvl>
+    <w:lvl w:ilvl="6" w:tentative="1">
+      <w:start w:val="1"/>
+      <w:numFmt w:val="bullet"/>
+      <w:lvlText w:val=""/>
+      <w:lvlJc w:val="left"/>
+      <w:pPr>
+        <w:tabs>
+          <w:tab w:val="num" w:pos="5040"/>
+        </w:tabs>
+        <w:ind w:left="5040" w:hanging="360"/>
+      </w:pPr>
+      <w:rPr>
+        <w:rFonts w:ascii="Wingdings" w:hAnsi="Wingdings" w:hint="default"/>
+        <w:sz w:val="20"/>
+      </w:rPr>
+    </w:lvl>
+    <w:lvl w:ilvl="7" w:tentative="1">
+      <w:start w:val="1"/>
+      <w:numFmt w:val="bullet"/>
+      <w:lvlText w:val=""/>
+      <w:lvlJc w:val="left"/>
+      <w:pPr>
+        <w:tabs>
+          <w:tab w:val="num" w:pos="5760"/>
+        </w:tabs>
+        <w:ind w:left="5760" w:hanging="360"/>
+      </w:pPr>
+      <w:rPr>
+        <w:rFonts w:ascii="Wingdings" w:hAnsi="Wingdings" w:hint="default"/>
+        <w:sz w:val="20"/>
+      </w:rPr>
+    </w:lvl>
+    <w:lvl w:ilvl="8" w:tentative="1">
+      <w:start w:val="1"/>
+      <w:numFmt w:val="bullet"/>
+      <w:lvlText w:val=""/>
+      <w:lvlJc w:val="left"/>
+      <w:pPr>
+        <w:tabs>
+          <w:tab w:val="num" w:pos="6480"/>
+        </w:tabs>
+        <w:ind w:left="6480" w:hanging="360"/>
+      </w:pPr>
+      <w:rPr>
+        <w:rFonts w:ascii="Wingdings" w:hAnsi="Wingdings" w:hint="default"/>
+        <w:sz w:val="20"/>
+      </w:rPr>
+    </w:lvl>
+  </w:abstractNum>
+  <w:abstractNum w:abstractNumId="10" w15:restartNumberingAfterBreak="0">
     <w:nsid w:val="2D293C1C"/>
     <w:multiLevelType w:val="multilevel"/>
     <w:tmpl w:val="7C66BE1E"/>
@@ -3592,7 +4762,7 @@
       </w:rPr>
     </w:lvl>
   </w:abstractNum>
-  <w:abstractNum w:abstractNumId="9" w15:restartNumberingAfterBreak="0">
+  <w:abstractNum w:abstractNumId="11" w15:restartNumberingAfterBreak="0">
     <w:nsid w:val="381257E7"/>
     <w:multiLevelType w:val="multilevel"/>
     <w:tmpl w:val="EC6CA7C6"/>
@@ -3741,7 +4911,156 @@
       </w:rPr>
     </w:lvl>
   </w:abstractNum>
-  <w:abstractNum w:abstractNumId="10" w15:restartNumberingAfterBreak="0">
+  <w:abstractNum w:abstractNumId="12" w15:restartNumberingAfterBreak="0">
+    <w:nsid w:val="389B401E"/>
+    <w:multiLevelType w:val="multilevel"/>
+    <w:tmpl w:val="0D967278"/>
+    <w:lvl w:ilvl="0">
+      <w:start w:val="1"/>
+      <w:numFmt w:val="bullet"/>
+      <w:lvlText w:val=""/>
+      <w:lvlJc w:val="left"/>
+      <w:pPr>
+        <w:tabs>
+          <w:tab w:val="num" w:pos="720"/>
+        </w:tabs>
+        <w:ind w:left="720" w:hanging="360"/>
+      </w:pPr>
+      <w:rPr>
+        <w:rFonts w:ascii="Symbol" w:hAnsi="Symbol" w:hint="default"/>
+        <w:sz w:val="20"/>
+      </w:rPr>
+    </w:lvl>
+    <w:lvl w:ilvl="1" w:tentative="1">
+      <w:start w:val="1"/>
+      <w:numFmt w:val="bullet"/>
+      <w:lvlText w:val="o"/>
+      <w:lvlJc w:val="left"/>
+      <w:pPr>
+        <w:tabs>
+          <w:tab w:val="num" w:pos="1440"/>
+        </w:tabs>
+        <w:ind w:left="1440" w:hanging="360"/>
+      </w:pPr>
+      <w:rPr>
+        <w:rFonts w:ascii="Courier New" w:hAnsi="Courier New" w:hint="default"/>
+        <w:sz w:val="20"/>
+      </w:rPr>
+    </w:lvl>
+    <w:lvl w:ilvl="2" w:tentative="1">
+      <w:start w:val="1"/>
+      <w:numFmt w:val="bullet"/>
+      <w:lvlText w:val=""/>
+      <w:lvlJc w:val="left"/>
+      <w:pPr>
+        <w:tabs>
+          <w:tab w:val="num" w:pos="2160"/>
+        </w:tabs>
+        <w:ind w:left="2160" w:hanging="360"/>
+      </w:pPr>
+      <w:rPr>
+        <w:rFonts w:ascii="Wingdings" w:hAnsi="Wingdings" w:hint="default"/>
+        <w:sz w:val="20"/>
+      </w:rPr>
+    </w:lvl>
+    <w:lvl w:ilvl="3" w:tentative="1">
+      <w:start w:val="1"/>
+      <w:numFmt w:val="bullet"/>
+      <w:lvlText w:val=""/>
+      <w:lvlJc w:val="left"/>
+      <w:pPr>
+        <w:tabs>
+          <w:tab w:val="num" w:pos="2880"/>
+        </w:tabs>
+        <w:ind w:left="2880" w:hanging="360"/>
+      </w:pPr>
+      <w:rPr>
+        <w:rFonts w:ascii="Wingdings" w:hAnsi="Wingdings" w:hint="default"/>
+        <w:sz w:val="20"/>
+      </w:rPr>
+    </w:lvl>
+    <w:lvl w:ilvl="4" w:tentative="1">
+      <w:start w:val="1"/>
+      <w:numFmt w:val="bullet"/>
+      <w:lvlText w:val=""/>
+      <w:lvlJc w:val="left"/>
+      <w:pPr>
+        <w:tabs>
+          <w:tab w:val="num" w:pos="3600"/>
+        </w:tabs>
+        <w:ind w:left="3600" w:hanging="360"/>
+      </w:pPr>
+      <w:rPr>
+        <w:rFonts w:ascii="Wingdings" w:hAnsi="Wingdings" w:hint="default"/>
+        <w:sz w:val="20"/>
+      </w:rPr>
+    </w:lvl>
+    <w:lvl w:ilvl="5" w:tentative="1">
+      <w:start w:val="1"/>
+      <w:numFmt w:val="bullet"/>
+      <w:lvlText w:val=""/>
+      <w:lvlJc w:val="left"/>
+      <w:pPr>
+        <w:tabs>
+          <w:tab w:val="num" w:pos="4320"/>
+        </w:tabs>
+        <w:ind w:left="4320" w:hanging="360"/>
+      </w:pPr>
+      <w:rPr>
+        <w:rFonts w:ascii="Wingdings" w:hAnsi="Wingdings" w:hint="default"/>
+        <w:sz w:val="20"/>
+      </w:rPr>
+    </w:lvl>
+    <w:lvl w:ilvl="6" w:tentative="1">
+      <w:start w:val="1"/>
+      <w:numFmt w:val="bullet"/>
+      <w:lvlText w:val=""/>
+      <w:lvlJc w:val="left"/>
+      <w:pPr>
+        <w:tabs>
+          <w:tab w:val="num" w:pos="5040"/>
+        </w:tabs>
+        <w:ind w:left="5040" w:hanging="360"/>
+      </w:pPr>
+      <w:rPr>
+        <w:rFonts w:ascii="Wingdings" w:hAnsi="Wingdings" w:hint="default"/>
+        <w:sz w:val="20"/>
+      </w:rPr>
+    </w:lvl>
+    <w:lvl w:ilvl="7" w:tentative="1">
+      <w:start w:val="1"/>
+      <w:numFmt w:val="bullet"/>
+      <w:lvlText w:val=""/>
+      <w:lvlJc w:val="left"/>
+      <w:pPr>
+        <w:tabs>
+          <w:tab w:val="num" w:pos="5760"/>
+        </w:tabs>
+        <w:ind w:left="5760" w:hanging="360"/>
+      </w:pPr>
+      <w:rPr>
+        <w:rFonts w:ascii="Wingdings" w:hAnsi="Wingdings" w:hint="default"/>
+        <w:sz w:val="20"/>
+      </w:rPr>
+    </w:lvl>
+    <w:lvl w:ilvl="8" w:tentative="1">
+      <w:start w:val="1"/>
+      <w:numFmt w:val="bullet"/>
+      <w:lvlText w:val=""/>
+      <w:lvlJc w:val="left"/>
+      <w:pPr>
+        <w:tabs>
+          <w:tab w:val="num" w:pos="6480"/>
+        </w:tabs>
+        <w:ind w:left="6480" w:hanging="360"/>
+      </w:pPr>
+      <w:rPr>
+        <w:rFonts w:ascii="Wingdings" w:hAnsi="Wingdings" w:hint="default"/>
+        <w:sz w:val="20"/>
+      </w:rPr>
+    </w:lvl>
+  </w:abstractNum>
+  <w:abstractNum w:abstractNumId="13" w15:restartNumberingAfterBreak="0">
     <w:nsid w:val="39022F56"/>
     <w:multiLevelType w:val="multilevel"/>
     <w:tmpl w:val="88966E18"/>
@@ -3890,7 +5209,7 @@
       </w:rPr>
     </w:lvl>
   </w:abstractNum>
-  <w:abstractNum w:abstractNumId="11" w15:restartNumberingAfterBreak="0">
+  <w:abstractNum w:abstractNumId="14" w15:restartNumberingAfterBreak="0">
     <w:nsid w:val="48692D97"/>
     <w:multiLevelType w:val="multilevel"/>
     <w:tmpl w:val="6DBAD052"/>
@@ -4039,7 +5358,156 @@
       </w:rPr>
     </w:lvl>
   </w:abstractNum>
-  <w:abstractNum w:abstractNumId="12" w15:restartNumberingAfterBreak="0">
+  <w:abstractNum w:abstractNumId="15" w15:restartNumberingAfterBreak="0">
+    <w:nsid w:val="493945EC"/>
+    <w:multiLevelType w:val="multilevel"/>
+    <w:tmpl w:val="42A87888"/>
+    <w:lvl w:ilvl="0">
+      <w:start w:val="1"/>
+      <w:numFmt w:val="bullet"/>
+      <w:lvlText w:val=""/>
+      <w:lvlJc w:val="left"/>
+      <w:pPr>
+        <w:tabs>
+          <w:tab w:val="num" w:pos="720"/>
+        </w:tabs>
+        <w:ind w:left="720" w:hanging="360"/>
+      </w:pPr>
+      <w:rPr>
+        <w:rFonts w:ascii="Symbol" w:hAnsi="Symbol" w:hint="default"/>
+        <w:sz w:val="20"/>
+      </w:rPr>
+    </w:lvl>
+    <w:lvl w:ilvl="1" w:tentative="1">
+      <w:start w:val="1"/>
+      <w:numFmt w:val="bullet"/>
+      <w:lvlText w:val="o"/>
+      <w:lvlJc w:val="left"/>
+      <w:pPr>
+        <w:tabs>
+          <w:tab w:val="num" w:pos="1440"/>
+        </w:tabs>
+        <w:ind w:left="1440" w:hanging="360"/>
+      </w:pPr>
+      <w:rPr>
+        <w:rFonts w:ascii="Courier New" w:hAnsi="Courier New" w:hint="default"/>
+        <w:sz w:val="20"/>
+      </w:rPr>
+    </w:lvl>
+    <w:lvl w:ilvl="2" w:tentative="1">
+      <w:start w:val="1"/>
+      <w:numFmt w:val="bullet"/>
+      <w:lvlText w:val=""/>
+      <w:lvlJc w:val="left"/>
+      <w:pPr>
+        <w:tabs>
+          <w:tab w:val="num" w:pos="2160"/>
+        </w:tabs>
+        <w:ind w:left="2160" w:hanging="360"/>
+      </w:pPr>
+      <w:rPr>
+        <w:rFonts w:ascii="Wingdings" w:hAnsi="Wingdings" w:hint="default"/>
+        <w:sz w:val="20"/>
+      </w:rPr>
+    </w:lvl>
+    <w:lvl w:ilvl="3" w:tentative="1">
+      <w:start w:val="1"/>
+      <w:numFmt w:val="bullet"/>
+      <w:lvlText w:val=""/>
+      <w:lvlJc w:val="left"/>
+      <w:pPr>
+        <w:tabs>
+          <w:tab w:val="num" w:pos="2880"/>
+        </w:tabs>
+        <w:ind w:left="2880" w:hanging="360"/>
+      </w:pPr>
+      <w:rPr>
+        <w:rFonts w:ascii="Wingdings" w:hAnsi="Wingdings" w:hint="default"/>
+        <w:sz w:val="20"/>
+      </w:rPr>
+    </w:lvl>
+    <w:lvl w:ilvl="4" w:tentative="1">
+      <w:start w:val="1"/>
+      <w:numFmt w:val="bullet"/>
+      <w:lvlText w:val=""/>
+      <w:lvlJc w:val="left"/>
+      <w:pPr>
+        <w:tabs>
+          <w:tab w:val="num" w:pos="3600"/>
+        </w:tabs>
+        <w:ind w:left="3600" w:hanging="360"/>
+      </w:pPr>
+      <w:rPr>
+        <w:rFonts w:ascii="Wingdings" w:hAnsi="Wingdings" w:hint="default"/>
+        <w:sz w:val="20"/>
+      </w:rPr>
+    </w:lvl>
+    <w:lvl w:ilvl="5" w:tentative="1">
+      <w:start w:val="1"/>
+      <w:numFmt w:val="bullet"/>
+      <w:lvlText w:val=""/>
+      <w:lvlJc w:val="left"/>
+      <w:pPr>
+        <w:tabs>
+          <w:tab w:val="num" w:pos="4320"/>
+        </w:tabs>
+        <w:ind w:left="4320" w:hanging="360"/>
+      </w:pPr>
+      <w:rPr>
+        <w:rFonts w:ascii="Wingdings" w:hAnsi="Wingdings" w:hint="default"/>
+        <w:sz w:val="20"/>
+      </w:rPr>
+    </w:lvl>
+    <w:lvl w:ilvl="6" w:tentative="1">
+      <w:start w:val="1"/>
+      <w:numFmt w:val="bullet"/>
+      <w:lvlText w:val=""/>
+      <w:lvlJc w:val="left"/>
+      <w:pPr>
+        <w:tabs>
+          <w:tab w:val="num" w:pos="5040"/>
+        </w:tabs>
+        <w:ind w:left="5040" w:hanging="360"/>
+      </w:pPr>
+      <w:rPr>
+        <w:rFonts w:ascii="Wingdings" w:hAnsi="Wingdings" w:hint="default"/>
+        <w:sz w:val="20"/>
+      </w:rPr>
+    </w:lvl>
+    <w:lvl w:ilvl="7" w:tentative="1">
+      <w:start w:val="1"/>
+      <w:numFmt w:val="bullet"/>
+      <w:lvlText w:val=""/>
+      <w:lvlJc w:val="left"/>
+      <w:pPr>
+        <w:tabs>
+          <w:tab w:val="num" w:pos="5760"/>
+        </w:tabs>
+        <w:ind w:left="5760" w:hanging="360"/>
+      </w:pPr>
+      <w:rPr>
+        <w:rFonts w:ascii="Wingdings" w:hAnsi="Wingdings" w:hint="default"/>
+        <w:sz w:val="20"/>
+      </w:rPr>
+    </w:lvl>
+    <w:lvl w:ilvl="8" w:tentative="1">
+      <w:start w:val="1"/>
+      <w:numFmt w:val="bullet"/>
+      <w:lvlText w:val=""/>
+      <w:lvlJc w:val="left"/>
+      <w:pPr>
+        <w:tabs>
+          <w:tab w:val="num" w:pos="6480"/>
+        </w:tabs>
+        <w:ind w:left="6480" w:hanging="360"/>
+      </w:pPr>
+      <w:rPr>
+        <w:rFonts w:ascii="Wingdings" w:hAnsi="Wingdings" w:hint="default"/>
+        <w:sz w:val="20"/>
+      </w:rPr>
+    </w:lvl>
+  </w:abstractNum>
+  <w:abstractNum w:abstractNumId="16" w15:restartNumberingAfterBreak="0">
     <w:nsid w:val="4C7B47B6"/>
     <w:multiLevelType w:val="multilevel"/>
     <w:tmpl w:val="8E7EEC2E"/>
@@ -4188,7 +5656,156 @@
       </w:rPr>
     </w:lvl>
   </w:abstractNum>
-  <w:abstractNum w:abstractNumId="13" w15:restartNumberingAfterBreak="0">
+  <w:abstractNum w:abstractNumId="17" w15:restartNumberingAfterBreak="0">
+    <w:nsid w:val="4FF76C79"/>
+    <w:multiLevelType w:val="multilevel"/>
+    <w:tmpl w:val="70803E24"/>
+    <w:lvl w:ilvl="0">
+      <w:start w:val="1"/>
+      <w:numFmt w:val="bullet"/>
+      <w:lvlText w:val=""/>
+      <w:lvlJc w:val="left"/>
+      <w:pPr>
+        <w:tabs>
+          <w:tab w:val="num" w:pos="720"/>
+        </w:tabs>
+        <w:ind w:left="720" w:hanging="360"/>
+      </w:pPr>
+      <w:rPr>
+        <w:rFonts w:ascii="Symbol" w:hAnsi="Symbol" w:hint="default"/>
+        <w:sz w:val="20"/>
+      </w:rPr>
+    </w:lvl>
+    <w:lvl w:ilvl="1" w:tentative="1">
+      <w:start w:val="1"/>
+      <w:numFmt w:val="bullet"/>
+      <w:lvlText w:val="o"/>
+      <w:lvlJc w:val="left"/>
+      <w:pPr>
+        <w:tabs>
+          <w:tab w:val="num" w:pos="1440"/>
+        </w:tabs>
+        <w:ind w:left="1440" w:hanging="360"/>
+      </w:pPr>
+      <w:rPr>
+        <w:rFonts w:ascii="Courier New" w:hAnsi="Courier New" w:hint="default"/>
+        <w:sz w:val="20"/>
+      </w:rPr>
+    </w:lvl>
+    <w:lvl w:ilvl="2" w:tentative="1">
+      <w:start w:val="1"/>
+      <w:numFmt w:val="bullet"/>
+      <w:lvlText w:val=""/>
+      <w:lvlJc w:val="left"/>
+      <w:pPr>
+        <w:tabs>
+          <w:tab w:val="num" w:pos="2160"/>
+        </w:tabs>
+        <w:ind w:left="2160" w:hanging="360"/>
+      </w:pPr>
+      <w:rPr>
+        <w:rFonts w:ascii="Wingdings" w:hAnsi="Wingdings" w:hint="default"/>
+        <w:sz w:val="20"/>
+      </w:rPr>
+    </w:lvl>
+    <w:lvl w:ilvl="3" w:tentative="1">
+      <w:start w:val="1"/>
+      <w:numFmt w:val="bullet"/>
+      <w:lvlText w:val=""/>
+      <w:lvlJc w:val="left"/>
+      <w:pPr>
+        <w:tabs>
+          <w:tab w:val="num" w:pos="2880"/>
+        </w:tabs>
+        <w:ind w:left="2880" w:hanging="360"/>
+      </w:pPr>
+      <w:rPr>
+        <w:rFonts w:ascii="Wingdings" w:hAnsi="Wingdings" w:hint="default"/>
+        <w:sz w:val="20"/>
+      </w:rPr>
+    </w:lvl>
+    <w:lvl w:ilvl="4" w:tentative="1">
+      <w:start w:val="1"/>
+      <w:numFmt w:val="bullet"/>
+      <w:lvlText w:val=""/>
+      <w:lvlJc w:val="left"/>
+      <w:pPr>
+        <w:tabs>
+          <w:tab w:val="num" w:pos="3600"/>
+        </w:tabs>
+        <w:ind w:left="3600" w:hanging="360"/>
+      </w:pPr>
+      <w:rPr>
+        <w:rFonts w:ascii="Wingdings" w:hAnsi="Wingdings" w:hint="default"/>
+        <w:sz w:val="20"/>
+      </w:rPr>
+    </w:lvl>
+    <w:lvl w:ilvl="5" w:tentative="1">
+      <w:start w:val="1"/>
+      <w:numFmt w:val="bullet"/>
+      <w:lvlText w:val=""/>
+      <w:lvlJc w:val="left"/>
+      <w:pPr>
+        <w:tabs>
+          <w:tab w:val="num" w:pos="4320"/>
+        </w:tabs>
+        <w:ind w:left="4320" w:hanging="360"/>
+      </w:pPr>
+      <w:rPr>
+        <w:rFonts w:ascii="Wingdings" w:hAnsi="Wingdings" w:hint="default"/>
+        <w:sz w:val="20"/>
+      </w:rPr>
+    </w:lvl>
+    <w:lvl w:ilvl="6" w:tentative="1">
+      <w:start w:val="1"/>
+      <w:numFmt w:val="bullet"/>
+      <w:lvlText w:val=""/>
+      <w:lvlJc w:val="left"/>
+      <w:pPr>
+        <w:tabs>
+          <w:tab w:val="num" w:pos="5040"/>
+        </w:tabs>
+        <w:ind w:left="5040" w:hanging="360"/>
+      </w:pPr>
+      <w:rPr>
+        <w:rFonts w:ascii="Wingdings" w:hAnsi="Wingdings" w:hint="default"/>
+        <w:sz w:val="20"/>
+      </w:rPr>
+    </w:lvl>
+    <w:lvl w:ilvl="7" w:tentative="1">
+      <w:start w:val="1"/>
+      <w:numFmt w:val="bullet"/>
+      <w:lvlText w:val=""/>
+      <w:lvlJc w:val="left"/>
+      <w:pPr>
+        <w:tabs>
+          <w:tab w:val="num" w:pos="5760"/>
+        </w:tabs>
+        <w:ind w:left="5760" w:hanging="360"/>
+      </w:pPr>
+      <w:rPr>
+        <w:rFonts w:ascii="Wingdings" w:hAnsi="Wingdings" w:hint="default"/>
+        <w:sz w:val="20"/>
+      </w:rPr>
+    </w:lvl>
+    <w:lvl w:ilvl="8" w:tentative="1">
+      <w:start w:val="1"/>
+      <w:numFmt w:val="bullet"/>
+      <w:lvlText w:val=""/>
+      <w:lvlJc w:val="left"/>
+      <w:pPr>
+        <w:tabs>
+          <w:tab w:val="num" w:pos="6480"/>
+        </w:tabs>
+        <w:ind w:left="6480" w:hanging="360"/>
+      </w:pPr>
+      <w:rPr>
+        <w:rFonts w:ascii="Wingdings" w:hAnsi="Wingdings" w:hint="default"/>
+        <w:sz w:val="20"/>
+      </w:rPr>
+    </w:lvl>
+  </w:abstractNum>
+  <w:abstractNum w:abstractNumId="18" w15:restartNumberingAfterBreak="0">
     <w:nsid w:val="5EF17D72"/>
     <w:multiLevelType w:val="multilevel"/>
     <w:tmpl w:val="96BAEC90"/>
@@ -4337,7 +5954,7 @@
       </w:rPr>
     </w:lvl>
   </w:abstractNum>
-  <w:abstractNum w:abstractNumId="14" w15:restartNumberingAfterBreak="0">
+  <w:abstractNum w:abstractNumId="19" w15:restartNumberingAfterBreak="0">
     <w:nsid w:val="60346C0E"/>
     <w:multiLevelType w:val="multilevel"/>
     <w:tmpl w:val="2B861A66"/>
@@ -4486,7 +6103,7 @@
       </w:rPr>
     </w:lvl>
   </w:abstractNum>
-  <w:abstractNum w:abstractNumId="15" w15:restartNumberingAfterBreak="0">
+  <w:abstractNum w:abstractNumId="20" w15:restartNumberingAfterBreak="0">
     <w:nsid w:val="6CDB5688"/>
     <w:multiLevelType w:val="multilevel"/>
     <w:tmpl w:val="D57ED04C"/>
@@ -4635,7 +6252,7 @@
       </w:rPr>
     </w:lvl>
   </w:abstractNum>
-  <w:abstractNum w:abstractNumId="16" w15:restartNumberingAfterBreak="0">
+  <w:abstractNum w:abstractNumId="21" w15:restartNumberingAfterBreak="0">
     <w:nsid w:val="6D646B5B"/>
     <w:multiLevelType w:val="multilevel"/>
     <w:tmpl w:val="84A64C7E"/>
@@ -4752,7 +6369,7 @@
       </w:pPr>
     </w:lvl>
   </w:abstractNum>
-  <w:abstractNum w:abstractNumId="17" w15:restartNumberingAfterBreak="0">
+  <w:abstractNum w:abstractNumId="22" w15:restartNumberingAfterBreak="0">
     <w:nsid w:val="7136062A"/>
     <w:multiLevelType w:val="multilevel"/>
     <w:tmpl w:val="3D9C1E08"/>
@@ -4901,7 +6518,7 @@
       </w:rPr>
     </w:lvl>
   </w:abstractNum>
-  <w:abstractNum w:abstractNumId="18" w15:restartNumberingAfterBreak="0">
+  <w:abstractNum w:abstractNumId="23" w15:restartNumberingAfterBreak="0">
     <w:nsid w:val="71B75856"/>
     <w:multiLevelType w:val="multilevel"/>
     <w:tmpl w:val="27649DBC"/>
@@ -5050,7 +6667,7 @@
       </w:rPr>
     </w:lvl>
   </w:abstractNum>
-  <w:abstractNum w:abstractNumId="19" w15:restartNumberingAfterBreak="0">
+  <w:abstractNum w:abstractNumId="24" w15:restartNumberingAfterBreak="0">
     <w:nsid w:val="73106CEC"/>
     <w:multiLevelType w:val="multilevel"/>
     <w:tmpl w:val="B11C30E6"/>
@@ -5199,7 +6816,7 @@
       </w:rPr>
     </w:lvl>
   </w:abstractNum>
-  <w:abstractNum w:abstractNumId="20" w15:restartNumberingAfterBreak="0">
+  <w:abstractNum w:abstractNumId="25" w15:restartNumberingAfterBreak="0">
     <w:nsid w:val="7B891D1D"/>
     <w:multiLevelType w:val="multilevel"/>
     <w:tmpl w:val="523A0B56"/>
@@ -5348,17 +6965,315 @@
       </w:rPr>
     </w:lvl>
   </w:abstractNum>
+  <w:abstractNum w:abstractNumId="26" w15:restartNumberingAfterBreak="0">
+    <w:nsid w:val="7DB27C76"/>
+    <w:multiLevelType w:val="multilevel"/>
+    <w:tmpl w:val="33301834"/>
+    <w:lvl w:ilvl="0">
+      <w:start w:val="1"/>
+      <w:numFmt w:val="bullet"/>
+      <w:lvlText w:val=""/>
+      <w:lvlJc w:val="left"/>
+      <w:pPr>
+        <w:tabs>
+          <w:tab w:val="num" w:pos="720"/>
+        </w:tabs>
+        <w:ind w:left="720" w:hanging="360"/>
+      </w:pPr>
+      <w:rPr>
+        <w:rFonts w:ascii="Symbol" w:hAnsi="Symbol" w:hint="default"/>
+        <w:sz w:val="20"/>
+      </w:rPr>
+    </w:lvl>
+    <w:lvl w:ilvl="1" w:tentative="1">
+      <w:start w:val="1"/>
+      <w:numFmt w:val="bullet"/>
+      <w:lvlText w:val="o"/>
+      <w:lvlJc w:val="left"/>
+      <w:pPr>
+        <w:tabs>
+          <w:tab w:val="num" w:pos="1440"/>
+        </w:tabs>
+        <w:ind w:left="1440" w:hanging="360"/>
+      </w:pPr>
+      <w:rPr>
+        <w:rFonts w:ascii="Courier New" w:hAnsi="Courier New" w:hint="default"/>
+        <w:sz w:val="20"/>
+      </w:rPr>
+    </w:lvl>
+    <w:lvl w:ilvl="2" w:tentative="1">
+      <w:start w:val="1"/>
+      <w:numFmt w:val="bullet"/>
+      <w:lvlText w:val=""/>
+      <w:lvlJc w:val="left"/>
+      <w:pPr>
+        <w:tabs>
+          <w:tab w:val="num" w:pos="2160"/>
+        </w:tabs>
+        <w:ind w:left="2160" w:hanging="360"/>
+      </w:pPr>
+      <w:rPr>
+        <w:rFonts w:ascii="Wingdings" w:hAnsi="Wingdings" w:hint="default"/>
+        <w:sz w:val="20"/>
+      </w:rPr>
+    </w:lvl>
+    <w:lvl w:ilvl="3" w:tentative="1">
+      <w:start w:val="1"/>
+      <w:numFmt w:val="bullet"/>
+      <w:lvlText w:val=""/>
+      <w:lvlJc w:val="left"/>
+      <w:pPr>
+        <w:tabs>
+          <w:tab w:val="num" w:pos="2880"/>
+        </w:tabs>
+        <w:ind w:left="2880" w:hanging="360"/>
+      </w:pPr>
+      <w:rPr>
+        <w:rFonts w:ascii="Wingdings" w:hAnsi="Wingdings" w:hint="default"/>
+        <w:sz w:val="20"/>
+      </w:rPr>
+    </w:lvl>
+    <w:lvl w:ilvl="4" w:tentative="1">
+      <w:start w:val="1"/>
+      <w:numFmt w:val="bullet"/>
+      <w:lvlText w:val=""/>
+      <w:lvlJc w:val="left"/>
+      <w:pPr>
+        <w:tabs>
+          <w:tab w:val="num" w:pos="3600"/>
+        </w:tabs>
+        <w:ind w:left="3600" w:hanging="360"/>
+      </w:pPr>
+      <w:rPr>
+        <w:rFonts w:ascii="Wingdings" w:hAnsi="Wingdings" w:hint="default"/>
+        <w:sz w:val="20"/>
+      </w:rPr>
+    </w:lvl>
+    <w:lvl w:ilvl="5" w:tentative="1">
+      <w:start w:val="1"/>
+      <w:numFmt w:val="bullet"/>
+      <w:lvlText w:val=""/>
+      <w:lvlJc w:val="left"/>
+      <w:pPr>
+        <w:tabs>
+          <w:tab w:val="num" w:pos="4320"/>
+        </w:tabs>
+        <w:ind w:left="4320" w:hanging="360"/>
+      </w:pPr>
+      <w:rPr>
+        <w:rFonts w:ascii="Wingdings" w:hAnsi="Wingdings" w:hint="default"/>
+        <w:sz w:val="20"/>
+      </w:rPr>
+    </w:lvl>
+    <w:lvl w:ilvl="6" w:tentative="1">
+      <w:start w:val="1"/>
+      <w:numFmt w:val="bullet"/>
+      <w:lvlText w:val=""/>
+      <w:lvlJc w:val="left"/>
+      <w:pPr>
+        <w:tabs>
+          <w:tab w:val="num" w:pos="5040"/>
+        </w:tabs>
+        <w:ind w:left="5040" w:hanging="360"/>
+      </w:pPr>
+      <w:rPr>
+        <w:rFonts w:ascii="Wingdings" w:hAnsi="Wingdings" w:hint="default"/>
+        <w:sz w:val="20"/>
+      </w:rPr>
+    </w:lvl>
+    <w:lvl w:ilvl="7" w:tentative="1">
+      <w:start w:val="1"/>
+      <w:numFmt w:val="bullet"/>
+      <w:lvlText w:val=""/>
+      <w:lvlJc w:val="left"/>
+      <w:pPr>
+        <w:tabs>
+          <w:tab w:val="num" w:pos="5760"/>
+        </w:tabs>
+        <w:ind w:left="5760" w:hanging="360"/>
+      </w:pPr>
+      <w:rPr>
+        <w:rFonts w:ascii="Wingdings" w:hAnsi="Wingdings" w:hint="default"/>
+        <w:sz w:val="20"/>
+      </w:rPr>
+    </w:lvl>
+    <w:lvl w:ilvl="8" w:tentative="1">
+      <w:start w:val="1"/>
+      <w:numFmt w:val="bullet"/>
+      <w:lvlText w:val=""/>
+      <w:lvlJc w:val="left"/>
+      <w:pPr>
+        <w:tabs>
+          <w:tab w:val="num" w:pos="6480"/>
+        </w:tabs>
+        <w:ind w:left="6480" w:hanging="360"/>
+      </w:pPr>
+      <w:rPr>
+        <w:rFonts w:ascii="Wingdings" w:hAnsi="Wingdings" w:hint="default"/>
+        <w:sz w:val="20"/>
+      </w:rPr>
+    </w:lvl>
+  </w:abstractNum>
+  <w:abstractNum w:abstractNumId="27" w15:restartNumberingAfterBreak="0">
+    <w:nsid w:val="7F1E70D6"/>
+    <w:multiLevelType w:val="multilevel"/>
+    <w:tmpl w:val="3D18320C"/>
+    <w:lvl w:ilvl="0">
+      <w:start w:val="1"/>
+      <w:numFmt w:val="bullet"/>
+      <w:lvlText w:val=""/>
+      <w:lvlJc w:val="left"/>
+      <w:pPr>
+        <w:tabs>
+          <w:tab w:val="num" w:pos="720"/>
+        </w:tabs>
+        <w:ind w:left="720" w:hanging="360"/>
+      </w:pPr>
+      <w:rPr>
+        <w:rFonts w:ascii="Symbol" w:hAnsi="Symbol" w:hint="default"/>
+        <w:sz w:val="20"/>
+      </w:rPr>
+    </w:lvl>
+    <w:lvl w:ilvl="1">
+      <w:start w:val="1"/>
+      <w:numFmt w:val="bullet"/>
+      <w:lvlText w:val="o"/>
+      <w:lvlJc w:val="left"/>
+      <w:pPr>
+        <w:tabs>
+          <w:tab w:val="num" w:pos="1440"/>
+        </w:tabs>
+        <w:ind w:left="1440" w:hanging="360"/>
+      </w:pPr>
+      <w:rPr>
+        <w:rFonts w:ascii="Courier New" w:hAnsi="Courier New" w:hint="default"/>
+        <w:sz w:val="20"/>
+      </w:rPr>
+    </w:lvl>
+    <w:lvl w:ilvl="2" w:tentative="1">
+      <w:start w:val="1"/>
+      <w:numFmt w:val="bullet"/>
+      <w:lvlText w:val=""/>
+      <w:lvlJc w:val="left"/>
+      <w:pPr>
+        <w:tabs>
+          <w:tab w:val="num" w:pos="2160"/>
+        </w:tabs>
+        <w:ind w:left="2160" w:hanging="360"/>
+      </w:pPr>
+      <w:rPr>
+        <w:rFonts w:ascii="Wingdings" w:hAnsi="Wingdings" w:hint="default"/>
+        <w:sz w:val="20"/>
+      </w:rPr>
+    </w:lvl>
+    <w:lvl w:ilvl="3" w:tentative="1">
+      <w:start w:val="1"/>
+      <w:numFmt w:val="bullet"/>
+      <w:lvlText w:val=""/>
+      <w:lvlJc w:val="left"/>
+      <w:pPr>
+        <w:tabs>
+          <w:tab w:val="num" w:pos="2880"/>
+        </w:tabs>
+        <w:ind w:left="2880" w:hanging="360"/>
+      </w:pPr>
+      <w:rPr>
+        <w:rFonts w:ascii="Wingdings" w:hAnsi="Wingdings" w:hint="default"/>
+        <w:sz w:val="20"/>
+      </w:rPr>
+    </w:lvl>
+    <w:lvl w:ilvl="4" w:tentative="1">
+      <w:start w:val="1"/>
+      <w:numFmt w:val="bullet"/>
+      <w:lvlText w:val=""/>
+      <w:lvlJc w:val="left"/>
+      <w:pPr>
+        <w:tabs>
+          <w:tab w:val="num" w:pos="3600"/>
+        </w:tabs>
+        <w:ind w:left="3600" w:hanging="360"/>
+      </w:pPr>
+      <w:rPr>
+        <w:rFonts w:ascii="Wingdings" w:hAnsi="Wingdings" w:hint="default"/>
+        <w:sz w:val="20"/>
+      </w:rPr>
+    </w:lvl>
+    <w:lvl w:ilvl="5" w:tentative="1">
+      <w:start w:val="1"/>
+      <w:numFmt w:val="bullet"/>
+      <w:lvlText w:val=""/>
+      <w:lvlJc w:val="left"/>
+      <w:pPr>
+        <w:tabs>
+          <w:tab w:val="num" w:pos="4320"/>
+        </w:tabs>
+        <w:ind w:left="4320" w:hanging="360"/>
+      </w:pPr>
+      <w:rPr>
+        <w:rFonts w:ascii="Wingdings" w:hAnsi="Wingdings" w:hint="default"/>
+        <w:sz w:val="20"/>
+      </w:rPr>
+    </w:lvl>
+    <w:lvl w:ilvl="6" w:tentative="1">
+      <w:start w:val="1"/>
+      <w:numFmt w:val="bullet"/>
+      <w:lvlText w:val=""/>
+      <w:lvlJc w:val="left"/>
+      <w:pPr>
+        <w:tabs>
+          <w:tab w:val="num" w:pos="5040"/>
+        </w:tabs>
+        <w:ind w:left="5040" w:hanging="360"/>
+      </w:pPr>
+      <w:rPr>
+        <w:rFonts w:ascii="Wingdings" w:hAnsi="Wingdings" w:hint="default"/>
+        <w:sz w:val="20"/>
+      </w:rPr>
+    </w:lvl>
+    <w:lvl w:ilvl="7" w:tentative="1">
+      <w:start w:val="1"/>
+      <w:numFmt w:val="bullet"/>
+      <w:lvlText w:val=""/>
+      <w:lvlJc w:val="left"/>
+      <w:pPr>
+        <w:tabs>
+          <w:tab w:val="num" w:pos="5760"/>
+        </w:tabs>
+        <w:ind w:left="5760" w:hanging="360"/>
+      </w:pPr>
+      <w:rPr>
+        <w:rFonts w:ascii="Wingdings" w:hAnsi="Wingdings" w:hint="default"/>
+        <w:sz w:val="20"/>
+      </w:rPr>
+    </w:lvl>
+    <w:lvl w:ilvl="8" w:tentative="1">
+      <w:start w:val="1"/>
+      <w:numFmt w:val="bullet"/>
+      <w:lvlText w:val=""/>
+      <w:lvlJc w:val="left"/>
+      <w:pPr>
+        <w:tabs>
+          <w:tab w:val="num" w:pos="6480"/>
+        </w:tabs>
+        <w:ind w:left="6480" w:hanging="360"/>
+      </w:pPr>
+      <w:rPr>
+        <w:rFonts w:ascii="Wingdings" w:hAnsi="Wingdings" w:hint="default"/>
+        <w:sz w:val="20"/>
+      </w:rPr>
+    </w:lvl>
+  </w:abstractNum>
   <w:num w:numId="1" w16cid:durableId="25179969">
-    <w:abstractNumId w:val="13"/>
+    <w:abstractNumId w:val="18"/>
   </w:num>
   <w:num w:numId="2" w16cid:durableId="824513683">
-    <w:abstractNumId w:val="20"/>
+    <w:abstractNumId w:val="25"/>
   </w:num>
   <w:num w:numId="3" w16cid:durableId="823467484">
-    <w:abstractNumId w:val="19"/>
+    <w:abstractNumId w:val="24"/>
   </w:num>
   <w:num w:numId="4" w16cid:durableId="2114089960">
-    <w:abstractNumId w:val="10"/>
+    <w:abstractNumId w:val="13"/>
   </w:num>
   <w:num w:numId="5" w16cid:durableId="682974757">
     <w:abstractNumId w:val="4"/>
@@ -5370,46 +7285,67 @@
     <w:abstractNumId w:val="0"/>
   </w:num>
   <w:num w:numId="8" w16cid:durableId="317418297">
-    <w:abstractNumId w:val="6"/>
+    <w:abstractNumId w:val="7"/>
   </w:num>
   <w:num w:numId="9" w16cid:durableId="333336905">
     <w:abstractNumId w:val="1"/>
   </w:num>
   <w:num w:numId="10" w16cid:durableId="731855023">
-    <w:abstractNumId w:val="7"/>
+    <w:abstractNumId w:val="8"/>
   </w:num>
   <w:num w:numId="11" w16cid:durableId="266277826">
-    <w:abstractNumId w:val="14"/>
+    <w:abstractNumId w:val="19"/>
   </w:num>
   <w:num w:numId="12" w16cid:durableId="90123442">
-    <w:abstractNumId w:val="9"/>
+    <w:abstractNumId w:val="11"/>
   </w:num>
   <w:num w:numId="13" w16cid:durableId="1140921586">
-    <w:abstractNumId w:val="17"/>
+    <w:abstractNumId w:val="22"/>
   </w:num>
   <w:num w:numId="14" w16cid:durableId="852568246">
-    <w:abstractNumId w:val="12"/>
+    <w:abstractNumId w:val="16"/>
   </w:num>
   <w:num w:numId="15" w16cid:durableId="668754546">
     <w:abstractNumId w:val="3"/>
   </w:num>
   <w:num w:numId="16" w16cid:durableId="923995661">
-    <w:abstractNumId w:val="15"/>
+    <w:abstractNumId w:val="20"/>
   </w:num>
   <w:num w:numId="17" w16cid:durableId="350954232">
-    <w:abstractNumId w:val="8"/>
+    <w:abstractNumId w:val="10"/>
   </w:num>
   <w:num w:numId="18" w16cid:durableId="49426166">
-    <w:abstractNumId w:val="16"/>
+    <w:abstractNumId w:val="21"/>
   </w:num>
   <w:num w:numId="19" w16cid:durableId="1608463886">
-    <w:abstractNumId w:val="18"/>
+    <w:abstractNumId w:val="23"/>
   </w:num>
   <w:num w:numId="20" w16cid:durableId="1036543510">
-    <w:abstractNumId w:val="11"/>
+    <w:abstractNumId w:val="14"/>
   </w:num>
   <w:num w:numId="21" w16cid:durableId="1667395357">
     <w:abstractNumId w:val="2"/>
+  </w:num>
+  <w:num w:numId="22" w16cid:durableId="1331177596">
+    <w:abstractNumId w:val="9"/>
+  </w:num>
+  <w:num w:numId="23" w16cid:durableId="883101130">
+    <w:abstractNumId w:val="17"/>
+  </w:num>
+  <w:num w:numId="24" w16cid:durableId="256138509">
+    <w:abstractNumId w:val="6"/>
+  </w:num>
+  <w:num w:numId="25" w16cid:durableId="774598763">
+    <w:abstractNumId w:val="27"/>
+  </w:num>
+  <w:num w:numId="26" w16cid:durableId="84544151">
+    <w:abstractNumId w:val="26"/>
+  </w:num>
+  <w:num w:numId="27" w16cid:durableId="992296682">
+    <w:abstractNumId w:val="15"/>
+  </w:num>
+  <w:num w:numId="28" w16cid:durableId="35080351">
+    <w:abstractNumId w:val="12"/>
   </w:num>
 </w:numbering>
 </file>
